--- a/Advanced-Digital-Design/howTo/howTo 12 TTC Interrupt.docx
+++ b/Advanced-Digital-Design/howTo/howTo 12 TTC Interrupt.docx
@@ -1,6 +1,6 @@
 
 <file path=word/document.xml><?xml version="1.0" encoding="utf-8"?>
-<w:document xmlns:wpc="http://schemas.microsoft.com/office/word/2010/wordprocessingCanvas" xmlns:cx="http://schemas.microsoft.com/office/drawing/2014/chartex" xmlns:cx1="http://schemas.microsoft.com/office/drawing/2015/9/8/chartex" xmlns:cx2="http://schemas.microsoft.com/office/drawing/2015/10/21/chartex" xmlns:cx3="http://schemas.microsoft.com/office/drawing/2016/5/9/chartex" xmlns:cx4="http://schemas.microsoft.com/office/drawing/2016/5/10/chartex" xmlns:cx5="http://schemas.microsoft.com/office/drawing/2016/5/11/chartex" xmlns:cx6="http://schemas.microsoft.com/office/drawing/2016/5/12/chartex" xmlns:cx7="http://schemas.microsoft.com/office/drawing/2016/5/13/chartex" xmlns:cx8="http://schemas.microsoft.com/office/drawing/2016/5/14/chartex" xmlns:mc="http://schemas.openxmlformats.org/markup-compatibility/2006" xmlns:aink="http://schemas.microsoft.com/office/drawing/2016/ink" xmlns:am3d="http://schemas.microsoft.com/office/drawing/2017/model3d" xmlns:o="urn:schemas-microsoft-com:office:office" xmlns:oel="http://schemas.microsoft.com/office/2019/extlst" xmlns:r="http://schemas.openxmlformats.org/officeDocument/2006/relationships" xmlns:m="http://schemas.openxmlformats.org/officeDocument/2006/math" xmlns:v="urn:schemas-microsoft-com:vml" xmlns:wp14="http://schemas.microsoft.com/office/word/2010/wordprocessingDrawing" xmlns:wp="http://schemas.openxmlformats.org/drawingml/2006/wordprocessingDrawing" xmlns:w10="urn:schemas-microsoft-com:office:word" xmlns:w="http://schemas.openxmlformats.org/wordprocessingml/2006/main" xmlns:w14="http://schemas.microsoft.com/office/word/2010/wordml" xmlns:w15="http://schemas.microsoft.com/office/word/2012/wordml" xmlns:w16cex="http://schemas.microsoft.com/office/word/2018/wordml/cex" xmlns:w16cid="http://schemas.microsoft.com/office/word/2016/wordml/cid" xmlns:w16="http://schemas.microsoft.com/office/word/2018/wordml" xmlns:w16sdtdh="http://schemas.microsoft.com/office/word/2020/wordml/sdtdatahash" xmlns:w16se="http://schemas.microsoft.com/office/word/2015/wordml/symex" xmlns:wpg="http://schemas.microsoft.com/office/word/2010/wordprocessingGroup" xmlns:wpi="http://schemas.microsoft.com/office/word/2010/wordprocessingInk" xmlns:wne="http://schemas.microsoft.com/office/word/2006/wordml" xmlns:wps="http://schemas.microsoft.com/office/word/2010/wordprocessingShape" mc:Ignorable="w14 w15 w16se w16cid w16 w16cex w16sdtdh wp14">
+<w:document xmlns:wpc="http://schemas.microsoft.com/office/word/2010/wordprocessingCanvas" xmlns:cx="http://schemas.microsoft.com/office/drawing/2014/chartex" xmlns:cx1="http://schemas.microsoft.com/office/drawing/2015/9/8/chartex" xmlns:cx2="http://schemas.microsoft.com/office/drawing/2015/10/21/chartex" xmlns:cx3="http://schemas.microsoft.com/office/drawing/2016/5/9/chartex" xmlns:cx4="http://schemas.microsoft.com/office/drawing/2016/5/10/chartex" xmlns:cx5="http://schemas.microsoft.com/office/drawing/2016/5/11/chartex" xmlns:cx6="http://schemas.microsoft.com/office/drawing/2016/5/12/chartex" xmlns:cx7="http://schemas.microsoft.com/office/drawing/2016/5/13/chartex" xmlns:cx8="http://schemas.microsoft.com/office/drawing/2016/5/14/chartex" xmlns:mc="http://schemas.openxmlformats.org/markup-compatibility/2006" xmlns:aink="http://schemas.microsoft.com/office/drawing/2016/ink" xmlns:am3d="http://schemas.microsoft.com/office/drawing/2017/model3d" xmlns:o="urn:schemas-microsoft-com:office:office" xmlns:oel="http://schemas.microsoft.com/office/2019/extlst" xmlns:r="http://schemas.openxmlformats.org/officeDocument/2006/relationships" xmlns:m="http://schemas.openxmlformats.org/officeDocument/2006/math" xmlns:v="urn:schemas-microsoft-com:vml" xmlns:wp14="http://schemas.microsoft.com/office/word/2010/wordprocessingDrawing" xmlns:wp="http://schemas.openxmlformats.org/drawingml/2006/wordprocessingDrawing" xmlns:w10="urn:schemas-microsoft-com:office:word" xmlns:w="http://schemas.openxmlformats.org/wordprocessingml/2006/main" xmlns:w14="http://schemas.microsoft.com/office/word/2010/wordml" xmlns:w15="http://schemas.microsoft.com/office/word/2012/wordml" xmlns:w16cex="http://schemas.microsoft.com/office/word/2018/wordml/cex" xmlns:w16cid="http://schemas.microsoft.com/office/word/2016/wordml/cid" xmlns:w16="http://schemas.microsoft.com/office/word/2018/wordml" xmlns:w16du="http://schemas.microsoft.com/office/word/2023/wordml/word16du" xmlns:w16sdtdh="http://schemas.microsoft.com/office/word/2020/wordml/sdtdatahash" xmlns:w16sdtfl="http://schemas.microsoft.com/office/word/2024/wordml/sdtformatlock" xmlns:w16se="http://schemas.microsoft.com/office/word/2015/wordml/symex" xmlns:wpg="http://schemas.microsoft.com/office/word/2010/wordprocessingGroup" xmlns:wpi="http://schemas.microsoft.com/office/word/2010/wordprocessingInk" xmlns:wne="http://schemas.microsoft.com/office/word/2006/wordml" xmlns:wps="http://schemas.microsoft.com/office/word/2010/wordprocessingShape" mc:Ignorable="w14 w15 w16se w16cid w16 w16cex w16sdtdh w16sdtfl w16du wp14">
   <w:body>
     <w:p>
       <w:r>
@@ -186,15 +186,7 @@
       </w:r>
       <w:proofErr w:type="spellEnd"/>
       <w:r>
-        <w:t xml:space="preserve"> module can be unclear.  If you remember that there are only 2 TTC module (called 0 and 1) and there are 3 timers inside each module, any variable that has a 0,1, and 2 variation is referencing the timers inside a module.  For </w:t>
-      </w:r>
-      <w:proofErr w:type="gramStart"/>
-      <w:r>
-        <w:t>example</w:t>
-      </w:r>
-      <w:proofErr w:type="gramEnd"/>
-      <w:r>
-        <w:t xml:space="preserve"> the define XPAR_PS7_TTC_2_BASEADDR in </w:t>
+        <w:t xml:space="preserve"> module can be unclear.  If you remember that there are only 2 TTC module (called 0 and 1) and there are 3 timers inside each module, any variable that has a 0,1, and 2 variation is referencing the timers inside a module.  For example the define XPAR_PS7_TTC_2_BASEADDR in </w:t>
       </w:r>
       <w:proofErr w:type="spellStart"/>
       <w:r>
@@ -211,7 +203,7 @@
           <w:noProof/>
         </w:rPr>
         <w:drawing>
-          <wp:anchor distT="0" distB="0" distL="114300" distR="114300" simplePos="0" relativeHeight="251660288" behindDoc="0" locked="0" layoutInCell="1" allowOverlap="1" wp14:anchorId="78865295" wp14:editId="3EDFF06F">
+          <wp:anchor distT="0" distB="0" distL="114300" distR="114300" simplePos="0" relativeHeight="251660288" behindDoc="0" locked="0" layoutInCell="1" allowOverlap="1" wp14:anchorId="78865295" wp14:editId="12FD34F6">
             <wp:simplePos x="0" y="0"/>
             <wp:positionH relativeFrom="column">
               <wp:posOffset>2166166</wp:posOffset>
@@ -265,7 +257,7 @@
           <w:noProof/>
         </w:rPr>
         <w:drawing>
-          <wp:anchor distT="0" distB="0" distL="114300" distR="114300" simplePos="0" relativeHeight="251658240" behindDoc="0" locked="0" layoutInCell="1" allowOverlap="1" wp14:anchorId="64CFF043" wp14:editId="409C150A">
+          <wp:anchor distT="0" distB="0" distL="114300" distR="114300" simplePos="0" relativeHeight="251658240" behindDoc="0" locked="0" layoutInCell="1" allowOverlap="1" wp14:anchorId="64CFF043" wp14:editId="50A2DCCB">
             <wp:simplePos x="0" y="0"/>
             <wp:positionH relativeFrom="column">
               <wp:posOffset>1905</wp:posOffset>
@@ -436,7 +428,6 @@
         <w:tab/>
         <w:t xml:space="preserve">Example Function: </w:t>
       </w:r>
-      <w:proofErr w:type="spellStart"/>
       <w:r>
         <w:rPr>
           <w:rFonts w:ascii="Courier New" w:hAnsi="Courier New" w:cs="Courier New"/>
@@ -445,7 +436,6 @@
         </w:rPr>
         <w:t>XTtcPs_Start</w:t>
       </w:r>
-      <w:proofErr w:type="spellEnd"/>
     </w:p>
     <w:p>
       <w:pPr>
@@ -518,7 +508,7 @@
           <w:noProof/>
         </w:rPr>
         <w:drawing>
-          <wp:anchor distT="0" distB="0" distL="114300" distR="114300" simplePos="0" relativeHeight="251661312" behindDoc="0" locked="0" layoutInCell="1" allowOverlap="1" wp14:anchorId="4C679ADB" wp14:editId="39E92779">
+          <wp:anchor distT="0" distB="0" distL="114300" distR="114300" simplePos="0" relativeHeight="251661312" behindDoc="0" locked="0" layoutInCell="1" allowOverlap="1" wp14:anchorId="4C679ADB" wp14:editId="24CC6747">
             <wp:simplePos x="0" y="0"/>
             <wp:positionH relativeFrom="column">
               <wp:posOffset>3635556</wp:posOffset>
@@ -1604,15 +1594,199 @@
         </w:rPr>
         <w:t xml:space="preserve"> </w:t>
       </w:r>
+      <w:r>
+        <w:rPr>
+          <w:rFonts w:ascii="Consolas" w:eastAsiaTheme="minorEastAsia" w:hAnsi="Consolas" w:cs="Consolas"/>
+          <w:color w:val="0000C0"/>
+          <w:sz w:val="20"/>
+          <w:szCs w:val="20"/>
+        </w:rPr>
+        <w:t>Prescaler</w:t>
+      </w:r>
+      <w:r>
+        <w:rPr>
+          <w:rFonts w:ascii="Consolas" w:eastAsiaTheme="minorEastAsia" w:hAnsi="Consolas" w:cs="Consolas"/>
+          <w:sz w:val="20"/>
+          <w:szCs w:val="20"/>
+        </w:rPr>
+        <w:t>;</w:t>
+      </w:r>
+      <w:r>
+        <w:rPr>
+          <w:rFonts w:ascii="Consolas" w:eastAsiaTheme="minorEastAsia" w:hAnsi="Consolas" w:cs="Consolas"/>
+          <w:sz w:val="20"/>
+          <w:szCs w:val="20"/>
+        </w:rPr>
+        <w:tab/>
+      </w:r>
+      <w:r>
+        <w:rPr>
+          <w:rFonts w:ascii="Consolas" w:eastAsiaTheme="minorEastAsia" w:hAnsi="Consolas" w:cs="Consolas"/>
+          <w:sz w:val="20"/>
+          <w:szCs w:val="20"/>
+        </w:rPr>
+        <w:tab/>
+      </w:r>
+      <w:r>
+        <w:rPr>
+          <w:rFonts w:ascii="Consolas" w:eastAsiaTheme="minorEastAsia" w:hAnsi="Consolas" w:cs="Consolas"/>
+          <w:sz w:val="20"/>
+          <w:szCs w:val="20"/>
+        </w:rPr>
+        <w:tab/>
+      </w:r>
+      <w:r>
+        <w:rPr>
+          <w:rFonts w:ascii="Consolas" w:eastAsiaTheme="minorEastAsia" w:hAnsi="Consolas" w:cs="Consolas"/>
+          <w:color w:val="3F7F5F"/>
+          <w:sz w:val="20"/>
+          <w:szCs w:val="20"/>
+        </w:rPr>
+        <w:t xml:space="preserve">/* </w:t>
+      </w:r>
       <w:proofErr w:type="spellStart"/>
       <w:r>
         <w:rPr>
           <w:rFonts w:ascii="Consolas" w:eastAsiaTheme="minorEastAsia" w:hAnsi="Consolas" w:cs="Consolas"/>
+          <w:color w:val="3F7F5F"/>
+          <w:sz w:val="20"/>
+          <w:szCs w:val="20"/>
+          <w:u w:val="single"/>
+        </w:rPr>
+        <w:t>Prescaler</w:t>
+      </w:r>
+      <w:proofErr w:type="spellEnd"/>
+      <w:r>
+        <w:rPr>
+          <w:rFonts w:ascii="Consolas" w:eastAsiaTheme="minorEastAsia" w:hAnsi="Consolas" w:cs="Consolas"/>
+          <w:color w:val="3F7F5F"/>
+          <w:sz w:val="20"/>
+          <w:szCs w:val="20"/>
+        </w:rPr>
+        <w:t xml:space="preserve"> value */</w:t>
+      </w:r>
+    </w:p>
+    <w:p>
+      <w:pPr>
+        <w:autoSpaceDE w:val="0"/>
+        <w:autoSpaceDN w:val="0"/>
+        <w:adjustRightInd w:val="0"/>
+        <w:spacing w:after="0" w:line="240" w:lineRule="auto"/>
+        <w:ind w:left="0" w:firstLine="0"/>
+        <w:rPr>
+          <w:rFonts w:ascii="Consolas" w:eastAsiaTheme="minorEastAsia" w:hAnsi="Consolas" w:cs="Consolas"/>
+          <w:color w:val="auto"/>
+          <w:sz w:val="20"/>
+          <w:szCs w:val="20"/>
+        </w:rPr>
+      </w:pPr>
+      <w:r>
+        <w:rPr>
+          <w:rFonts w:ascii="Consolas" w:eastAsiaTheme="minorEastAsia" w:hAnsi="Consolas" w:cs="Consolas"/>
+          <w:sz w:val="20"/>
+          <w:szCs w:val="20"/>
+        </w:rPr>
+        <w:tab/>
+      </w:r>
+      <w:r>
+        <w:rPr>
+          <w:rFonts w:ascii="Consolas" w:eastAsiaTheme="minorEastAsia" w:hAnsi="Consolas" w:cs="Consolas"/>
+          <w:color w:val="005032"/>
+          <w:sz w:val="20"/>
+          <w:szCs w:val="20"/>
+        </w:rPr>
+        <w:t>u16</w:t>
+      </w:r>
+      <w:r>
+        <w:rPr>
+          <w:rFonts w:ascii="Consolas" w:eastAsiaTheme="minorEastAsia" w:hAnsi="Consolas" w:cs="Consolas"/>
+          <w:sz w:val="20"/>
+          <w:szCs w:val="20"/>
+        </w:rPr>
+        <w:t xml:space="preserve"> </w:t>
+      </w:r>
+      <w:r>
+        <w:rPr>
+          <w:rFonts w:ascii="Consolas" w:eastAsiaTheme="minorEastAsia" w:hAnsi="Consolas" w:cs="Consolas"/>
           <w:color w:val="0000C0"/>
           <w:sz w:val="20"/>
           <w:szCs w:val="20"/>
         </w:rPr>
-        <w:t>Prescaler</w:t>
+        <w:t>Options</w:t>
+      </w:r>
+      <w:r>
+        <w:rPr>
+          <w:rFonts w:ascii="Consolas" w:eastAsiaTheme="minorEastAsia" w:hAnsi="Consolas" w:cs="Consolas"/>
+          <w:sz w:val="20"/>
+          <w:szCs w:val="20"/>
+        </w:rPr>
+        <w:t>;</w:t>
+      </w:r>
+      <w:r>
+        <w:rPr>
+          <w:rFonts w:ascii="Consolas" w:eastAsiaTheme="minorEastAsia" w:hAnsi="Consolas" w:cs="Consolas"/>
+          <w:sz w:val="20"/>
+          <w:szCs w:val="20"/>
+        </w:rPr>
+        <w:tab/>
+      </w:r>
+      <w:r>
+        <w:rPr>
+          <w:rFonts w:ascii="Consolas" w:eastAsiaTheme="minorEastAsia" w:hAnsi="Consolas" w:cs="Consolas"/>
+          <w:sz w:val="20"/>
+          <w:szCs w:val="20"/>
+        </w:rPr>
+        <w:tab/>
+      </w:r>
+      <w:r>
+        <w:rPr>
+          <w:rFonts w:ascii="Consolas" w:eastAsiaTheme="minorEastAsia" w:hAnsi="Consolas" w:cs="Consolas"/>
+          <w:sz w:val="20"/>
+          <w:szCs w:val="20"/>
+        </w:rPr>
+        <w:tab/>
+      </w:r>
+      <w:r>
+        <w:rPr>
+          <w:rFonts w:ascii="Consolas" w:eastAsiaTheme="minorEastAsia" w:hAnsi="Consolas" w:cs="Consolas"/>
+          <w:color w:val="3F7F5F"/>
+          <w:sz w:val="20"/>
+          <w:szCs w:val="20"/>
+        </w:rPr>
+        <w:t>/* Option settings */</w:t>
+      </w:r>
+    </w:p>
+    <w:p>
+      <w:pPr>
+        <w:autoSpaceDE w:val="0"/>
+        <w:autoSpaceDN w:val="0"/>
+        <w:adjustRightInd w:val="0"/>
+        <w:spacing w:after="0" w:line="240" w:lineRule="auto"/>
+        <w:ind w:left="0" w:firstLine="0"/>
+        <w:rPr>
+          <w:rFonts w:ascii="Consolas" w:eastAsiaTheme="minorEastAsia" w:hAnsi="Consolas" w:cs="Consolas"/>
+          <w:color w:val="auto"/>
+          <w:sz w:val="20"/>
+          <w:szCs w:val="20"/>
+        </w:rPr>
+      </w:pPr>
+      <w:r>
+        <w:rPr>
+          <w:rFonts w:ascii="Consolas" w:eastAsiaTheme="minorEastAsia" w:hAnsi="Consolas" w:cs="Consolas"/>
+          <w:sz w:val="20"/>
+          <w:szCs w:val="20"/>
+        </w:rPr>
+        <w:t xml:space="preserve">} </w:t>
+      </w:r>
+      <w:proofErr w:type="spellStart"/>
+      <w:r>
+        <w:rPr>
+          <w:rFonts w:ascii="Consolas" w:eastAsiaTheme="minorEastAsia" w:hAnsi="Consolas" w:cs="Consolas"/>
+          <w:color w:val="005032"/>
+          <w:sz w:val="20"/>
+          <w:szCs w:val="20"/>
+        </w:rPr>
+        <w:t>TmrCntrSetup</w:t>
       </w:r>
       <w:proofErr w:type="spellEnd"/>
       <w:r>
@@ -1623,182 +1797,63 @@
         </w:rPr>
         <w:t>;</w:t>
       </w:r>
-      <w:r>
-        <w:rPr>
-          <w:rFonts w:ascii="Consolas" w:eastAsiaTheme="minorEastAsia" w:hAnsi="Consolas" w:cs="Consolas"/>
-          <w:sz w:val="20"/>
-          <w:szCs w:val="20"/>
-        </w:rPr>
-        <w:tab/>
-      </w:r>
-      <w:r>
-        <w:rPr>
-          <w:rFonts w:ascii="Consolas" w:eastAsiaTheme="minorEastAsia" w:hAnsi="Consolas" w:cs="Consolas"/>
-          <w:sz w:val="20"/>
-          <w:szCs w:val="20"/>
-        </w:rPr>
-        <w:tab/>
-      </w:r>
-      <w:r>
-        <w:rPr>
-          <w:rFonts w:ascii="Consolas" w:eastAsiaTheme="minorEastAsia" w:hAnsi="Consolas" w:cs="Consolas"/>
-          <w:sz w:val="20"/>
-          <w:szCs w:val="20"/>
-        </w:rPr>
-        <w:tab/>
-      </w:r>
-      <w:r>
-        <w:rPr>
-          <w:rFonts w:ascii="Consolas" w:eastAsiaTheme="minorEastAsia" w:hAnsi="Consolas" w:cs="Consolas"/>
-          <w:color w:val="3F7F5F"/>
-          <w:sz w:val="20"/>
-          <w:szCs w:val="20"/>
-        </w:rPr>
-        <w:t xml:space="preserve">/* </w:t>
-      </w:r>
+    </w:p>
+    <w:p>
+      <w:pPr>
+        <w:autoSpaceDE w:val="0"/>
+        <w:autoSpaceDN w:val="0"/>
+        <w:adjustRightInd w:val="0"/>
+        <w:spacing w:after="0" w:line="240" w:lineRule="auto"/>
+        <w:ind w:left="0" w:firstLine="0"/>
+        <w:rPr>
+          <w:rFonts w:ascii="Consolas" w:eastAsiaTheme="minorEastAsia" w:hAnsi="Consolas" w:cs="Consolas"/>
+          <w:color w:val="auto"/>
+          <w:sz w:val="20"/>
+          <w:szCs w:val="20"/>
+        </w:rPr>
+      </w:pPr>
+    </w:p>
+    <w:p>
+      <w:pPr>
+        <w:autoSpaceDE w:val="0"/>
+        <w:autoSpaceDN w:val="0"/>
+        <w:adjustRightInd w:val="0"/>
+        <w:spacing w:after="0" w:line="240" w:lineRule="auto"/>
+        <w:ind w:left="0" w:firstLine="0"/>
+        <w:rPr>
+          <w:rFonts w:ascii="Consolas" w:eastAsiaTheme="minorEastAsia" w:hAnsi="Consolas" w:cs="Consolas"/>
+          <w:color w:val="auto"/>
+          <w:sz w:val="20"/>
+          <w:szCs w:val="20"/>
+        </w:rPr>
+      </w:pPr>
       <w:proofErr w:type="spellStart"/>
       <w:r>
         <w:rPr>
           <w:rFonts w:ascii="Consolas" w:eastAsiaTheme="minorEastAsia" w:hAnsi="Consolas" w:cs="Consolas"/>
-          <w:color w:val="3F7F5F"/>
-          <w:sz w:val="20"/>
-          <w:szCs w:val="20"/>
-          <w:u w:val="single"/>
-        </w:rPr>
-        <w:t>Prescaler</w:t>
+          <w:color w:val="005032"/>
+          <w:sz w:val="20"/>
+          <w:szCs w:val="20"/>
+        </w:rPr>
+        <w:t>TmrCntrSetup</w:t>
       </w:r>
       <w:proofErr w:type="spellEnd"/>
       <w:r>
         <w:rPr>
           <w:rFonts w:ascii="Consolas" w:eastAsiaTheme="minorEastAsia" w:hAnsi="Consolas" w:cs="Consolas"/>
-          <w:color w:val="3F7F5F"/>
-          <w:sz w:val="20"/>
-          <w:szCs w:val="20"/>
-        </w:rPr>
-        <w:t xml:space="preserve"> value */</w:t>
-      </w:r>
-    </w:p>
-    <w:p>
-      <w:pPr>
-        <w:autoSpaceDE w:val="0"/>
-        <w:autoSpaceDN w:val="0"/>
-        <w:adjustRightInd w:val="0"/>
-        <w:spacing w:after="0" w:line="240" w:lineRule="auto"/>
-        <w:ind w:left="0" w:firstLine="0"/>
-        <w:rPr>
-          <w:rFonts w:ascii="Consolas" w:eastAsiaTheme="minorEastAsia" w:hAnsi="Consolas" w:cs="Consolas"/>
-          <w:color w:val="auto"/>
-          <w:sz w:val="20"/>
-          <w:szCs w:val="20"/>
-        </w:rPr>
-      </w:pPr>
-      <w:r>
-        <w:rPr>
-          <w:rFonts w:ascii="Consolas" w:eastAsiaTheme="minorEastAsia" w:hAnsi="Consolas" w:cs="Consolas"/>
-          <w:sz w:val="20"/>
-          <w:szCs w:val="20"/>
-        </w:rPr>
-        <w:tab/>
-      </w:r>
-      <w:r>
-        <w:rPr>
-          <w:rFonts w:ascii="Consolas" w:eastAsiaTheme="minorEastAsia" w:hAnsi="Consolas" w:cs="Consolas"/>
-          <w:color w:val="005032"/>
-          <w:sz w:val="20"/>
-          <w:szCs w:val="20"/>
-        </w:rPr>
-        <w:t>u16</w:t>
-      </w:r>
-      <w:r>
-        <w:rPr>
-          <w:rFonts w:ascii="Consolas" w:eastAsiaTheme="minorEastAsia" w:hAnsi="Consolas" w:cs="Consolas"/>
           <w:sz w:val="20"/>
           <w:szCs w:val="20"/>
         </w:rPr>
         <w:t xml:space="preserve"> </w:t>
       </w:r>
-      <w:r>
-        <w:rPr>
-          <w:rFonts w:ascii="Consolas" w:eastAsiaTheme="minorEastAsia" w:hAnsi="Consolas" w:cs="Consolas"/>
-          <w:color w:val="0000C0"/>
-          <w:sz w:val="20"/>
-          <w:szCs w:val="20"/>
-        </w:rPr>
-        <w:t>Options</w:t>
-      </w:r>
-      <w:r>
-        <w:rPr>
-          <w:rFonts w:ascii="Consolas" w:eastAsiaTheme="minorEastAsia" w:hAnsi="Consolas" w:cs="Consolas"/>
-          <w:sz w:val="20"/>
-          <w:szCs w:val="20"/>
-        </w:rPr>
-        <w:t>;</w:t>
-      </w:r>
-      <w:r>
-        <w:rPr>
-          <w:rFonts w:ascii="Consolas" w:eastAsiaTheme="minorEastAsia" w:hAnsi="Consolas" w:cs="Consolas"/>
-          <w:sz w:val="20"/>
-          <w:szCs w:val="20"/>
-        </w:rPr>
-        <w:tab/>
-      </w:r>
-      <w:r>
-        <w:rPr>
-          <w:rFonts w:ascii="Consolas" w:eastAsiaTheme="minorEastAsia" w:hAnsi="Consolas" w:cs="Consolas"/>
-          <w:sz w:val="20"/>
-          <w:szCs w:val="20"/>
-        </w:rPr>
-        <w:tab/>
-      </w:r>
-      <w:r>
-        <w:rPr>
-          <w:rFonts w:ascii="Consolas" w:eastAsiaTheme="minorEastAsia" w:hAnsi="Consolas" w:cs="Consolas"/>
-          <w:sz w:val="20"/>
-          <w:szCs w:val="20"/>
-        </w:rPr>
-        <w:tab/>
-      </w:r>
-      <w:r>
-        <w:rPr>
-          <w:rFonts w:ascii="Consolas" w:eastAsiaTheme="minorEastAsia" w:hAnsi="Consolas" w:cs="Consolas"/>
-          <w:color w:val="3F7F5F"/>
-          <w:sz w:val="20"/>
-          <w:szCs w:val="20"/>
-        </w:rPr>
-        <w:t>/* Option settings */</w:t>
-      </w:r>
-    </w:p>
-    <w:p>
-      <w:pPr>
-        <w:autoSpaceDE w:val="0"/>
-        <w:autoSpaceDN w:val="0"/>
-        <w:adjustRightInd w:val="0"/>
-        <w:spacing w:after="0" w:line="240" w:lineRule="auto"/>
-        <w:ind w:left="0" w:firstLine="0"/>
-        <w:rPr>
-          <w:rFonts w:ascii="Consolas" w:eastAsiaTheme="minorEastAsia" w:hAnsi="Consolas" w:cs="Consolas"/>
-          <w:color w:val="auto"/>
-          <w:sz w:val="20"/>
-          <w:szCs w:val="20"/>
-        </w:rPr>
-      </w:pPr>
-      <w:r>
-        <w:rPr>
-          <w:rFonts w:ascii="Consolas" w:eastAsiaTheme="minorEastAsia" w:hAnsi="Consolas" w:cs="Consolas"/>
-          <w:sz w:val="20"/>
-          <w:szCs w:val="20"/>
-        </w:rPr>
-        <w:t xml:space="preserve">} </w:t>
-      </w:r>
       <w:proofErr w:type="spellStart"/>
       <w:r>
         <w:rPr>
           <w:rFonts w:ascii="Consolas" w:eastAsiaTheme="minorEastAsia" w:hAnsi="Consolas" w:cs="Consolas"/>
-          <w:color w:val="005032"/>
-          <w:sz w:val="20"/>
-          <w:szCs w:val="20"/>
-        </w:rPr>
-        <w:t>TmrCntrSetup</w:t>
+          <w:sz w:val="20"/>
+          <w:szCs w:val="20"/>
+        </w:rPr>
+        <w:t>SettingsTable</w:t>
       </w:r>
       <w:proofErr w:type="spellEnd"/>
       <w:r>
@@ -1807,84 +1862,7 @@
           <w:sz w:val="20"/>
           <w:szCs w:val="20"/>
         </w:rPr>
-        <w:t>;</w:t>
-      </w:r>
-    </w:p>
-    <w:p>
-      <w:pPr>
-        <w:autoSpaceDE w:val="0"/>
-        <w:autoSpaceDN w:val="0"/>
-        <w:adjustRightInd w:val="0"/>
-        <w:spacing w:after="0" w:line="240" w:lineRule="auto"/>
-        <w:ind w:left="0" w:firstLine="0"/>
-        <w:rPr>
-          <w:rFonts w:ascii="Consolas" w:eastAsiaTheme="minorEastAsia" w:hAnsi="Consolas" w:cs="Consolas"/>
-          <w:color w:val="auto"/>
-          <w:sz w:val="20"/>
-          <w:szCs w:val="20"/>
-        </w:rPr>
-      </w:pPr>
-    </w:p>
-    <w:p>
-      <w:pPr>
-        <w:autoSpaceDE w:val="0"/>
-        <w:autoSpaceDN w:val="0"/>
-        <w:adjustRightInd w:val="0"/>
-        <w:spacing w:after="0" w:line="240" w:lineRule="auto"/>
-        <w:ind w:left="0" w:firstLine="0"/>
-        <w:rPr>
-          <w:rFonts w:ascii="Consolas" w:eastAsiaTheme="minorEastAsia" w:hAnsi="Consolas" w:cs="Consolas"/>
-          <w:color w:val="auto"/>
-          <w:sz w:val="20"/>
-          <w:szCs w:val="20"/>
-        </w:rPr>
-      </w:pPr>
-      <w:proofErr w:type="spellStart"/>
-      <w:r>
-        <w:rPr>
-          <w:rFonts w:ascii="Consolas" w:eastAsiaTheme="minorEastAsia" w:hAnsi="Consolas" w:cs="Consolas"/>
-          <w:color w:val="005032"/>
-          <w:sz w:val="20"/>
-          <w:szCs w:val="20"/>
-        </w:rPr>
-        <w:t>TmrCntrSetup</w:t>
-      </w:r>
-      <w:proofErr w:type="spellEnd"/>
-      <w:r>
-        <w:rPr>
-          <w:rFonts w:ascii="Consolas" w:eastAsiaTheme="minorEastAsia" w:hAnsi="Consolas" w:cs="Consolas"/>
-          <w:sz w:val="20"/>
-          <w:szCs w:val="20"/>
-        </w:rPr>
-        <w:t xml:space="preserve"> </w:t>
-      </w:r>
-      <w:proofErr w:type="spellStart"/>
-      <w:proofErr w:type="gramStart"/>
-      <w:r>
-        <w:rPr>
-          <w:rFonts w:ascii="Consolas" w:eastAsiaTheme="minorEastAsia" w:hAnsi="Consolas" w:cs="Consolas"/>
-          <w:sz w:val="20"/>
-          <w:szCs w:val="20"/>
-        </w:rPr>
-        <w:t>SettingsTable</w:t>
-      </w:r>
-      <w:proofErr w:type="spellEnd"/>
-      <w:r>
-        <w:rPr>
-          <w:rFonts w:ascii="Consolas" w:eastAsiaTheme="minorEastAsia" w:hAnsi="Consolas" w:cs="Consolas"/>
-          <w:sz w:val="20"/>
-          <w:szCs w:val="20"/>
-        </w:rPr>
-        <w:t>[</w:t>
-      </w:r>
-      <w:proofErr w:type="gramEnd"/>
-      <w:r>
-        <w:rPr>
-          <w:rFonts w:ascii="Consolas" w:eastAsiaTheme="minorEastAsia" w:hAnsi="Consolas" w:cs="Consolas"/>
-          <w:sz w:val="20"/>
-          <w:szCs w:val="20"/>
-        </w:rPr>
-        <w:t>NUM_TTC0_INDEX] = {</w:t>
+        <w:t>[NUM_TTC0_INDEX] = {</w:t>
       </w:r>
     </w:p>
     <w:p>
@@ -2107,7 +2085,6 @@
         <w:t xml:space="preserve"> </w:t>
       </w:r>
       <w:proofErr w:type="spellStart"/>
-      <w:proofErr w:type="gramStart"/>
       <w:r>
         <w:rPr>
           <w:rFonts w:ascii="Consolas" w:eastAsiaTheme="minorEastAsia" w:hAnsi="Consolas" w:cs="Consolas"/>
@@ -2127,7 +2104,6 @@
         </w:rPr>
         <w:t>(</w:t>
       </w:r>
-      <w:proofErr w:type="gramEnd"/>
       <w:r>
         <w:rPr>
           <w:rFonts w:ascii="Consolas" w:eastAsiaTheme="minorEastAsia" w:hAnsi="Consolas" w:cs="Consolas"/>
@@ -2261,18 +2237,7 @@
           <w:sz w:val="20"/>
           <w:szCs w:val="20"/>
         </w:rPr>
-        <w:t>Ttc0</w:t>
-      </w:r>
-      <w:proofErr w:type="gramStart"/>
-      <w:r>
-        <w:rPr>
-          <w:rFonts w:ascii="Consolas" w:eastAsiaTheme="minorEastAsia" w:hAnsi="Consolas" w:cs="Consolas"/>
-          <w:b/>
-          <w:bCs/>
-          <w:sz w:val="20"/>
-          <w:szCs w:val="20"/>
-        </w:rPr>
-        <w:t>IsrHander</w:t>
+        <w:t>Ttc0IsrHander</w:t>
       </w:r>
       <w:r>
         <w:rPr>
@@ -2282,7 +2247,6 @@
         </w:rPr>
         <w:t>(</w:t>
       </w:r>
-      <w:proofErr w:type="gramEnd"/>
       <w:r>
         <w:rPr>
           <w:rFonts w:ascii="Consolas" w:eastAsiaTheme="minorEastAsia" w:hAnsi="Consolas" w:cs="Consolas"/>
@@ -2405,7 +2369,6 @@
         <w:t xml:space="preserve"> </w:t>
       </w:r>
       <w:proofErr w:type="spellStart"/>
-      <w:proofErr w:type="gramStart"/>
       <w:r>
         <w:rPr>
           <w:rFonts w:ascii="Consolas" w:eastAsiaTheme="minorEastAsia" w:hAnsi="Consolas" w:cs="Consolas"/>
@@ -2430,35 +2393,24 @@
           <w:sz w:val="20"/>
           <w:szCs w:val="20"/>
         </w:rPr>
-        <w:t>/</w:t>
-      </w:r>
-      <w:proofErr w:type="gramEnd"/>
-      <w:r>
+        <w:t>/* Interrupt controller instance */</w:t>
+      </w:r>
+    </w:p>
+    <w:p>
+      <w:pPr>
+        <w:autoSpaceDE w:val="0"/>
+        <w:autoSpaceDN w:val="0"/>
+        <w:adjustRightInd w:val="0"/>
+        <w:spacing w:after="0" w:line="240" w:lineRule="auto"/>
+        <w:ind w:left="0" w:firstLine="0"/>
         <w:rPr>
           <w:rFonts w:ascii="Consolas" w:eastAsiaTheme="minorEastAsia" w:hAnsi="Consolas" w:cs="Consolas"/>
           <w:color w:val="3F7F5F"/>
           <w:sz w:val="20"/>
           <w:szCs w:val="20"/>
         </w:rPr>
-        <w:t>* Interrupt controller instance */</w:t>
-      </w:r>
-    </w:p>
-    <w:p>
-      <w:pPr>
-        <w:autoSpaceDE w:val="0"/>
-        <w:autoSpaceDN w:val="0"/>
-        <w:adjustRightInd w:val="0"/>
-        <w:spacing w:after="0" w:line="240" w:lineRule="auto"/>
-        <w:ind w:left="0" w:firstLine="0"/>
-        <w:rPr>
-          <w:rFonts w:ascii="Consolas" w:eastAsiaTheme="minorEastAsia" w:hAnsi="Consolas" w:cs="Consolas"/>
-          <w:color w:val="3F7F5F"/>
-          <w:sz w:val="20"/>
-          <w:szCs w:val="20"/>
-        </w:rPr>
       </w:pPr>
       <w:proofErr w:type="spellStart"/>
-      <w:proofErr w:type="gramStart"/>
       <w:r>
         <w:rPr>
           <w:rFonts w:ascii="Consolas" w:eastAsiaTheme="minorEastAsia" w:hAnsi="Consolas" w:cs="Consolas"/>
@@ -2487,7 +2439,6 @@
         <w:t>TtcPsInst</w:t>
       </w:r>
       <w:proofErr w:type="spellEnd"/>
-      <w:proofErr w:type="gramEnd"/>
       <w:r>
         <w:rPr>
           <w:rFonts w:ascii="Consolas" w:eastAsiaTheme="minorEastAsia" w:hAnsi="Consolas" w:cs="Consolas"/>
@@ -2719,12 +2670,10 @@
         <w:t xml:space="preserve">No more timer math!  You have a function that will do it for </w:t>
       </w:r>
       <w:proofErr w:type="spellStart"/>
-      <w:proofErr w:type="gramStart"/>
       <w:r>
         <w:t>your</w:t>
       </w:r>
       <w:proofErr w:type="spellEnd"/>
-      <w:proofErr w:type="gramEnd"/>
       <w:r>
         <w:t xml:space="preserve">.  Takes the frequency you put for </w:t>
       </w:r>
@@ -3305,7 +3254,6 @@
         <w:t xml:space="preserve"> = &amp;(</w:t>
       </w:r>
       <w:proofErr w:type="spellStart"/>
-      <w:proofErr w:type="gramStart"/>
       <w:r>
         <w:rPr>
           <w:rFonts w:ascii="Consolas" w:eastAsiaTheme="minorEastAsia" w:hAnsi="Consolas" w:cs="Consolas"/>
@@ -3321,16 +3269,7 @@
           <w:sz w:val="20"/>
           <w:szCs w:val="20"/>
         </w:rPr>
-        <w:t>[</w:t>
-      </w:r>
-      <w:proofErr w:type="gramEnd"/>
-      <w:r>
-        <w:rPr>
-          <w:rFonts w:ascii="Consolas" w:eastAsiaTheme="minorEastAsia" w:hAnsi="Consolas" w:cs="Consolas"/>
-          <w:sz w:val="20"/>
-          <w:szCs w:val="20"/>
-        </w:rPr>
-        <w:t>TTC0_0_DEVICE_ID]);</w:t>
+        <w:t>[TTC0_0_DEVICE_ID]);</w:t>
       </w:r>
     </w:p>
     <w:p>
@@ -3374,7 +3313,6 @@
         <w:t xml:space="preserve"> = &amp;</w:t>
       </w:r>
       <w:proofErr w:type="spellStart"/>
-      <w:proofErr w:type="gramStart"/>
       <w:r>
         <w:rPr>
           <w:rFonts w:ascii="Consolas" w:eastAsiaTheme="minorEastAsia" w:hAnsi="Consolas" w:cs="Consolas"/>
@@ -3390,16 +3328,7 @@
           <w:sz w:val="20"/>
           <w:szCs w:val="20"/>
         </w:rPr>
-        <w:t>[</w:t>
-      </w:r>
-      <w:proofErr w:type="gramEnd"/>
-      <w:r>
-        <w:rPr>
-          <w:rFonts w:ascii="Consolas" w:eastAsiaTheme="minorEastAsia" w:hAnsi="Consolas" w:cs="Consolas"/>
-          <w:sz w:val="20"/>
-          <w:szCs w:val="20"/>
-        </w:rPr>
-        <w:t>TTC0_0_DEVICE_ID];</w:t>
+        <w:t>[TTC0_0_DEVICE_ID];</w:t>
       </w:r>
     </w:p>
     <w:p>
@@ -3496,9 +3425,23 @@
           <w:szCs w:val="20"/>
         </w:rPr>
         <w:tab/>
-        <w:t xml:space="preserve"> * </w:t>
-      </w:r>
-      <w:proofErr w:type="gramStart"/>
+        <w:t xml:space="preserve"> * waveform output.</w:t>
+      </w:r>
+    </w:p>
+    <w:p>
+      <w:pPr>
+        <w:autoSpaceDE w:val="0"/>
+        <w:autoSpaceDN w:val="0"/>
+        <w:adjustRightInd w:val="0"/>
+        <w:spacing w:after="0" w:line="240" w:lineRule="auto"/>
+        <w:ind w:left="0" w:firstLine="0"/>
+        <w:rPr>
+          <w:rFonts w:ascii="Consolas" w:eastAsiaTheme="minorEastAsia" w:hAnsi="Consolas" w:cs="Consolas"/>
+          <w:color w:val="auto"/>
+          <w:sz w:val="20"/>
+          <w:szCs w:val="20"/>
+        </w:rPr>
+      </w:pPr>
       <w:r>
         <w:rPr>
           <w:rFonts w:ascii="Consolas" w:eastAsiaTheme="minorEastAsia" w:hAnsi="Consolas" w:cs="Consolas"/>
@@ -3506,17 +3449,8 @@
           <w:sz w:val="20"/>
           <w:szCs w:val="20"/>
         </w:rPr>
-        <w:t>waveform</w:t>
-      </w:r>
-      <w:proofErr w:type="gramEnd"/>
-      <w:r>
-        <w:rPr>
-          <w:rFonts w:ascii="Consolas" w:eastAsiaTheme="minorEastAsia" w:hAnsi="Consolas" w:cs="Consolas"/>
-          <w:color w:val="3F7F5F"/>
-          <w:sz w:val="20"/>
-          <w:szCs w:val="20"/>
-        </w:rPr>
-        <w:t xml:space="preserve"> output.</w:t>
+        <w:tab/>
+        <w:t xml:space="preserve"> */</w:t>
       </w:r>
     </w:p>
     <w:p>
@@ -3536,12 +3470,45 @@
       <w:r>
         <w:rPr>
           <w:rFonts w:ascii="Consolas" w:eastAsiaTheme="minorEastAsia" w:hAnsi="Consolas" w:cs="Consolas"/>
-          <w:color w:val="3F7F5F"/>
-          <w:sz w:val="20"/>
-          <w:szCs w:val="20"/>
-        </w:rPr>
-        <w:tab/>
-        <w:t xml:space="preserve"> */</w:t>
+          <w:sz w:val="20"/>
+          <w:szCs w:val="20"/>
+        </w:rPr>
+        <w:tab/>
+      </w:r>
+      <w:proofErr w:type="spellStart"/>
+      <w:r>
+        <w:rPr>
+          <w:rFonts w:ascii="Consolas" w:eastAsiaTheme="minorEastAsia" w:hAnsi="Consolas" w:cs="Consolas"/>
+          <w:sz w:val="20"/>
+          <w:szCs w:val="20"/>
+        </w:rPr>
+        <w:t>TimerSetup</w:t>
+      </w:r>
+      <w:proofErr w:type="spellEnd"/>
+      <w:r>
+        <w:rPr>
+          <w:rFonts w:ascii="Consolas" w:eastAsiaTheme="minorEastAsia" w:hAnsi="Consolas" w:cs="Consolas"/>
+          <w:sz w:val="20"/>
+          <w:szCs w:val="20"/>
+        </w:rPr>
+        <w:t>-&gt;</w:t>
+      </w:r>
+      <w:r>
+        <w:rPr>
+          <w:rFonts w:ascii="Consolas" w:eastAsiaTheme="minorEastAsia" w:hAnsi="Consolas" w:cs="Consolas"/>
+          <w:color w:val="0000C0"/>
+          <w:sz w:val="20"/>
+          <w:szCs w:val="20"/>
+        </w:rPr>
+        <w:t>Options</w:t>
+      </w:r>
+      <w:r>
+        <w:rPr>
+          <w:rFonts w:ascii="Consolas" w:eastAsiaTheme="minorEastAsia" w:hAnsi="Consolas" w:cs="Consolas"/>
+          <w:sz w:val="20"/>
+          <w:szCs w:val="20"/>
+        </w:rPr>
+        <w:t xml:space="preserve"> |= (XTTCPS_OPTION_INTERVAL_MODE |</w:t>
       </w:r>
     </w:p>
     <w:p>
@@ -3566,6 +3533,78 @@
         </w:rPr>
         <w:tab/>
       </w:r>
+      <w:r>
+        <w:rPr>
+          <w:rFonts w:ascii="Consolas" w:eastAsiaTheme="minorEastAsia" w:hAnsi="Consolas" w:cs="Consolas"/>
+          <w:sz w:val="20"/>
+          <w:szCs w:val="20"/>
+        </w:rPr>
+        <w:tab/>
+      </w:r>
+      <w:r>
+        <w:rPr>
+          <w:rFonts w:ascii="Consolas" w:eastAsiaTheme="minorEastAsia" w:hAnsi="Consolas" w:cs="Consolas"/>
+          <w:sz w:val="20"/>
+          <w:szCs w:val="20"/>
+        </w:rPr>
+        <w:tab/>
+      </w:r>
+      <w:r>
+        <w:rPr>
+          <w:rFonts w:ascii="Consolas" w:eastAsiaTheme="minorEastAsia" w:hAnsi="Consolas" w:cs="Consolas"/>
+          <w:sz w:val="20"/>
+          <w:szCs w:val="20"/>
+        </w:rPr>
+        <w:tab/>
+      </w:r>
+      <w:r>
+        <w:rPr>
+          <w:rFonts w:ascii="Consolas" w:eastAsiaTheme="minorEastAsia" w:hAnsi="Consolas" w:cs="Consolas"/>
+          <w:sz w:val="20"/>
+          <w:szCs w:val="20"/>
+        </w:rPr>
+        <w:tab/>
+        <w:t xml:space="preserve">      XTTCPS_OPTION_WAVE_DISABLE);</w:t>
+      </w:r>
+    </w:p>
+    <w:p>
+      <w:pPr>
+        <w:autoSpaceDE w:val="0"/>
+        <w:autoSpaceDN w:val="0"/>
+        <w:adjustRightInd w:val="0"/>
+        <w:spacing w:after="0" w:line="240" w:lineRule="auto"/>
+        <w:ind w:left="0" w:firstLine="0"/>
+        <w:rPr>
+          <w:rFonts w:ascii="Consolas" w:eastAsiaTheme="minorEastAsia" w:hAnsi="Consolas" w:cs="Consolas"/>
+          <w:color w:val="auto"/>
+          <w:sz w:val="20"/>
+          <w:szCs w:val="20"/>
+        </w:rPr>
+      </w:pPr>
+    </w:p>
+    <w:p>
+      <w:pPr>
+        <w:autoSpaceDE w:val="0"/>
+        <w:autoSpaceDN w:val="0"/>
+        <w:adjustRightInd w:val="0"/>
+        <w:spacing w:after="0" w:line="240" w:lineRule="auto"/>
+        <w:ind w:left="0" w:firstLine="0"/>
+        <w:rPr>
+          <w:rFonts w:ascii="Consolas" w:eastAsiaTheme="minorEastAsia" w:hAnsi="Consolas" w:cs="Consolas"/>
+          <w:color w:val="auto"/>
+          <w:sz w:val="20"/>
+          <w:szCs w:val="20"/>
+        </w:rPr>
+      </w:pPr>
+      <w:r>
+        <w:rPr>
+          <w:rFonts w:ascii="Consolas" w:eastAsiaTheme="minorEastAsia" w:hAnsi="Consolas" w:cs="Consolas"/>
+          <w:sz w:val="20"/>
+          <w:szCs w:val="20"/>
+        </w:rPr>
+        <w:tab/>
+        <w:t xml:space="preserve">Config = </w:t>
+      </w:r>
       <w:proofErr w:type="spellStart"/>
       <w:r>
         <w:rPr>
@@ -3573,7 +3612,7 @@
           <w:sz w:val="20"/>
           <w:szCs w:val="20"/>
         </w:rPr>
-        <w:t>TimerSetup</w:t>
+        <w:t>XTtcPs_LookupConfig</w:t>
       </w:r>
       <w:proofErr w:type="spellEnd"/>
       <w:r>
@@ -3582,155 +3621,7 @@
           <w:sz w:val="20"/>
           <w:szCs w:val="20"/>
         </w:rPr>
-        <w:t>-&gt;</w:t>
-      </w:r>
-      <w:r>
-        <w:rPr>
-          <w:rFonts w:ascii="Consolas" w:eastAsiaTheme="minorEastAsia" w:hAnsi="Consolas" w:cs="Consolas"/>
-          <w:color w:val="0000C0"/>
-          <w:sz w:val="20"/>
-          <w:szCs w:val="20"/>
-        </w:rPr>
-        <w:t>Options</w:t>
-      </w:r>
-      <w:r>
-        <w:rPr>
-          <w:rFonts w:ascii="Consolas" w:eastAsiaTheme="minorEastAsia" w:hAnsi="Consolas" w:cs="Consolas"/>
-          <w:sz w:val="20"/>
-          <w:szCs w:val="20"/>
-        </w:rPr>
-        <w:t xml:space="preserve"> |= (XTTCPS_OPTION_INTERVAL_MODE |</w:t>
-      </w:r>
-    </w:p>
-    <w:p>
-      <w:pPr>
-        <w:autoSpaceDE w:val="0"/>
-        <w:autoSpaceDN w:val="0"/>
-        <w:adjustRightInd w:val="0"/>
-        <w:spacing w:after="0" w:line="240" w:lineRule="auto"/>
-        <w:ind w:left="0" w:firstLine="0"/>
-        <w:rPr>
-          <w:rFonts w:ascii="Consolas" w:eastAsiaTheme="minorEastAsia" w:hAnsi="Consolas" w:cs="Consolas"/>
-          <w:color w:val="auto"/>
-          <w:sz w:val="20"/>
-          <w:szCs w:val="20"/>
-        </w:rPr>
-      </w:pPr>
-      <w:r>
-        <w:rPr>
-          <w:rFonts w:ascii="Consolas" w:eastAsiaTheme="minorEastAsia" w:hAnsi="Consolas" w:cs="Consolas"/>
-          <w:sz w:val="20"/>
-          <w:szCs w:val="20"/>
-        </w:rPr>
-        <w:tab/>
-      </w:r>
-      <w:r>
-        <w:rPr>
-          <w:rFonts w:ascii="Consolas" w:eastAsiaTheme="minorEastAsia" w:hAnsi="Consolas" w:cs="Consolas"/>
-          <w:sz w:val="20"/>
-          <w:szCs w:val="20"/>
-        </w:rPr>
-        <w:tab/>
-      </w:r>
-      <w:r>
-        <w:rPr>
-          <w:rFonts w:ascii="Consolas" w:eastAsiaTheme="minorEastAsia" w:hAnsi="Consolas" w:cs="Consolas"/>
-          <w:sz w:val="20"/>
-          <w:szCs w:val="20"/>
-        </w:rPr>
-        <w:tab/>
-      </w:r>
-      <w:r>
-        <w:rPr>
-          <w:rFonts w:ascii="Consolas" w:eastAsiaTheme="minorEastAsia" w:hAnsi="Consolas" w:cs="Consolas"/>
-          <w:sz w:val="20"/>
-          <w:szCs w:val="20"/>
-        </w:rPr>
-        <w:tab/>
-      </w:r>
-      <w:r>
-        <w:rPr>
-          <w:rFonts w:ascii="Consolas" w:eastAsiaTheme="minorEastAsia" w:hAnsi="Consolas" w:cs="Consolas"/>
-          <w:sz w:val="20"/>
-          <w:szCs w:val="20"/>
-        </w:rPr>
-        <w:tab/>
-        <w:t xml:space="preserve">      XTTCPS_OPTION_WAVE_DISABLE);</w:t>
-      </w:r>
-    </w:p>
-    <w:p>
-      <w:pPr>
-        <w:autoSpaceDE w:val="0"/>
-        <w:autoSpaceDN w:val="0"/>
-        <w:adjustRightInd w:val="0"/>
-        <w:spacing w:after="0" w:line="240" w:lineRule="auto"/>
-        <w:ind w:left="0" w:firstLine="0"/>
-        <w:rPr>
-          <w:rFonts w:ascii="Consolas" w:eastAsiaTheme="minorEastAsia" w:hAnsi="Consolas" w:cs="Consolas"/>
-          <w:color w:val="auto"/>
-          <w:sz w:val="20"/>
-          <w:szCs w:val="20"/>
-        </w:rPr>
-      </w:pPr>
-    </w:p>
-    <w:p>
-      <w:pPr>
-        <w:autoSpaceDE w:val="0"/>
-        <w:autoSpaceDN w:val="0"/>
-        <w:adjustRightInd w:val="0"/>
-        <w:spacing w:after="0" w:line="240" w:lineRule="auto"/>
-        <w:ind w:left="0" w:firstLine="0"/>
-        <w:rPr>
-          <w:rFonts w:ascii="Consolas" w:eastAsiaTheme="minorEastAsia" w:hAnsi="Consolas" w:cs="Consolas"/>
-          <w:color w:val="auto"/>
-          <w:sz w:val="20"/>
-          <w:szCs w:val="20"/>
-        </w:rPr>
-      </w:pPr>
-      <w:r>
-        <w:rPr>
-          <w:rFonts w:ascii="Consolas" w:eastAsiaTheme="minorEastAsia" w:hAnsi="Consolas" w:cs="Consolas"/>
-          <w:sz w:val="20"/>
-          <w:szCs w:val="20"/>
-        </w:rPr>
-        <w:tab/>
-        <w:t xml:space="preserve">Config = </w:t>
-      </w:r>
-      <w:proofErr w:type="spellStart"/>
-      <w:r>
-        <w:rPr>
-          <w:rFonts w:ascii="Consolas" w:eastAsiaTheme="minorEastAsia" w:hAnsi="Consolas" w:cs="Consolas"/>
-          <w:sz w:val="20"/>
-          <w:szCs w:val="20"/>
-        </w:rPr>
-        <w:t>XTtcPs_</w:t>
-      </w:r>
-      <w:proofErr w:type="gramStart"/>
-      <w:r>
-        <w:rPr>
-          <w:rFonts w:ascii="Consolas" w:eastAsiaTheme="minorEastAsia" w:hAnsi="Consolas" w:cs="Consolas"/>
-          <w:sz w:val="20"/>
-          <w:szCs w:val="20"/>
-        </w:rPr>
-        <w:t>LookupConfig</w:t>
-      </w:r>
-      <w:proofErr w:type="spellEnd"/>
-      <w:r>
-        <w:rPr>
-          <w:rFonts w:ascii="Consolas" w:eastAsiaTheme="minorEastAsia" w:hAnsi="Consolas" w:cs="Consolas"/>
-          <w:sz w:val="20"/>
-          <w:szCs w:val="20"/>
-        </w:rPr>
-        <w:t>(</w:t>
-      </w:r>
-      <w:proofErr w:type="gramEnd"/>
-      <w:r>
-        <w:rPr>
-          <w:rFonts w:ascii="Consolas" w:eastAsiaTheme="minorEastAsia" w:hAnsi="Consolas" w:cs="Consolas"/>
-          <w:sz w:val="20"/>
-          <w:szCs w:val="20"/>
-        </w:rPr>
-        <w:t>TTC0_0_DEVICE_ID);</w:t>
+        <w:t>(TTC0_0_DEVICE_ID);</w:t>
       </w:r>
     </w:p>
     <w:p>
@@ -3976,16 +3867,7 @@
           <w:sz w:val="20"/>
           <w:szCs w:val="20"/>
         </w:rPr>
-        <w:t>XTtcPs_</w:t>
-      </w:r>
-      <w:proofErr w:type="gramStart"/>
-      <w:r>
-        <w:rPr>
-          <w:rFonts w:ascii="Consolas" w:eastAsiaTheme="minorEastAsia" w:hAnsi="Consolas" w:cs="Consolas"/>
-          <w:sz w:val="20"/>
-          <w:szCs w:val="20"/>
-        </w:rPr>
-        <w:t>CfgInitialize</w:t>
+        <w:t>XTtcPs_CfgInitialize</w:t>
       </w:r>
       <w:proofErr w:type="spellEnd"/>
       <w:r>
@@ -3997,7 +3879,6 @@
         <w:t>(</w:t>
       </w:r>
       <w:proofErr w:type="spellStart"/>
-      <w:proofErr w:type="gramEnd"/>
       <w:r>
         <w:rPr>
           <w:rFonts w:ascii="Consolas" w:eastAsiaTheme="minorEastAsia" w:hAnsi="Consolas" w:cs="Consolas"/>
@@ -4074,25 +3955,7 @@
           <w:sz w:val="20"/>
           <w:szCs w:val="20"/>
         </w:rPr>
-        <w:t xml:space="preserve"> (</w:t>
-      </w:r>
-      <w:proofErr w:type="gramStart"/>
-      <w:r>
-        <w:rPr>
-          <w:rFonts w:ascii="Consolas" w:eastAsiaTheme="minorEastAsia" w:hAnsi="Consolas" w:cs="Consolas"/>
-          <w:sz w:val="20"/>
-          <w:szCs w:val="20"/>
-        </w:rPr>
-        <w:t>Status !</w:t>
-      </w:r>
-      <w:proofErr w:type="gramEnd"/>
-      <w:r>
-        <w:rPr>
-          <w:rFonts w:ascii="Consolas" w:eastAsiaTheme="minorEastAsia" w:hAnsi="Consolas" w:cs="Consolas"/>
-          <w:sz w:val="20"/>
-          <w:szCs w:val="20"/>
-        </w:rPr>
-        <w:t>= XST_SUCCESS) {</w:t>
+        <w:t xml:space="preserve"> (Status != XST_SUCCESS) {</w:t>
       </w:r>
     </w:p>
     <w:p>
@@ -4295,16 +4158,7 @@
           <w:sz w:val="20"/>
           <w:szCs w:val="20"/>
         </w:rPr>
-        <w:t>XTtcPs_</w:t>
-      </w:r>
-      <w:proofErr w:type="gramStart"/>
-      <w:r>
-        <w:rPr>
-          <w:rFonts w:ascii="Consolas" w:eastAsiaTheme="minorEastAsia" w:hAnsi="Consolas" w:cs="Consolas"/>
-          <w:sz w:val="20"/>
-          <w:szCs w:val="20"/>
-        </w:rPr>
-        <w:t>SetOptions</w:t>
+        <w:t>XTtcPs_SetOptions</w:t>
       </w:r>
       <w:proofErr w:type="spellEnd"/>
       <w:r>
@@ -4316,7 +4170,6 @@
         <w:t>(</w:t>
       </w:r>
       <w:proofErr w:type="spellStart"/>
-      <w:proofErr w:type="gramEnd"/>
       <w:r>
         <w:rPr>
           <w:rFonts w:ascii="Consolas" w:eastAsiaTheme="minorEastAsia" w:hAnsi="Consolas" w:cs="Consolas"/>
@@ -4484,9 +4337,34 @@
           <w:szCs w:val="20"/>
         </w:rPr>
         <w:tab/>
+        <w:t xml:space="preserve"> * however, the value is not reflected in its other fields, such as</w:t>
+      </w:r>
+    </w:p>
+    <w:p>
+      <w:pPr>
+        <w:autoSpaceDE w:val="0"/>
+        <w:autoSpaceDN w:val="0"/>
+        <w:adjustRightInd w:val="0"/>
+        <w:spacing w:after="0" w:line="240" w:lineRule="auto"/>
+        <w:ind w:left="0" w:firstLine="0"/>
+        <w:rPr>
+          <w:rFonts w:ascii="Consolas" w:eastAsiaTheme="minorEastAsia" w:hAnsi="Consolas" w:cs="Consolas"/>
+          <w:color w:val="auto"/>
+          <w:sz w:val="20"/>
+          <w:szCs w:val="20"/>
+        </w:rPr>
+      </w:pPr>
+      <w:r>
+        <w:rPr>
+          <w:rFonts w:ascii="Consolas" w:eastAsiaTheme="minorEastAsia" w:hAnsi="Consolas" w:cs="Consolas"/>
+          <w:color w:val="3F7F5F"/>
+          <w:sz w:val="20"/>
+          <w:szCs w:val="20"/>
+        </w:rPr>
+        <w:tab/>
         <w:t xml:space="preserve"> * </w:t>
       </w:r>
-      <w:proofErr w:type="gramStart"/>
+      <w:proofErr w:type="spellStart"/>
       <w:r>
         <w:rPr>
           <w:rFonts w:ascii="Consolas" w:eastAsiaTheme="minorEastAsia" w:hAnsi="Consolas" w:cs="Consolas"/>
@@ -4494,9 +4372,9 @@
           <w:sz w:val="20"/>
           <w:szCs w:val="20"/>
         </w:rPr>
-        <w:t>however</w:t>
-      </w:r>
-      <w:proofErr w:type="gramEnd"/>
+        <w:t>IntervalValue</w:t>
+      </w:r>
+      <w:proofErr w:type="spellEnd"/>
       <w:r>
         <w:rPr>
           <w:rFonts w:ascii="Consolas" w:eastAsiaTheme="minorEastAsia" w:hAnsi="Consolas" w:cs="Consolas"/>
@@ -4504,7 +4382,27 @@
           <w:sz w:val="20"/>
           <w:szCs w:val="20"/>
         </w:rPr>
-        <w:t>, the value is not reflected in its other fields, such as</w:t>
+        <w:t xml:space="preserve"> and </w:t>
+      </w:r>
+      <w:proofErr w:type="spellStart"/>
+      <w:r>
+        <w:rPr>
+          <w:rFonts w:ascii="Consolas" w:eastAsiaTheme="minorEastAsia" w:hAnsi="Consolas" w:cs="Consolas"/>
+          <w:color w:val="3F7F5F"/>
+          <w:sz w:val="20"/>
+          <w:szCs w:val="20"/>
+        </w:rPr>
+        <w:t>PrescalerValue</w:t>
+      </w:r>
+      <w:proofErr w:type="spellEnd"/>
+      <w:r>
+        <w:rPr>
+          <w:rFonts w:ascii="Consolas" w:eastAsiaTheme="minorEastAsia" w:hAnsi="Consolas" w:cs="Consolas"/>
+          <w:color w:val="3F7F5F"/>
+          <w:sz w:val="20"/>
+          <w:szCs w:val="20"/>
+        </w:rPr>
+        <w:t>. The following call will map the</w:t>
       </w:r>
     </w:p>
     <w:p>
@@ -4529,7 +4427,7 @@
           <w:szCs w:val="20"/>
         </w:rPr>
         <w:tab/>
-        <w:t xml:space="preserve"> * </w:t>
+        <w:t xml:space="preserve"> * frequency to the interval and </w:t>
       </w:r>
       <w:proofErr w:type="spellStart"/>
       <w:r>
@@ -4538,8 +4436,9 @@
           <w:color w:val="3F7F5F"/>
           <w:sz w:val="20"/>
           <w:szCs w:val="20"/>
-        </w:rPr>
-        <w:t>IntervalValue</w:t>
+          <w:u w:val="single"/>
+        </w:rPr>
+        <w:t>prescaler</w:t>
       </w:r>
       <w:proofErr w:type="spellEnd"/>
       <w:r>
@@ -4549,19 +4448,332 @@
           <w:sz w:val="20"/>
           <w:szCs w:val="20"/>
         </w:rPr>
-        <w:t xml:space="preserve"> and </w:t>
+        <w:t xml:space="preserve"> values.</w:t>
+      </w:r>
+    </w:p>
+    <w:p>
+      <w:pPr>
+        <w:autoSpaceDE w:val="0"/>
+        <w:autoSpaceDN w:val="0"/>
+        <w:adjustRightInd w:val="0"/>
+        <w:spacing w:after="0" w:line="240" w:lineRule="auto"/>
+        <w:ind w:left="0" w:firstLine="0"/>
+        <w:rPr>
+          <w:rFonts w:ascii="Consolas" w:eastAsiaTheme="minorEastAsia" w:hAnsi="Consolas" w:cs="Consolas"/>
+          <w:color w:val="auto"/>
+          <w:sz w:val="20"/>
+          <w:szCs w:val="20"/>
+        </w:rPr>
+      </w:pPr>
+      <w:r>
+        <w:rPr>
+          <w:rFonts w:ascii="Consolas" w:eastAsiaTheme="minorEastAsia" w:hAnsi="Consolas" w:cs="Consolas"/>
+          <w:color w:val="3F7F5F"/>
+          <w:sz w:val="20"/>
+          <w:szCs w:val="20"/>
+        </w:rPr>
+        <w:tab/>
+        <w:t xml:space="preserve"> */</w:t>
+      </w:r>
+    </w:p>
+    <w:p>
+      <w:pPr>
+        <w:autoSpaceDE w:val="0"/>
+        <w:autoSpaceDN w:val="0"/>
+        <w:adjustRightInd w:val="0"/>
+        <w:spacing w:after="0" w:line="240" w:lineRule="auto"/>
+        <w:ind w:left="0" w:firstLine="0"/>
+        <w:rPr>
+          <w:rFonts w:ascii="Consolas" w:eastAsiaTheme="minorEastAsia" w:hAnsi="Consolas" w:cs="Consolas"/>
+          <w:color w:val="auto"/>
+          <w:sz w:val="20"/>
+          <w:szCs w:val="20"/>
+        </w:rPr>
+      </w:pPr>
+      <w:r>
+        <w:rPr>
+          <w:rFonts w:ascii="Consolas" w:eastAsiaTheme="minorEastAsia" w:hAnsi="Consolas" w:cs="Consolas"/>
+          <w:sz w:val="20"/>
+          <w:szCs w:val="20"/>
+        </w:rPr>
+        <w:tab/>
       </w:r>
       <w:proofErr w:type="spellStart"/>
       <w:r>
         <w:rPr>
           <w:rFonts w:ascii="Consolas" w:eastAsiaTheme="minorEastAsia" w:hAnsi="Consolas" w:cs="Consolas"/>
+          <w:sz w:val="20"/>
+          <w:szCs w:val="20"/>
+        </w:rPr>
+        <w:t>XTtcPs_CalcIntervalFromFreq</w:t>
+      </w:r>
+      <w:proofErr w:type="spellEnd"/>
+      <w:r>
+        <w:rPr>
+          <w:rFonts w:ascii="Consolas" w:eastAsiaTheme="minorEastAsia" w:hAnsi="Consolas" w:cs="Consolas"/>
+          <w:sz w:val="20"/>
+          <w:szCs w:val="20"/>
+        </w:rPr>
+        <w:t>(</w:t>
+      </w:r>
+      <w:proofErr w:type="spellStart"/>
+      <w:r>
+        <w:rPr>
+          <w:rFonts w:ascii="Consolas" w:eastAsiaTheme="minorEastAsia" w:hAnsi="Consolas" w:cs="Consolas"/>
+          <w:sz w:val="20"/>
+          <w:szCs w:val="20"/>
+        </w:rPr>
+        <w:t>TtcTimerInstPtr</w:t>
+      </w:r>
+      <w:proofErr w:type="spellEnd"/>
+      <w:r>
+        <w:rPr>
+          <w:rFonts w:ascii="Consolas" w:eastAsiaTheme="minorEastAsia" w:hAnsi="Consolas" w:cs="Consolas"/>
+          <w:sz w:val="20"/>
+          <w:szCs w:val="20"/>
+        </w:rPr>
+        <w:t xml:space="preserve">, </w:t>
+      </w:r>
+      <w:proofErr w:type="spellStart"/>
+      <w:r>
+        <w:rPr>
+          <w:rFonts w:ascii="Consolas" w:eastAsiaTheme="minorEastAsia" w:hAnsi="Consolas" w:cs="Consolas"/>
+          <w:sz w:val="20"/>
+          <w:szCs w:val="20"/>
+        </w:rPr>
+        <w:t>TimerSetup</w:t>
+      </w:r>
+      <w:proofErr w:type="spellEnd"/>
+      <w:r>
+        <w:rPr>
+          <w:rFonts w:ascii="Consolas" w:eastAsiaTheme="minorEastAsia" w:hAnsi="Consolas" w:cs="Consolas"/>
+          <w:sz w:val="20"/>
+          <w:szCs w:val="20"/>
+        </w:rPr>
+        <w:t>-&gt;</w:t>
+      </w:r>
+      <w:proofErr w:type="spellStart"/>
+      <w:r>
+        <w:rPr>
+          <w:rFonts w:ascii="Consolas" w:eastAsiaTheme="minorEastAsia" w:hAnsi="Consolas" w:cs="Consolas"/>
+          <w:color w:val="0000C0"/>
+          <w:sz w:val="20"/>
+          <w:szCs w:val="20"/>
+        </w:rPr>
+        <w:t>OutputHz</w:t>
+      </w:r>
+      <w:proofErr w:type="spellEnd"/>
+      <w:r>
+        <w:rPr>
+          <w:rFonts w:ascii="Consolas" w:eastAsiaTheme="minorEastAsia" w:hAnsi="Consolas" w:cs="Consolas"/>
+          <w:sz w:val="20"/>
+          <w:szCs w:val="20"/>
+        </w:rPr>
+        <w:t>,</w:t>
+      </w:r>
+    </w:p>
+    <w:p>
+      <w:pPr>
+        <w:autoSpaceDE w:val="0"/>
+        <w:autoSpaceDN w:val="0"/>
+        <w:adjustRightInd w:val="0"/>
+        <w:spacing w:after="0" w:line="240" w:lineRule="auto"/>
+        <w:ind w:left="0" w:firstLine="0"/>
+        <w:rPr>
+          <w:rFonts w:ascii="Consolas" w:eastAsiaTheme="minorEastAsia" w:hAnsi="Consolas" w:cs="Consolas"/>
+          <w:color w:val="auto"/>
+          <w:sz w:val="20"/>
+          <w:szCs w:val="20"/>
+        </w:rPr>
+      </w:pPr>
+      <w:r>
+        <w:rPr>
+          <w:rFonts w:ascii="Consolas" w:eastAsiaTheme="minorEastAsia" w:hAnsi="Consolas" w:cs="Consolas"/>
+          <w:sz w:val="20"/>
+          <w:szCs w:val="20"/>
+        </w:rPr>
+        <w:tab/>
+      </w:r>
+      <w:r>
+        <w:rPr>
+          <w:rFonts w:ascii="Consolas" w:eastAsiaTheme="minorEastAsia" w:hAnsi="Consolas" w:cs="Consolas"/>
+          <w:sz w:val="20"/>
+          <w:szCs w:val="20"/>
+        </w:rPr>
+        <w:tab/>
+        <w:t>&amp;(</w:t>
+      </w:r>
+      <w:proofErr w:type="spellStart"/>
+      <w:r>
+        <w:rPr>
+          <w:rFonts w:ascii="Consolas" w:eastAsiaTheme="minorEastAsia" w:hAnsi="Consolas" w:cs="Consolas"/>
+          <w:sz w:val="20"/>
+          <w:szCs w:val="20"/>
+        </w:rPr>
+        <w:t>TimerSetup</w:t>
+      </w:r>
+      <w:proofErr w:type="spellEnd"/>
+      <w:r>
+        <w:rPr>
+          <w:rFonts w:ascii="Consolas" w:eastAsiaTheme="minorEastAsia" w:hAnsi="Consolas" w:cs="Consolas"/>
+          <w:sz w:val="20"/>
+          <w:szCs w:val="20"/>
+        </w:rPr>
+        <w:t>-&gt;</w:t>
+      </w:r>
+      <w:r>
+        <w:rPr>
+          <w:rFonts w:ascii="Consolas" w:eastAsiaTheme="minorEastAsia" w:hAnsi="Consolas" w:cs="Consolas"/>
+          <w:color w:val="0000C0"/>
+          <w:sz w:val="20"/>
+          <w:szCs w:val="20"/>
+        </w:rPr>
+        <w:t>Interval</w:t>
+      </w:r>
+      <w:r>
+        <w:rPr>
+          <w:rFonts w:ascii="Consolas" w:eastAsiaTheme="minorEastAsia" w:hAnsi="Consolas" w:cs="Consolas"/>
+          <w:sz w:val="20"/>
+          <w:szCs w:val="20"/>
+        </w:rPr>
+        <w:t>), &amp;(</w:t>
+      </w:r>
+      <w:proofErr w:type="spellStart"/>
+      <w:r>
+        <w:rPr>
+          <w:rFonts w:ascii="Consolas" w:eastAsiaTheme="minorEastAsia" w:hAnsi="Consolas" w:cs="Consolas"/>
+          <w:sz w:val="20"/>
+          <w:szCs w:val="20"/>
+        </w:rPr>
+        <w:t>TimerSetup</w:t>
+      </w:r>
+      <w:proofErr w:type="spellEnd"/>
+      <w:r>
+        <w:rPr>
+          <w:rFonts w:ascii="Consolas" w:eastAsiaTheme="minorEastAsia" w:hAnsi="Consolas" w:cs="Consolas"/>
+          <w:sz w:val="20"/>
+          <w:szCs w:val="20"/>
+        </w:rPr>
+        <w:t>-&gt;</w:t>
+      </w:r>
+      <w:proofErr w:type="spellStart"/>
+      <w:r>
+        <w:rPr>
+          <w:rFonts w:ascii="Consolas" w:eastAsiaTheme="minorEastAsia" w:hAnsi="Consolas" w:cs="Consolas"/>
+          <w:color w:val="0000C0"/>
+          <w:sz w:val="20"/>
+          <w:szCs w:val="20"/>
+        </w:rPr>
+        <w:t>Prescaler</w:t>
+      </w:r>
+      <w:proofErr w:type="spellEnd"/>
+      <w:r>
+        <w:rPr>
+          <w:rFonts w:ascii="Consolas" w:eastAsiaTheme="minorEastAsia" w:hAnsi="Consolas" w:cs="Consolas"/>
+          <w:sz w:val="20"/>
+          <w:szCs w:val="20"/>
+        </w:rPr>
+        <w:t>));</w:t>
+      </w:r>
+    </w:p>
+    <w:p>
+      <w:pPr>
+        <w:autoSpaceDE w:val="0"/>
+        <w:autoSpaceDN w:val="0"/>
+        <w:adjustRightInd w:val="0"/>
+        <w:spacing w:after="0" w:line="240" w:lineRule="auto"/>
+        <w:ind w:left="0" w:firstLine="0"/>
+        <w:rPr>
+          <w:rFonts w:ascii="Consolas" w:eastAsiaTheme="minorEastAsia" w:hAnsi="Consolas" w:cs="Consolas"/>
+          <w:color w:val="auto"/>
+          <w:sz w:val="20"/>
+          <w:szCs w:val="20"/>
+        </w:rPr>
+      </w:pPr>
+    </w:p>
+    <w:p>
+      <w:pPr>
+        <w:autoSpaceDE w:val="0"/>
+        <w:autoSpaceDN w:val="0"/>
+        <w:adjustRightInd w:val="0"/>
+        <w:spacing w:after="0" w:line="240" w:lineRule="auto"/>
+        <w:ind w:left="0" w:firstLine="0"/>
+        <w:rPr>
+          <w:rFonts w:ascii="Consolas" w:eastAsiaTheme="minorEastAsia" w:hAnsi="Consolas" w:cs="Consolas"/>
+          <w:color w:val="auto"/>
+          <w:sz w:val="20"/>
+          <w:szCs w:val="20"/>
+        </w:rPr>
+      </w:pPr>
+      <w:r>
+        <w:rPr>
+          <w:rFonts w:ascii="Consolas" w:eastAsiaTheme="minorEastAsia" w:hAnsi="Consolas" w:cs="Consolas"/>
+          <w:sz w:val="20"/>
+          <w:szCs w:val="20"/>
+        </w:rPr>
+        <w:tab/>
+      </w:r>
+      <w:r>
+        <w:rPr>
+          <w:rFonts w:ascii="Consolas" w:eastAsiaTheme="minorEastAsia" w:hAnsi="Consolas" w:cs="Consolas"/>
           <w:color w:val="3F7F5F"/>
           <w:sz w:val="20"/>
           <w:szCs w:val="20"/>
         </w:rPr>
-        <w:t>PrescalerValue</w:t>
+        <w:t>/*</w:t>
+      </w:r>
+    </w:p>
+    <w:p>
+      <w:pPr>
+        <w:autoSpaceDE w:val="0"/>
+        <w:autoSpaceDN w:val="0"/>
+        <w:adjustRightInd w:val="0"/>
+        <w:spacing w:after="0" w:line="240" w:lineRule="auto"/>
+        <w:ind w:left="0" w:firstLine="0"/>
+        <w:rPr>
+          <w:rFonts w:ascii="Consolas" w:eastAsiaTheme="minorEastAsia" w:hAnsi="Consolas" w:cs="Consolas"/>
+          <w:color w:val="auto"/>
+          <w:sz w:val="20"/>
+          <w:szCs w:val="20"/>
+        </w:rPr>
+      </w:pPr>
+      <w:r>
+        <w:rPr>
+          <w:rFonts w:ascii="Consolas" w:eastAsiaTheme="minorEastAsia" w:hAnsi="Consolas" w:cs="Consolas"/>
+          <w:color w:val="3F7F5F"/>
+          <w:sz w:val="20"/>
+          <w:szCs w:val="20"/>
+        </w:rPr>
+        <w:tab/>
+        <w:t xml:space="preserve"> * Set the interval and </w:t>
+      </w:r>
+      <w:proofErr w:type="spellStart"/>
+      <w:r>
+        <w:rPr>
+          <w:rFonts w:ascii="Consolas" w:eastAsiaTheme="minorEastAsia" w:hAnsi="Consolas" w:cs="Consolas"/>
+          <w:color w:val="3F7F5F"/>
+          <w:sz w:val="20"/>
+          <w:szCs w:val="20"/>
+          <w:u w:val="single"/>
+        </w:rPr>
+        <w:t>prescaler</w:t>
       </w:r>
       <w:proofErr w:type="spellEnd"/>
+    </w:p>
+    <w:p>
+      <w:pPr>
+        <w:autoSpaceDE w:val="0"/>
+        <w:autoSpaceDN w:val="0"/>
+        <w:adjustRightInd w:val="0"/>
+        <w:spacing w:after="0" w:line="240" w:lineRule="auto"/>
+        <w:ind w:left="0" w:firstLine="0"/>
+        <w:rPr>
+          <w:rFonts w:ascii="Consolas" w:eastAsiaTheme="minorEastAsia" w:hAnsi="Consolas" w:cs="Consolas"/>
+          <w:color w:val="auto"/>
+          <w:sz w:val="20"/>
+          <w:szCs w:val="20"/>
+        </w:rPr>
+      </w:pPr>
       <w:r>
         <w:rPr>
           <w:rFonts w:ascii="Consolas" w:eastAsiaTheme="minorEastAsia" w:hAnsi="Consolas" w:cs="Consolas"/>
@@ -4569,7 +4781,8 @@
           <w:sz w:val="20"/>
           <w:szCs w:val="20"/>
         </w:rPr>
-        <w:t>. The following call will map the</w:t>
+        <w:tab/>
+        <w:t xml:space="preserve"> */</w:t>
       </w:r>
     </w:p>
     <w:p>
@@ -4589,14 +4802,255 @@
       <w:r>
         <w:rPr>
           <w:rFonts w:ascii="Consolas" w:eastAsiaTheme="minorEastAsia" w:hAnsi="Consolas" w:cs="Consolas"/>
+          <w:sz w:val="20"/>
+          <w:szCs w:val="20"/>
+        </w:rPr>
+        <w:tab/>
+      </w:r>
+      <w:proofErr w:type="spellStart"/>
+      <w:r>
+        <w:rPr>
+          <w:rFonts w:ascii="Consolas" w:eastAsiaTheme="minorEastAsia" w:hAnsi="Consolas" w:cs="Consolas"/>
+          <w:sz w:val="20"/>
+          <w:szCs w:val="20"/>
+        </w:rPr>
+        <w:t>XTtcPs_SetInterval</w:t>
+      </w:r>
+      <w:proofErr w:type="spellEnd"/>
+      <w:r>
+        <w:rPr>
+          <w:rFonts w:ascii="Consolas" w:eastAsiaTheme="minorEastAsia" w:hAnsi="Consolas" w:cs="Consolas"/>
+          <w:sz w:val="20"/>
+          <w:szCs w:val="20"/>
+        </w:rPr>
+        <w:t>(</w:t>
+      </w:r>
+      <w:proofErr w:type="spellStart"/>
+      <w:r>
+        <w:rPr>
+          <w:rFonts w:ascii="Consolas" w:eastAsiaTheme="minorEastAsia" w:hAnsi="Consolas" w:cs="Consolas"/>
+          <w:sz w:val="20"/>
+          <w:szCs w:val="20"/>
+        </w:rPr>
+        <w:t>TtcTimerInstPtr</w:t>
+      </w:r>
+      <w:proofErr w:type="spellEnd"/>
+      <w:r>
+        <w:rPr>
+          <w:rFonts w:ascii="Consolas" w:eastAsiaTheme="minorEastAsia" w:hAnsi="Consolas" w:cs="Consolas"/>
+          <w:sz w:val="20"/>
+          <w:szCs w:val="20"/>
+        </w:rPr>
+        <w:t xml:space="preserve">, </w:t>
+      </w:r>
+      <w:proofErr w:type="spellStart"/>
+      <w:r>
+        <w:rPr>
+          <w:rFonts w:ascii="Consolas" w:eastAsiaTheme="minorEastAsia" w:hAnsi="Consolas" w:cs="Consolas"/>
+          <w:sz w:val="20"/>
+          <w:szCs w:val="20"/>
+        </w:rPr>
+        <w:t>TimerSetup</w:t>
+      </w:r>
+      <w:proofErr w:type="spellEnd"/>
+      <w:r>
+        <w:rPr>
+          <w:rFonts w:ascii="Consolas" w:eastAsiaTheme="minorEastAsia" w:hAnsi="Consolas" w:cs="Consolas"/>
+          <w:sz w:val="20"/>
+          <w:szCs w:val="20"/>
+        </w:rPr>
+        <w:t>-&gt;</w:t>
+      </w:r>
+      <w:r>
+        <w:rPr>
+          <w:rFonts w:ascii="Consolas" w:eastAsiaTheme="minorEastAsia" w:hAnsi="Consolas" w:cs="Consolas"/>
+          <w:color w:val="0000C0"/>
+          <w:sz w:val="20"/>
+          <w:szCs w:val="20"/>
+        </w:rPr>
+        <w:t>Interval</w:t>
+      </w:r>
+      <w:r>
+        <w:rPr>
+          <w:rFonts w:ascii="Consolas" w:eastAsiaTheme="minorEastAsia" w:hAnsi="Consolas" w:cs="Consolas"/>
+          <w:sz w:val="20"/>
+          <w:szCs w:val="20"/>
+        </w:rPr>
+        <w:t>);</w:t>
+      </w:r>
+    </w:p>
+    <w:p>
+      <w:pPr>
+        <w:autoSpaceDE w:val="0"/>
+        <w:autoSpaceDN w:val="0"/>
+        <w:adjustRightInd w:val="0"/>
+        <w:spacing w:after="0" w:line="240" w:lineRule="auto"/>
+        <w:ind w:left="0" w:firstLine="0"/>
+        <w:rPr>
+          <w:rFonts w:ascii="Consolas" w:eastAsiaTheme="minorEastAsia" w:hAnsi="Consolas" w:cs="Consolas"/>
+          <w:color w:val="auto"/>
+          <w:sz w:val="20"/>
+          <w:szCs w:val="20"/>
+        </w:rPr>
+      </w:pPr>
+      <w:r>
+        <w:rPr>
+          <w:rFonts w:ascii="Consolas" w:eastAsiaTheme="minorEastAsia" w:hAnsi="Consolas" w:cs="Consolas"/>
+          <w:sz w:val="20"/>
+          <w:szCs w:val="20"/>
+        </w:rPr>
+        <w:tab/>
+      </w:r>
+      <w:proofErr w:type="spellStart"/>
+      <w:r>
+        <w:rPr>
+          <w:rFonts w:ascii="Consolas" w:eastAsiaTheme="minorEastAsia" w:hAnsi="Consolas" w:cs="Consolas"/>
+          <w:sz w:val="20"/>
+          <w:szCs w:val="20"/>
+        </w:rPr>
+        <w:t>XTtcPs_SetPrescaler</w:t>
+      </w:r>
+      <w:proofErr w:type="spellEnd"/>
+      <w:r>
+        <w:rPr>
+          <w:rFonts w:ascii="Consolas" w:eastAsiaTheme="minorEastAsia" w:hAnsi="Consolas" w:cs="Consolas"/>
+          <w:sz w:val="20"/>
+          <w:szCs w:val="20"/>
+        </w:rPr>
+        <w:t>(</w:t>
+      </w:r>
+      <w:proofErr w:type="spellStart"/>
+      <w:r>
+        <w:rPr>
+          <w:rFonts w:ascii="Consolas" w:eastAsiaTheme="minorEastAsia" w:hAnsi="Consolas" w:cs="Consolas"/>
+          <w:sz w:val="20"/>
+          <w:szCs w:val="20"/>
+        </w:rPr>
+        <w:t>TtcTimerInstPtr</w:t>
+      </w:r>
+      <w:proofErr w:type="spellEnd"/>
+      <w:r>
+        <w:rPr>
+          <w:rFonts w:ascii="Consolas" w:eastAsiaTheme="minorEastAsia" w:hAnsi="Consolas" w:cs="Consolas"/>
+          <w:sz w:val="20"/>
+          <w:szCs w:val="20"/>
+        </w:rPr>
+        <w:t xml:space="preserve">, </w:t>
+      </w:r>
+      <w:proofErr w:type="spellStart"/>
+      <w:r>
+        <w:rPr>
+          <w:rFonts w:ascii="Consolas" w:eastAsiaTheme="minorEastAsia" w:hAnsi="Consolas" w:cs="Consolas"/>
+          <w:sz w:val="20"/>
+          <w:szCs w:val="20"/>
+        </w:rPr>
+        <w:t>TimerSetup</w:t>
+      </w:r>
+      <w:proofErr w:type="spellEnd"/>
+      <w:r>
+        <w:rPr>
+          <w:rFonts w:ascii="Consolas" w:eastAsiaTheme="minorEastAsia" w:hAnsi="Consolas" w:cs="Consolas"/>
+          <w:sz w:val="20"/>
+          <w:szCs w:val="20"/>
+        </w:rPr>
+        <w:t>-&gt;</w:t>
+      </w:r>
+      <w:proofErr w:type="spellStart"/>
+      <w:r>
+        <w:rPr>
+          <w:rFonts w:ascii="Consolas" w:eastAsiaTheme="minorEastAsia" w:hAnsi="Consolas" w:cs="Consolas"/>
+          <w:color w:val="0000C0"/>
+          <w:sz w:val="20"/>
+          <w:szCs w:val="20"/>
+        </w:rPr>
+        <w:t>Prescaler</w:t>
+      </w:r>
+      <w:proofErr w:type="spellEnd"/>
+      <w:r>
+        <w:rPr>
+          <w:rFonts w:ascii="Consolas" w:eastAsiaTheme="minorEastAsia" w:hAnsi="Consolas" w:cs="Consolas"/>
+          <w:sz w:val="20"/>
+          <w:szCs w:val="20"/>
+        </w:rPr>
+        <w:t>);</w:t>
+      </w:r>
+    </w:p>
+    <w:p>
+      <w:pPr>
+        <w:autoSpaceDE w:val="0"/>
+        <w:autoSpaceDN w:val="0"/>
+        <w:adjustRightInd w:val="0"/>
+        <w:spacing w:after="0" w:line="240" w:lineRule="auto"/>
+        <w:ind w:left="0" w:firstLine="0"/>
+        <w:rPr>
+          <w:rFonts w:ascii="Consolas" w:eastAsiaTheme="minorEastAsia" w:hAnsi="Consolas" w:cs="Consolas"/>
+          <w:color w:val="auto"/>
+          <w:sz w:val="20"/>
+          <w:szCs w:val="20"/>
+        </w:rPr>
+      </w:pPr>
+    </w:p>
+    <w:p>
+      <w:pPr>
+        <w:autoSpaceDE w:val="0"/>
+        <w:autoSpaceDN w:val="0"/>
+        <w:adjustRightInd w:val="0"/>
+        <w:spacing w:after="0" w:line="240" w:lineRule="auto"/>
+        <w:ind w:left="0" w:firstLine="0"/>
+        <w:rPr>
+          <w:rFonts w:ascii="Consolas" w:eastAsiaTheme="minorEastAsia" w:hAnsi="Consolas" w:cs="Consolas"/>
+          <w:color w:val="auto"/>
+          <w:sz w:val="20"/>
+          <w:szCs w:val="20"/>
+        </w:rPr>
+      </w:pPr>
+    </w:p>
+    <w:p>
+      <w:pPr>
+        <w:autoSpaceDE w:val="0"/>
+        <w:autoSpaceDN w:val="0"/>
+        <w:adjustRightInd w:val="0"/>
+        <w:spacing w:after="0" w:line="240" w:lineRule="auto"/>
+        <w:ind w:left="0" w:firstLine="0"/>
+        <w:rPr>
+          <w:rFonts w:ascii="Consolas" w:eastAsiaTheme="minorEastAsia" w:hAnsi="Consolas" w:cs="Consolas"/>
+          <w:color w:val="auto"/>
+          <w:sz w:val="20"/>
+          <w:szCs w:val="20"/>
+        </w:rPr>
+      </w:pPr>
+      <w:r>
+        <w:rPr>
+          <w:rFonts w:ascii="Consolas" w:eastAsiaTheme="minorEastAsia" w:hAnsi="Consolas" w:cs="Consolas"/>
+          <w:sz w:val="20"/>
+          <w:szCs w:val="20"/>
+        </w:rPr>
+        <w:tab/>
+      </w:r>
+      <w:r>
+        <w:rPr>
+          <w:rFonts w:ascii="Consolas" w:eastAsiaTheme="minorEastAsia" w:hAnsi="Consolas" w:cs="Consolas"/>
           <w:color w:val="3F7F5F"/>
           <w:sz w:val="20"/>
           <w:szCs w:val="20"/>
         </w:rPr>
-        <w:tab/>
-        <w:t xml:space="preserve"> * </w:t>
-      </w:r>
-      <w:proofErr w:type="gramStart"/>
+        <w:t>/*</w:t>
+      </w:r>
+    </w:p>
+    <w:p>
+      <w:pPr>
+        <w:autoSpaceDE w:val="0"/>
+        <w:autoSpaceDN w:val="0"/>
+        <w:adjustRightInd w:val="0"/>
+        <w:spacing w:after="0" w:line="240" w:lineRule="auto"/>
+        <w:ind w:left="0" w:firstLine="0"/>
+        <w:rPr>
+          <w:rFonts w:ascii="Consolas" w:eastAsiaTheme="minorEastAsia" w:hAnsi="Consolas" w:cs="Consolas"/>
+          <w:color w:val="auto"/>
+          <w:sz w:val="20"/>
+          <w:szCs w:val="20"/>
+        </w:rPr>
+      </w:pPr>
       <w:r>
         <w:rPr>
           <w:rFonts w:ascii="Consolas" w:eastAsiaTheme="minorEastAsia" w:hAnsi="Consolas" w:cs="Consolas"/>
@@ -4604,9 +5058,24 @@
           <w:sz w:val="20"/>
           <w:szCs w:val="20"/>
         </w:rPr>
-        <w:t>frequency</w:t>
-      </w:r>
-      <w:proofErr w:type="gramEnd"/>
+        <w:tab/>
+        <w:t xml:space="preserve"> * Connect to the interrupt controller</w:t>
+      </w:r>
+    </w:p>
+    <w:p>
+      <w:pPr>
+        <w:autoSpaceDE w:val="0"/>
+        <w:autoSpaceDN w:val="0"/>
+        <w:adjustRightInd w:val="0"/>
+        <w:spacing w:after="0" w:line="240" w:lineRule="auto"/>
+        <w:ind w:left="0" w:firstLine="0"/>
+        <w:rPr>
+          <w:rFonts w:ascii="Consolas" w:eastAsiaTheme="minorEastAsia" w:hAnsi="Consolas" w:cs="Consolas"/>
+          <w:color w:val="auto"/>
+          <w:sz w:val="20"/>
+          <w:szCs w:val="20"/>
+        </w:rPr>
+      </w:pPr>
       <w:r>
         <w:rPr>
           <w:rFonts w:ascii="Consolas" w:eastAsiaTheme="minorEastAsia" w:hAnsi="Consolas" w:cs="Consolas"/>
@@ -4614,28 +5083,68 @@
           <w:sz w:val="20"/>
           <w:szCs w:val="20"/>
         </w:rPr>
-        <w:t xml:space="preserve"> to the interval and </w:t>
+        <w:tab/>
+        <w:t xml:space="preserve"> */</w:t>
+      </w:r>
+    </w:p>
+    <w:p>
+      <w:pPr>
+        <w:autoSpaceDE w:val="0"/>
+        <w:autoSpaceDN w:val="0"/>
+        <w:adjustRightInd w:val="0"/>
+        <w:spacing w:after="0" w:line="240" w:lineRule="auto"/>
+        <w:ind w:left="0" w:firstLine="0"/>
+        <w:rPr>
+          <w:rFonts w:ascii="Consolas" w:eastAsiaTheme="minorEastAsia" w:hAnsi="Consolas" w:cs="Consolas"/>
+          <w:color w:val="auto"/>
+          <w:sz w:val="20"/>
+          <w:szCs w:val="20"/>
+        </w:rPr>
+      </w:pPr>
+      <w:r>
+        <w:rPr>
+          <w:rFonts w:ascii="Consolas" w:eastAsiaTheme="minorEastAsia" w:hAnsi="Consolas" w:cs="Consolas"/>
+          <w:sz w:val="20"/>
+          <w:szCs w:val="20"/>
+        </w:rPr>
+        <w:tab/>
+        <w:t xml:space="preserve">Status = </w:t>
       </w:r>
       <w:proofErr w:type="spellStart"/>
       <w:r>
         <w:rPr>
           <w:rFonts w:ascii="Consolas" w:eastAsiaTheme="minorEastAsia" w:hAnsi="Consolas" w:cs="Consolas"/>
-          <w:color w:val="3F7F5F"/>
-          <w:sz w:val="20"/>
-          <w:szCs w:val="20"/>
-          <w:u w:val="single"/>
-        </w:rPr>
-        <w:t>prescaler</w:t>
+          <w:sz w:val="20"/>
+          <w:szCs w:val="20"/>
+        </w:rPr>
+        <w:t>XScuGic_Connect</w:t>
       </w:r>
       <w:proofErr w:type="spellEnd"/>
       <w:r>
         <w:rPr>
           <w:rFonts w:ascii="Consolas" w:eastAsiaTheme="minorEastAsia" w:hAnsi="Consolas" w:cs="Consolas"/>
-          <w:color w:val="3F7F5F"/>
-          <w:sz w:val="20"/>
-          <w:szCs w:val="20"/>
-        </w:rPr>
-        <w:t xml:space="preserve"> values.</w:t>
+          <w:sz w:val="20"/>
+          <w:szCs w:val="20"/>
+        </w:rPr>
+        <w:t>(&amp;</w:t>
+      </w:r>
+      <w:proofErr w:type="spellStart"/>
+      <w:r>
+        <w:rPr>
+          <w:rFonts w:ascii="Consolas" w:eastAsiaTheme="minorEastAsia" w:hAnsi="Consolas" w:cs="Consolas"/>
+          <w:sz w:val="20"/>
+          <w:szCs w:val="20"/>
+        </w:rPr>
+        <w:t>InterruptController</w:t>
+      </w:r>
+      <w:proofErr w:type="spellEnd"/>
+      <w:r>
+        <w:rPr>
+          <w:rFonts w:ascii="Consolas" w:eastAsiaTheme="minorEastAsia" w:hAnsi="Consolas" w:cs="Consolas"/>
+          <w:sz w:val="20"/>
+          <w:szCs w:val="20"/>
+        </w:rPr>
+        <w:t>, TTC0_0_INTR_ID,</w:t>
       </w:r>
     </w:p>
     <w:p>
@@ -4655,53 +5164,29 @@
       <w:r>
         <w:rPr>
           <w:rFonts w:ascii="Consolas" w:eastAsiaTheme="minorEastAsia" w:hAnsi="Consolas" w:cs="Consolas"/>
-          <w:color w:val="3F7F5F"/>
-          <w:sz w:val="20"/>
-          <w:szCs w:val="20"/>
-        </w:rPr>
-        <w:tab/>
-        <w:t xml:space="preserve"> */</w:t>
-      </w:r>
-    </w:p>
-    <w:p>
-      <w:pPr>
-        <w:autoSpaceDE w:val="0"/>
-        <w:autoSpaceDN w:val="0"/>
-        <w:adjustRightInd w:val="0"/>
-        <w:spacing w:after="0" w:line="240" w:lineRule="auto"/>
-        <w:ind w:left="0" w:firstLine="0"/>
-        <w:rPr>
-          <w:rFonts w:ascii="Consolas" w:eastAsiaTheme="minorEastAsia" w:hAnsi="Consolas" w:cs="Consolas"/>
-          <w:color w:val="auto"/>
-          <w:sz w:val="20"/>
-          <w:szCs w:val="20"/>
-        </w:rPr>
-      </w:pPr>
-      <w:r>
-        <w:rPr>
-          <w:rFonts w:ascii="Consolas" w:eastAsiaTheme="minorEastAsia" w:hAnsi="Consolas" w:cs="Consolas"/>
-          <w:sz w:val="20"/>
-          <w:szCs w:val="20"/>
-        </w:rPr>
-        <w:tab/>
+          <w:sz w:val="20"/>
+          <w:szCs w:val="20"/>
+        </w:rPr>
+        <w:tab/>
+      </w:r>
+      <w:r>
+        <w:rPr>
+          <w:rFonts w:ascii="Consolas" w:eastAsiaTheme="minorEastAsia" w:hAnsi="Consolas" w:cs="Consolas"/>
+          <w:sz w:val="20"/>
+          <w:szCs w:val="20"/>
+        </w:rPr>
+        <w:tab/>
+        <w:t>(</w:t>
       </w:r>
       <w:proofErr w:type="spellStart"/>
       <w:r>
         <w:rPr>
           <w:rFonts w:ascii="Consolas" w:eastAsiaTheme="minorEastAsia" w:hAnsi="Consolas" w:cs="Consolas"/>
-          <w:sz w:val="20"/>
-          <w:szCs w:val="20"/>
-        </w:rPr>
-        <w:t>XTtcPs_</w:t>
-      </w:r>
-      <w:proofErr w:type="gramStart"/>
-      <w:r>
-        <w:rPr>
-          <w:rFonts w:ascii="Consolas" w:eastAsiaTheme="minorEastAsia" w:hAnsi="Consolas" w:cs="Consolas"/>
-          <w:sz w:val="20"/>
-          <w:szCs w:val="20"/>
-        </w:rPr>
-        <w:t>CalcIntervalFromFreq</w:t>
+          <w:color w:val="005032"/>
+          <w:sz w:val="20"/>
+          <w:szCs w:val="20"/>
+        </w:rPr>
+        <w:t>Xil_ExceptionHandler</w:t>
       </w:r>
       <w:proofErr w:type="spellEnd"/>
       <w:r>
@@ -4710,755 +5195,16 @@
           <w:sz w:val="20"/>
           <w:szCs w:val="20"/>
         </w:rPr>
-        <w:t>(</w:t>
+        <w:t>)</w:t>
       </w:r>
       <w:proofErr w:type="spellStart"/>
-      <w:proofErr w:type="gramEnd"/>
-      <w:r>
-        <w:rPr>
-          <w:rFonts w:ascii="Consolas" w:eastAsiaTheme="minorEastAsia" w:hAnsi="Consolas" w:cs="Consolas"/>
-          <w:sz w:val="20"/>
-          <w:szCs w:val="20"/>
-        </w:rPr>
-        <w:t>TtcTimerInstPtr</w:t>
-      </w:r>
-      <w:proofErr w:type="spellEnd"/>
-      <w:r>
-        <w:rPr>
-          <w:rFonts w:ascii="Consolas" w:eastAsiaTheme="minorEastAsia" w:hAnsi="Consolas" w:cs="Consolas"/>
-          <w:sz w:val="20"/>
-          <w:szCs w:val="20"/>
-        </w:rPr>
-        <w:t xml:space="preserve">, </w:t>
-      </w:r>
-      <w:proofErr w:type="spellStart"/>
-      <w:r>
-        <w:rPr>
-          <w:rFonts w:ascii="Consolas" w:eastAsiaTheme="minorEastAsia" w:hAnsi="Consolas" w:cs="Consolas"/>
-          <w:sz w:val="20"/>
-          <w:szCs w:val="20"/>
-        </w:rPr>
-        <w:t>TimerSetup</w:t>
-      </w:r>
-      <w:proofErr w:type="spellEnd"/>
-      <w:r>
-        <w:rPr>
-          <w:rFonts w:ascii="Consolas" w:eastAsiaTheme="minorEastAsia" w:hAnsi="Consolas" w:cs="Consolas"/>
-          <w:sz w:val="20"/>
-          <w:szCs w:val="20"/>
-        </w:rPr>
-        <w:t>-&gt;</w:t>
-      </w:r>
-      <w:proofErr w:type="spellStart"/>
-      <w:r>
-        <w:rPr>
-          <w:rFonts w:ascii="Consolas" w:eastAsiaTheme="minorEastAsia" w:hAnsi="Consolas" w:cs="Consolas"/>
-          <w:color w:val="0000C0"/>
-          <w:sz w:val="20"/>
-          <w:szCs w:val="20"/>
-        </w:rPr>
-        <w:t>OutputHz</w:t>
-      </w:r>
-      <w:proofErr w:type="spellEnd"/>
-      <w:r>
-        <w:rPr>
-          <w:rFonts w:ascii="Consolas" w:eastAsiaTheme="minorEastAsia" w:hAnsi="Consolas" w:cs="Consolas"/>
-          <w:sz w:val="20"/>
-          <w:szCs w:val="20"/>
-        </w:rPr>
-        <w:t>,</w:t>
-      </w:r>
-    </w:p>
-    <w:p>
-      <w:pPr>
-        <w:autoSpaceDE w:val="0"/>
-        <w:autoSpaceDN w:val="0"/>
-        <w:adjustRightInd w:val="0"/>
-        <w:spacing w:after="0" w:line="240" w:lineRule="auto"/>
-        <w:ind w:left="0" w:firstLine="0"/>
-        <w:rPr>
-          <w:rFonts w:ascii="Consolas" w:eastAsiaTheme="minorEastAsia" w:hAnsi="Consolas" w:cs="Consolas"/>
-          <w:color w:val="auto"/>
-          <w:sz w:val="20"/>
-          <w:szCs w:val="20"/>
-        </w:rPr>
-      </w:pPr>
-      <w:r>
-        <w:rPr>
-          <w:rFonts w:ascii="Consolas" w:eastAsiaTheme="minorEastAsia" w:hAnsi="Consolas" w:cs="Consolas"/>
-          <w:sz w:val="20"/>
-          <w:szCs w:val="20"/>
-        </w:rPr>
-        <w:tab/>
-      </w:r>
-      <w:r>
-        <w:rPr>
-          <w:rFonts w:ascii="Consolas" w:eastAsiaTheme="minorEastAsia" w:hAnsi="Consolas" w:cs="Consolas"/>
-          <w:sz w:val="20"/>
-          <w:szCs w:val="20"/>
-        </w:rPr>
-        <w:tab/>
-        <w:t>&amp;(</w:t>
-      </w:r>
-      <w:proofErr w:type="spellStart"/>
-      <w:r>
-        <w:rPr>
-          <w:rFonts w:ascii="Consolas" w:eastAsiaTheme="minorEastAsia" w:hAnsi="Consolas" w:cs="Consolas"/>
-          <w:sz w:val="20"/>
-          <w:szCs w:val="20"/>
-        </w:rPr>
-        <w:t>TimerSetup</w:t>
-      </w:r>
-      <w:proofErr w:type="spellEnd"/>
-      <w:r>
-        <w:rPr>
-          <w:rFonts w:ascii="Consolas" w:eastAsiaTheme="minorEastAsia" w:hAnsi="Consolas" w:cs="Consolas"/>
-          <w:sz w:val="20"/>
-          <w:szCs w:val="20"/>
-        </w:rPr>
-        <w:t>-&gt;</w:t>
-      </w:r>
-      <w:r>
-        <w:rPr>
-          <w:rFonts w:ascii="Consolas" w:eastAsiaTheme="minorEastAsia" w:hAnsi="Consolas" w:cs="Consolas"/>
-          <w:color w:val="0000C0"/>
-          <w:sz w:val="20"/>
-          <w:szCs w:val="20"/>
-        </w:rPr>
-        <w:t>Interval</w:t>
-      </w:r>
-      <w:r>
-        <w:rPr>
-          <w:rFonts w:ascii="Consolas" w:eastAsiaTheme="minorEastAsia" w:hAnsi="Consolas" w:cs="Consolas"/>
-          <w:sz w:val="20"/>
-          <w:szCs w:val="20"/>
-        </w:rPr>
-        <w:t>), &amp;(</w:t>
-      </w:r>
-      <w:proofErr w:type="spellStart"/>
-      <w:r>
-        <w:rPr>
-          <w:rFonts w:ascii="Consolas" w:eastAsiaTheme="minorEastAsia" w:hAnsi="Consolas" w:cs="Consolas"/>
-          <w:sz w:val="20"/>
-          <w:szCs w:val="20"/>
-        </w:rPr>
-        <w:t>TimerSetup</w:t>
-      </w:r>
-      <w:proofErr w:type="spellEnd"/>
-      <w:r>
-        <w:rPr>
-          <w:rFonts w:ascii="Consolas" w:eastAsiaTheme="minorEastAsia" w:hAnsi="Consolas" w:cs="Consolas"/>
-          <w:sz w:val="20"/>
-          <w:szCs w:val="20"/>
-        </w:rPr>
-        <w:t>-&gt;</w:t>
-      </w:r>
-      <w:proofErr w:type="spellStart"/>
-      <w:r>
-        <w:rPr>
-          <w:rFonts w:ascii="Consolas" w:eastAsiaTheme="minorEastAsia" w:hAnsi="Consolas" w:cs="Consolas"/>
-          <w:color w:val="0000C0"/>
-          <w:sz w:val="20"/>
-          <w:szCs w:val="20"/>
-        </w:rPr>
-        <w:t>Prescaler</w:t>
-      </w:r>
-      <w:proofErr w:type="spellEnd"/>
-      <w:r>
-        <w:rPr>
-          <w:rFonts w:ascii="Consolas" w:eastAsiaTheme="minorEastAsia" w:hAnsi="Consolas" w:cs="Consolas"/>
-          <w:sz w:val="20"/>
-          <w:szCs w:val="20"/>
-        </w:rPr>
-        <w:t>));</w:t>
-      </w:r>
-    </w:p>
-    <w:p>
-      <w:pPr>
-        <w:autoSpaceDE w:val="0"/>
-        <w:autoSpaceDN w:val="0"/>
-        <w:adjustRightInd w:val="0"/>
-        <w:spacing w:after="0" w:line="240" w:lineRule="auto"/>
-        <w:ind w:left="0" w:firstLine="0"/>
-        <w:rPr>
-          <w:rFonts w:ascii="Consolas" w:eastAsiaTheme="minorEastAsia" w:hAnsi="Consolas" w:cs="Consolas"/>
-          <w:color w:val="auto"/>
-          <w:sz w:val="20"/>
-          <w:szCs w:val="20"/>
-        </w:rPr>
-      </w:pPr>
-    </w:p>
-    <w:p>
-      <w:pPr>
-        <w:autoSpaceDE w:val="0"/>
-        <w:autoSpaceDN w:val="0"/>
-        <w:adjustRightInd w:val="0"/>
-        <w:spacing w:after="0" w:line="240" w:lineRule="auto"/>
-        <w:ind w:left="0" w:firstLine="0"/>
-        <w:rPr>
-          <w:rFonts w:ascii="Consolas" w:eastAsiaTheme="minorEastAsia" w:hAnsi="Consolas" w:cs="Consolas"/>
-          <w:color w:val="auto"/>
-          <w:sz w:val="20"/>
-          <w:szCs w:val="20"/>
-        </w:rPr>
-      </w:pPr>
-      <w:r>
-        <w:rPr>
-          <w:rFonts w:ascii="Consolas" w:eastAsiaTheme="minorEastAsia" w:hAnsi="Consolas" w:cs="Consolas"/>
-          <w:sz w:val="20"/>
-          <w:szCs w:val="20"/>
-        </w:rPr>
-        <w:tab/>
-      </w:r>
-      <w:r>
-        <w:rPr>
-          <w:rFonts w:ascii="Consolas" w:eastAsiaTheme="minorEastAsia" w:hAnsi="Consolas" w:cs="Consolas"/>
-          <w:color w:val="3F7F5F"/>
-          <w:sz w:val="20"/>
-          <w:szCs w:val="20"/>
-        </w:rPr>
-        <w:t>/*</w:t>
-      </w:r>
-    </w:p>
-    <w:p>
-      <w:pPr>
-        <w:autoSpaceDE w:val="0"/>
-        <w:autoSpaceDN w:val="0"/>
-        <w:adjustRightInd w:val="0"/>
-        <w:spacing w:after="0" w:line="240" w:lineRule="auto"/>
-        <w:ind w:left="0" w:firstLine="0"/>
-        <w:rPr>
-          <w:rFonts w:ascii="Consolas" w:eastAsiaTheme="minorEastAsia" w:hAnsi="Consolas" w:cs="Consolas"/>
-          <w:color w:val="auto"/>
-          <w:sz w:val="20"/>
-          <w:szCs w:val="20"/>
-        </w:rPr>
-      </w:pPr>
-      <w:r>
-        <w:rPr>
-          <w:rFonts w:ascii="Consolas" w:eastAsiaTheme="minorEastAsia" w:hAnsi="Consolas" w:cs="Consolas"/>
-          <w:color w:val="3F7F5F"/>
-          <w:sz w:val="20"/>
-          <w:szCs w:val="20"/>
-        </w:rPr>
-        <w:tab/>
-        <w:t xml:space="preserve"> * Set the interval and </w:t>
-      </w:r>
-      <w:proofErr w:type="spellStart"/>
-      <w:r>
-        <w:rPr>
-          <w:rFonts w:ascii="Consolas" w:eastAsiaTheme="minorEastAsia" w:hAnsi="Consolas" w:cs="Consolas"/>
-          <w:color w:val="3F7F5F"/>
-          <w:sz w:val="20"/>
-          <w:szCs w:val="20"/>
-          <w:u w:val="single"/>
-        </w:rPr>
-        <w:t>prescaler</w:t>
-      </w:r>
-      <w:proofErr w:type="spellEnd"/>
-    </w:p>
-    <w:p>
-      <w:pPr>
-        <w:autoSpaceDE w:val="0"/>
-        <w:autoSpaceDN w:val="0"/>
-        <w:adjustRightInd w:val="0"/>
-        <w:spacing w:after="0" w:line="240" w:lineRule="auto"/>
-        <w:ind w:left="0" w:firstLine="0"/>
-        <w:rPr>
-          <w:rFonts w:ascii="Consolas" w:eastAsiaTheme="minorEastAsia" w:hAnsi="Consolas" w:cs="Consolas"/>
-          <w:color w:val="auto"/>
-          <w:sz w:val="20"/>
-          <w:szCs w:val="20"/>
-        </w:rPr>
-      </w:pPr>
-      <w:r>
-        <w:rPr>
-          <w:rFonts w:ascii="Consolas" w:eastAsiaTheme="minorEastAsia" w:hAnsi="Consolas" w:cs="Consolas"/>
-          <w:color w:val="3F7F5F"/>
-          <w:sz w:val="20"/>
-          <w:szCs w:val="20"/>
-        </w:rPr>
-        <w:tab/>
-        <w:t xml:space="preserve"> */</w:t>
-      </w:r>
-    </w:p>
-    <w:p>
-      <w:pPr>
-        <w:autoSpaceDE w:val="0"/>
-        <w:autoSpaceDN w:val="0"/>
-        <w:adjustRightInd w:val="0"/>
-        <w:spacing w:after="0" w:line="240" w:lineRule="auto"/>
-        <w:ind w:left="0" w:firstLine="0"/>
-        <w:rPr>
-          <w:rFonts w:ascii="Consolas" w:eastAsiaTheme="minorEastAsia" w:hAnsi="Consolas" w:cs="Consolas"/>
-          <w:color w:val="auto"/>
-          <w:sz w:val="20"/>
-          <w:szCs w:val="20"/>
-        </w:rPr>
-      </w:pPr>
-      <w:r>
-        <w:rPr>
-          <w:rFonts w:ascii="Consolas" w:eastAsiaTheme="minorEastAsia" w:hAnsi="Consolas" w:cs="Consolas"/>
-          <w:sz w:val="20"/>
-          <w:szCs w:val="20"/>
-        </w:rPr>
-        <w:tab/>
-      </w:r>
-      <w:proofErr w:type="spellStart"/>
-      <w:r>
-        <w:rPr>
-          <w:rFonts w:ascii="Consolas" w:eastAsiaTheme="minorEastAsia" w:hAnsi="Consolas" w:cs="Consolas"/>
-          <w:sz w:val="20"/>
-          <w:szCs w:val="20"/>
-        </w:rPr>
-        <w:t>XTtcPs_</w:t>
-      </w:r>
-      <w:proofErr w:type="gramStart"/>
-      <w:r>
-        <w:rPr>
-          <w:rFonts w:ascii="Consolas" w:eastAsiaTheme="minorEastAsia" w:hAnsi="Consolas" w:cs="Consolas"/>
-          <w:sz w:val="20"/>
-          <w:szCs w:val="20"/>
-        </w:rPr>
-        <w:t>SetInterval</w:t>
-      </w:r>
-      <w:proofErr w:type="spellEnd"/>
-      <w:r>
-        <w:rPr>
-          <w:rFonts w:ascii="Consolas" w:eastAsiaTheme="minorEastAsia" w:hAnsi="Consolas" w:cs="Consolas"/>
-          <w:sz w:val="20"/>
-          <w:szCs w:val="20"/>
-        </w:rPr>
-        <w:t>(</w:t>
-      </w:r>
-      <w:proofErr w:type="spellStart"/>
-      <w:proofErr w:type="gramEnd"/>
-      <w:r>
-        <w:rPr>
-          <w:rFonts w:ascii="Consolas" w:eastAsiaTheme="minorEastAsia" w:hAnsi="Consolas" w:cs="Consolas"/>
-          <w:sz w:val="20"/>
-          <w:szCs w:val="20"/>
-        </w:rPr>
-        <w:t>TtcTimerInstPtr</w:t>
-      </w:r>
-      <w:proofErr w:type="spellEnd"/>
-      <w:r>
-        <w:rPr>
-          <w:rFonts w:ascii="Consolas" w:eastAsiaTheme="minorEastAsia" w:hAnsi="Consolas" w:cs="Consolas"/>
-          <w:sz w:val="20"/>
-          <w:szCs w:val="20"/>
-        </w:rPr>
-        <w:t xml:space="preserve">, </w:t>
-      </w:r>
-      <w:proofErr w:type="spellStart"/>
-      <w:r>
-        <w:rPr>
-          <w:rFonts w:ascii="Consolas" w:eastAsiaTheme="minorEastAsia" w:hAnsi="Consolas" w:cs="Consolas"/>
-          <w:sz w:val="20"/>
-          <w:szCs w:val="20"/>
-        </w:rPr>
-        <w:t>TimerSetup</w:t>
-      </w:r>
-      <w:proofErr w:type="spellEnd"/>
-      <w:r>
-        <w:rPr>
-          <w:rFonts w:ascii="Consolas" w:eastAsiaTheme="minorEastAsia" w:hAnsi="Consolas" w:cs="Consolas"/>
-          <w:sz w:val="20"/>
-          <w:szCs w:val="20"/>
-        </w:rPr>
-        <w:t>-&gt;</w:t>
-      </w:r>
-      <w:r>
-        <w:rPr>
-          <w:rFonts w:ascii="Consolas" w:eastAsiaTheme="minorEastAsia" w:hAnsi="Consolas" w:cs="Consolas"/>
-          <w:color w:val="0000C0"/>
-          <w:sz w:val="20"/>
-          <w:szCs w:val="20"/>
-        </w:rPr>
-        <w:t>Interval</w:t>
-      </w:r>
-      <w:r>
-        <w:rPr>
-          <w:rFonts w:ascii="Consolas" w:eastAsiaTheme="minorEastAsia" w:hAnsi="Consolas" w:cs="Consolas"/>
-          <w:sz w:val="20"/>
-          <w:szCs w:val="20"/>
-        </w:rPr>
-        <w:t>);</w:t>
-      </w:r>
-    </w:p>
-    <w:p>
-      <w:pPr>
-        <w:autoSpaceDE w:val="0"/>
-        <w:autoSpaceDN w:val="0"/>
-        <w:adjustRightInd w:val="0"/>
-        <w:spacing w:after="0" w:line="240" w:lineRule="auto"/>
-        <w:ind w:left="0" w:firstLine="0"/>
-        <w:rPr>
-          <w:rFonts w:ascii="Consolas" w:eastAsiaTheme="minorEastAsia" w:hAnsi="Consolas" w:cs="Consolas"/>
-          <w:color w:val="auto"/>
-          <w:sz w:val="20"/>
-          <w:szCs w:val="20"/>
-        </w:rPr>
-      </w:pPr>
-      <w:r>
-        <w:rPr>
-          <w:rFonts w:ascii="Consolas" w:eastAsiaTheme="minorEastAsia" w:hAnsi="Consolas" w:cs="Consolas"/>
-          <w:sz w:val="20"/>
-          <w:szCs w:val="20"/>
-        </w:rPr>
-        <w:tab/>
-      </w:r>
-      <w:proofErr w:type="spellStart"/>
-      <w:r>
-        <w:rPr>
-          <w:rFonts w:ascii="Consolas" w:eastAsiaTheme="minorEastAsia" w:hAnsi="Consolas" w:cs="Consolas"/>
-          <w:sz w:val="20"/>
-          <w:szCs w:val="20"/>
-        </w:rPr>
-        <w:t>XTtcPs_</w:t>
-      </w:r>
-      <w:proofErr w:type="gramStart"/>
-      <w:r>
-        <w:rPr>
-          <w:rFonts w:ascii="Consolas" w:eastAsiaTheme="minorEastAsia" w:hAnsi="Consolas" w:cs="Consolas"/>
-          <w:sz w:val="20"/>
-          <w:szCs w:val="20"/>
-        </w:rPr>
-        <w:t>SetPrescaler</w:t>
-      </w:r>
-      <w:proofErr w:type="spellEnd"/>
-      <w:r>
-        <w:rPr>
-          <w:rFonts w:ascii="Consolas" w:eastAsiaTheme="minorEastAsia" w:hAnsi="Consolas" w:cs="Consolas"/>
-          <w:sz w:val="20"/>
-          <w:szCs w:val="20"/>
-        </w:rPr>
-        <w:t>(</w:t>
-      </w:r>
-      <w:proofErr w:type="spellStart"/>
-      <w:proofErr w:type="gramEnd"/>
-      <w:r>
-        <w:rPr>
-          <w:rFonts w:ascii="Consolas" w:eastAsiaTheme="minorEastAsia" w:hAnsi="Consolas" w:cs="Consolas"/>
-          <w:sz w:val="20"/>
-          <w:szCs w:val="20"/>
-        </w:rPr>
-        <w:t>TtcTimerInstPtr</w:t>
-      </w:r>
-      <w:proofErr w:type="spellEnd"/>
-      <w:r>
-        <w:rPr>
-          <w:rFonts w:ascii="Consolas" w:eastAsiaTheme="minorEastAsia" w:hAnsi="Consolas" w:cs="Consolas"/>
-          <w:sz w:val="20"/>
-          <w:szCs w:val="20"/>
-        </w:rPr>
-        <w:t xml:space="preserve">, </w:t>
-      </w:r>
-      <w:proofErr w:type="spellStart"/>
-      <w:r>
-        <w:rPr>
-          <w:rFonts w:ascii="Consolas" w:eastAsiaTheme="minorEastAsia" w:hAnsi="Consolas" w:cs="Consolas"/>
-          <w:sz w:val="20"/>
-          <w:szCs w:val="20"/>
-        </w:rPr>
-        <w:t>TimerSetup</w:t>
-      </w:r>
-      <w:proofErr w:type="spellEnd"/>
-      <w:r>
-        <w:rPr>
-          <w:rFonts w:ascii="Consolas" w:eastAsiaTheme="minorEastAsia" w:hAnsi="Consolas" w:cs="Consolas"/>
-          <w:sz w:val="20"/>
-          <w:szCs w:val="20"/>
-        </w:rPr>
-        <w:t>-&gt;</w:t>
-      </w:r>
-      <w:proofErr w:type="spellStart"/>
-      <w:r>
-        <w:rPr>
-          <w:rFonts w:ascii="Consolas" w:eastAsiaTheme="minorEastAsia" w:hAnsi="Consolas" w:cs="Consolas"/>
-          <w:color w:val="0000C0"/>
-          <w:sz w:val="20"/>
-          <w:szCs w:val="20"/>
-        </w:rPr>
-        <w:t>Prescaler</w:t>
-      </w:r>
-      <w:proofErr w:type="spellEnd"/>
-      <w:r>
-        <w:rPr>
-          <w:rFonts w:ascii="Consolas" w:eastAsiaTheme="minorEastAsia" w:hAnsi="Consolas" w:cs="Consolas"/>
-          <w:sz w:val="20"/>
-          <w:szCs w:val="20"/>
-        </w:rPr>
-        <w:t>);</w:t>
-      </w:r>
-    </w:p>
-    <w:p>
-      <w:pPr>
-        <w:autoSpaceDE w:val="0"/>
-        <w:autoSpaceDN w:val="0"/>
-        <w:adjustRightInd w:val="0"/>
-        <w:spacing w:after="0" w:line="240" w:lineRule="auto"/>
-        <w:ind w:left="0" w:firstLine="0"/>
-        <w:rPr>
-          <w:rFonts w:ascii="Consolas" w:eastAsiaTheme="minorEastAsia" w:hAnsi="Consolas" w:cs="Consolas"/>
-          <w:color w:val="auto"/>
-          <w:sz w:val="20"/>
-          <w:szCs w:val="20"/>
-        </w:rPr>
-      </w:pPr>
-    </w:p>
-    <w:p>
-      <w:pPr>
-        <w:autoSpaceDE w:val="0"/>
-        <w:autoSpaceDN w:val="0"/>
-        <w:adjustRightInd w:val="0"/>
-        <w:spacing w:after="0" w:line="240" w:lineRule="auto"/>
-        <w:ind w:left="0" w:firstLine="0"/>
-        <w:rPr>
-          <w:rFonts w:ascii="Consolas" w:eastAsiaTheme="minorEastAsia" w:hAnsi="Consolas" w:cs="Consolas"/>
-          <w:color w:val="auto"/>
-          <w:sz w:val="20"/>
-          <w:szCs w:val="20"/>
-        </w:rPr>
-      </w:pPr>
-    </w:p>
-    <w:p>
-      <w:pPr>
-        <w:autoSpaceDE w:val="0"/>
-        <w:autoSpaceDN w:val="0"/>
-        <w:adjustRightInd w:val="0"/>
-        <w:spacing w:after="0" w:line="240" w:lineRule="auto"/>
-        <w:ind w:left="0" w:firstLine="0"/>
-        <w:rPr>
-          <w:rFonts w:ascii="Consolas" w:eastAsiaTheme="minorEastAsia" w:hAnsi="Consolas" w:cs="Consolas"/>
-          <w:color w:val="auto"/>
-          <w:sz w:val="20"/>
-          <w:szCs w:val="20"/>
-        </w:rPr>
-      </w:pPr>
-      <w:r>
-        <w:rPr>
-          <w:rFonts w:ascii="Consolas" w:eastAsiaTheme="minorEastAsia" w:hAnsi="Consolas" w:cs="Consolas"/>
-          <w:sz w:val="20"/>
-          <w:szCs w:val="20"/>
-        </w:rPr>
-        <w:tab/>
-      </w:r>
-      <w:r>
-        <w:rPr>
-          <w:rFonts w:ascii="Consolas" w:eastAsiaTheme="minorEastAsia" w:hAnsi="Consolas" w:cs="Consolas"/>
-          <w:color w:val="3F7F5F"/>
-          <w:sz w:val="20"/>
-          <w:szCs w:val="20"/>
-        </w:rPr>
-        <w:t>/*</w:t>
-      </w:r>
-    </w:p>
-    <w:p>
-      <w:pPr>
-        <w:autoSpaceDE w:val="0"/>
-        <w:autoSpaceDN w:val="0"/>
-        <w:adjustRightInd w:val="0"/>
-        <w:spacing w:after="0" w:line="240" w:lineRule="auto"/>
-        <w:ind w:left="0" w:firstLine="0"/>
-        <w:rPr>
-          <w:rFonts w:ascii="Consolas" w:eastAsiaTheme="minorEastAsia" w:hAnsi="Consolas" w:cs="Consolas"/>
-          <w:color w:val="auto"/>
-          <w:sz w:val="20"/>
-          <w:szCs w:val="20"/>
-        </w:rPr>
-      </w:pPr>
-      <w:r>
-        <w:rPr>
-          <w:rFonts w:ascii="Consolas" w:eastAsiaTheme="minorEastAsia" w:hAnsi="Consolas" w:cs="Consolas"/>
-          <w:color w:val="3F7F5F"/>
-          <w:sz w:val="20"/>
-          <w:szCs w:val="20"/>
-        </w:rPr>
-        <w:tab/>
-        <w:t xml:space="preserve"> * Connect to the interrupt controller</w:t>
-      </w:r>
-    </w:p>
-    <w:p>
-      <w:pPr>
-        <w:autoSpaceDE w:val="0"/>
-        <w:autoSpaceDN w:val="0"/>
-        <w:adjustRightInd w:val="0"/>
-        <w:spacing w:after="0" w:line="240" w:lineRule="auto"/>
-        <w:ind w:left="0" w:firstLine="0"/>
-        <w:rPr>
-          <w:rFonts w:ascii="Consolas" w:eastAsiaTheme="minorEastAsia" w:hAnsi="Consolas" w:cs="Consolas"/>
-          <w:color w:val="auto"/>
-          <w:sz w:val="20"/>
-          <w:szCs w:val="20"/>
-        </w:rPr>
-      </w:pPr>
-      <w:r>
-        <w:rPr>
-          <w:rFonts w:ascii="Consolas" w:eastAsiaTheme="minorEastAsia" w:hAnsi="Consolas" w:cs="Consolas"/>
-          <w:color w:val="3F7F5F"/>
-          <w:sz w:val="20"/>
-          <w:szCs w:val="20"/>
-        </w:rPr>
-        <w:tab/>
-        <w:t xml:space="preserve"> */</w:t>
-      </w:r>
-    </w:p>
-    <w:p>
-      <w:pPr>
-        <w:autoSpaceDE w:val="0"/>
-        <w:autoSpaceDN w:val="0"/>
-        <w:adjustRightInd w:val="0"/>
-        <w:spacing w:after="0" w:line="240" w:lineRule="auto"/>
-        <w:ind w:left="0" w:firstLine="0"/>
-        <w:rPr>
-          <w:rFonts w:ascii="Consolas" w:eastAsiaTheme="minorEastAsia" w:hAnsi="Consolas" w:cs="Consolas"/>
-          <w:color w:val="auto"/>
-          <w:sz w:val="20"/>
-          <w:szCs w:val="20"/>
-        </w:rPr>
-      </w:pPr>
-      <w:r>
-        <w:rPr>
-          <w:rFonts w:ascii="Consolas" w:eastAsiaTheme="minorEastAsia" w:hAnsi="Consolas" w:cs="Consolas"/>
-          <w:sz w:val="20"/>
-          <w:szCs w:val="20"/>
-        </w:rPr>
-        <w:tab/>
-        <w:t xml:space="preserve">Status = </w:t>
-      </w:r>
-      <w:proofErr w:type="spellStart"/>
-      <w:r>
-        <w:rPr>
-          <w:rFonts w:ascii="Consolas" w:eastAsiaTheme="minorEastAsia" w:hAnsi="Consolas" w:cs="Consolas"/>
-          <w:sz w:val="20"/>
-          <w:szCs w:val="20"/>
-        </w:rPr>
-        <w:t>XScuGic_</w:t>
-      </w:r>
-      <w:proofErr w:type="gramStart"/>
-      <w:r>
-        <w:rPr>
-          <w:rFonts w:ascii="Consolas" w:eastAsiaTheme="minorEastAsia" w:hAnsi="Consolas" w:cs="Consolas"/>
-          <w:sz w:val="20"/>
-          <w:szCs w:val="20"/>
-        </w:rPr>
-        <w:t>Connect</w:t>
-      </w:r>
-      <w:proofErr w:type="spellEnd"/>
-      <w:r>
-        <w:rPr>
-          <w:rFonts w:ascii="Consolas" w:eastAsiaTheme="minorEastAsia" w:hAnsi="Consolas" w:cs="Consolas"/>
-          <w:sz w:val="20"/>
-          <w:szCs w:val="20"/>
-        </w:rPr>
-        <w:t>(</w:t>
-      </w:r>
-      <w:proofErr w:type="gramEnd"/>
-      <w:r>
-        <w:rPr>
-          <w:rFonts w:ascii="Consolas" w:eastAsiaTheme="minorEastAsia" w:hAnsi="Consolas" w:cs="Consolas"/>
-          <w:sz w:val="20"/>
-          <w:szCs w:val="20"/>
-        </w:rPr>
-        <w:t>&amp;</w:t>
-      </w:r>
-      <w:proofErr w:type="spellStart"/>
-      <w:r>
-        <w:rPr>
-          <w:rFonts w:ascii="Consolas" w:eastAsiaTheme="minorEastAsia" w:hAnsi="Consolas" w:cs="Consolas"/>
-          <w:sz w:val="20"/>
-          <w:szCs w:val="20"/>
-        </w:rPr>
-        <w:t>InterruptController</w:t>
-      </w:r>
-      <w:proofErr w:type="spellEnd"/>
-      <w:r>
-        <w:rPr>
-          <w:rFonts w:ascii="Consolas" w:eastAsiaTheme="minorEastAsia" w:hAnsi="Consolas" w:cs="Consolas"/>
-          <w:sz w:val="20"/>
-          <w:szCs w:val="20"/>
-        </w:rPr>
-        <w:t>, TTC0_0_INTR_ID,</w:t>
-      </w:r>
-    </w:p>
-    <w:p>
-      <w:pPr>
-        <w:autoSpaceDE w:val="0"/>
-        <w:autoSpaceDN w:val="0"/>
-        <w:adjustRightInd w:val="0"/>
-        <w:spacing w:after="0" w:line="240" w:lineRule="auto"/>
-        <w:ind w:left="0" w:firstLine="0"/>
-        <w:rPr>
-          <w:rFonts w:ascii="Consolas" w:eastAsiaTheme="minorEastAsia" w:hAnsi="Consolas" w:cs="Consolas"/>
-          <w:color w:val="auto"/>
-          <w:sz w:val="20"/>
-          <w:szCs w:val="20"/>
-        </w:rPr>
-      </w:pPr>
-      <w:r>
-        <w:rPr>
-          <w:rFonts w:ascii="Consolas" w:eastAsiaTheme="minorEastAsia" w:hAnsi="Consolas" w:cs="Consolas"/>
-          <w:sz w:val="20"/>
-          <w:szCs w:val="20"/>
-        </w:rPr>
-        <w:tab/>
-      </w:r>
-      <w:r>
-        <w:rPr>
-          <w:rFonts w:ascii="Consolas" w:eastAsiaTheme="minorEastAsia" w:hAnsi="Consolas" w:cs="Consolas"/>
-          <w:sz w:val="20"/>
-          <w:szCs w:val="20"/>
-        </w:rPr>
-        <w:tab/>
-        <w:t>(</w:t>
-      </w:r>
-      <w:proofErr w:type="spellStart"/>
-      <w:r>
-        <w:rPr>
-          <w:rFonts w:ascii="Consolas" w:eastAsiaTheme="minorEastAsia" w:hAnsi="Consolas" w:cs="Consolas"/>
-          <w:color w:val="005032"/>
-          <w:sz w:val="20"/>
-          <w:szCs w:val="20"/>
-        </w:rPr>
-        <w:t>Xil_</w:t>
-      </w:r>
-      <w:proofErr w:type="gramStart"/>
-      <w:r>
-        <w:rPr>
-          <w:rFonts w:ascii="Consolas" w:eastAsiaTheme="minorEastAsia" w:hAnsi="Consolas" w:cs="Consolas"/>
-          <w:color w:val="005032"/>
-          <w:sz w:val="20"/>
-          <w:szCs w:val="20"/>
-        </w:rPr>
-        <w:t>ExceptionHandler</w:t>
-      </w:r>
-      <w:proofErr w:type="spellEnd"/>
-      <w:r>
-        <w:rPr>
-          <w:rFonts w:ascii="Consolas" w:eastAsiaTheme="minorEastAsia" w:hAnsi="Consolas" w:cs="Consolas"/>
-          <w:sz w:val="20"/>
-          <w:szCs w:val="20"/>
-        </w:rPr>
-        <w:t>)</w:t>
-      </w:r>
-      <w:proofErr w:type="spellStart"/>
-      <w:r>
-        <w:rPr>
-          <w:rFonts w:ascii="Consolas" w:eastAsiaTheme="minorEastAsia" w:hAnsi="Consolas" w:cs="Consolas"/>
-          <w:sz w:val="20"/>
-          <w:szCs w:val="20"/>
-        </w:rPr>
-        <w:t>XTtcPs</w:t>
-      </w:r>
-      <w:proofErr w:type="gramEnd"/>
-      <w:r>
-        <w:rPr>
-          <w:rFonts w:ascii="Consolas" w:eastAsiaTheme="minorEastAsia" w:hAnsi="Consolas" w:cs="Consolas"/>
-          <w:sz w:val="20"/>
-          <w:szCs w:val="20"/>
-        </w:rPr>
-        <w:t>_InterruptHandler</w:t>
+      <w:r>
+        <w:rPr>
+          <w:rFonts w:ascii="Consolas" w:eastAsiaTheme="minorEastAsia" w:hAnsi="Consolas" w:cs="Consolas"/>
+          <w:sz w:val="20"/>
+          <w:szCs w:val="20"/>
+        </w:rPr>
+        <w:t>XTtcPs_InterruptHandler</w:t>
       </w:r>
       <w:proofErr w:type="spellEnd"/>
       <w:r>
@@ -5546,25 +5292,7 @@
           <w:sz w:val="20"/>
           <w:szCs w:val="20"/>
         </w:rPr>
-        <w:t xml:space="preserve"> (</w:t>
-      </w:r>
-      <w:proofErr w:type="gramStart"/>
-      <w:r>
-        <w:rPr>
-          <w:rFonts w:ascii="Consolas" w:eastAsiaTheme="minorEastAsia" w:hAnsi="Consolas" w:cs="Consolas"/>
-          <w:sz w:val="20"/>
-          <w:szCs w:val="20"/>
-        </w:rPr>
-        <w:t>Status !</w:t>
-      </w:r>
-      <w:proofErr w:type="gramEnd"/>
-      <w:r>
-        <w:rPr>
-          <w:rFonts w:ascii="Consolas" w:eastAsiaTheme="minorEastAsia" w:hAnsi="Consolas" w:cs="Consolas"/>
-          <w:sz w:val="20"/>
-          <w:szCs w:val="20"/>
-        </w:rPr>
-        <w:t>= XST_SUCCESS) {</w:t>
+        <w:t xml:space="preserve"> (Status != XST_SUCCESS) {</w:t>
       </w:r>
     </w:p>
     <w:p>
@@ -5697,7 +5425,6 @@
         <w:t>(&amp;(</w:t>
       </w:r>
       <w:proofErr w:type="spellStart"/>
-      <w:proofErr w:type="gramStart"/>
       <w:r>
         <w:rPr>
           <w:rFonts w:ascii="Consolas" w:eastAsiaTheme="minorEastAsia" w:hAnsi="Consolas" w:cs="Consolas"/>
@@ -5713,16 +5440,7 @@
           <w:sz w:val="20"/>
           <w:szCs w:val="20"/>
         </w:rPr>
-        <w:t>[</w:t>
-      </w:r>
-      <w:proofErr w:type="gramEnd"/>
-      <w:r>
-        <w:rPr>
-          <w:rFonts w:ascii="Consolas" w:eastAsiaTheme="minorEastAsia" w:hAnsi="Consolas" w:cs="Consolas"/>
-          <w:sz w:val="20"/>
-          <w:szCs w:val="20"/>
-        </w:rPr>
-        <w:t>TTC0_0_DEVICE_ID]), &amp;(</w:t>
+        <w:t>[TTC0_0_DEVICE_ID]), &amp;(</w:t>
       </w:r>
       <w:proofErr w:type="spellStart"/>
       <w:r>
@@ -5782,17 +5500,7 @@
           <w:sz w:val="20"/>
           <w:szCs w:val="20"/>
         </w:rPr>
-        <w:t>XTtcPs_</w:t>
-      </w:r>
-      <w:proofErr w:type="gramStart"/>
-      <w:r>
-        <w:rPr>
-          <w:rFonts w:ascii="Consolas" w:eastAsiaTheme="minorEastAsia" w:hAnsi="Consolas" w:cs="Consolas"/>
-          <w:color w:val="005032"/>
-          <w:sz w:val="20"/>
-          <w:szCs w:val="20"/>
-        </w:rPr>
-        <w:t>StatusHandler</w:t>
+        <w:t>XTtcPs_StatusHandler</w:t>
       </w:r>
       <w:proofErr w:type="spellEnd"/>
       <w:r>
@@ -5801,16 +5509,7 @@
           <w:sz w:val="20"/>
           <w:szCs w:val="20"/>
         </w:rPr>
-        <w:t>)Ttc</w:t>
-      </w:r>
-      <w:proofErr w:type="gramEnd"/>
-      <w:r>
-        <w:rPr>
-          <w:rFonts w:ascii="Consolas" w:eastAsiaTheme="minorEastAsia" w:hAnsi="Consolas" w:cs="Consolas"/>
-          <w:sz w:val="20"/>
-          <w:szCs w:val="20"/>
-        </w:rPr>
-        <w:t>0IsrHander);</w:t>
+        <w:t>)Ttc0IsrHander);</w:t>
       </w:r>
     </w:p>
     <w:p>
@@ -5939,16 +5638,7 @@
           <w:sz w:val="20"/>
           <w:szCs w:val="20"/>
         </w:rPr>
-        <w:t>XScuGic_</w:t>
-      </w:r>
-      <w:proofErr w:type="gramStart"/>
-      <w:r>
-        <w:rPr>
-          <w:rFonts w:ascii="Consolas" w:eastAsiaTheme="minorEastAsia" w:hAnsi="Consolas" w:cs="Consolas"/>
-          <w:sz w:val="20"/>
-          <w:szCs w:val="20"/>
-        </w:rPr>
-        <w:t>Enable</w:t>
+        <w:t>XScuGic_Enable</w:t>
       </w:r>
       <w:proofErr w:type="spellEnd"/>
       <w:r>
@@ -5957,17 +5647,189 @@
           <w:sz w:val="20"/>
           <w:szCs w:val="20"/>
         </w:rPr>
+        <w:t>(&amp;</w:t>
+      </w:r>
+      <w:proofErr w:type="spellStart"/>
+      <w:r>
+        <w:rPr>
+          <w:rFonts w:ascii="Consolas" w:eastAsiaTheme="minorEastAsia" w:hAnsi="Consolas" w:cs="Consolas"/>
+          <w:sz w:val="20"/>
+          <w:szCs w:val="20"/>
+        </w:rPr>
+        <w:t>InterruptController</w:t>
+      </w:r>
+      <w:proofErr w:type="spellEnd"/>
+      <w:r>
+        <w:rPr>
+          <w:rFonts w:ascii="Consolas" w:eastAsiaTheme="minorEastAsia" w:hAnsi="Consolas" w:cs="Consolas"/>
+          <w:sz w:val="20"/>
+          <w:szCs w:val="20"/>
+        </w:rPr>
+        <w:t>, TTC0_0_INTR_ID);</w:t>
+      </w:r>
+    </w:p>
+    <w:p>
+      <w:pPr>
+        <w:autoSpaceDE w:val="0"/>
+        <w:autoSpaceDN w:val="0"/>
+        <w:adjustRightInd w:val="0"/>
+        <w:spacing w:after="0" w:line="240" w:lineRule="auto"/>
+        <w:ind w:left="0" w:firstLine="0"/>
+        <w:rPr>
+          <w:rFonts w:ascii="Consolas" w:eastAsiaTheme="minorEastAsia" w:hAnsi="Consolas" w:cs="Consolas"/>
+          <w:color w:val="auto"/>
+          <w:sz w:val="20"/>
+          <w:szCs w:val="20"/>
+        </w:rPr>
+      </w:pPr>
+    </w:p>
+    <w:p>
+      <w:pPr>
+        <w:autoSpaceDE w:val="0"/>
+        <w:autoSpaceDN w:val="0"/>
+        <w:adjustRightInd w:val="0"/>
+        <w:spacing w:after="0" w:line="240" w:lineRule="auto"/>
+        <w:ind w:left="0" w:firstLine="0"/>
+        <w:rPr>
+          <w:rFonts w:ascii="Consolas" w:eastAsiaTheme="minorEastAsia" w:hAnsi="Consolas" w:cs="Consolas"/>
+          <w:color w:val="auto"/>
+          <w:sz w:val="20"/>
+          <w:szCs w:val="20"/>
+        </w:rPr>
+      </w:pPr>
+      <w:r>
+        <w:rPr>
+          <w:rFonts w:ascii="Consolas" w:eastAsiaTheme="minorEastAsia" w:hAnsi="Consolas" w:cs="Consolas"/>
+          <w:sz w:val="20"/>
+          <w:szCs w:val="20"/>
+        </w:rPr>
+        <w:tab/>
+      </w:r>
+      <w:r>
+        <w:rPr>
+          <w:rFonts w:ascii="Consolas" w:eastAsiaTheme="minorEastAsia" w:hAnsi="Consolas" w:cs="Consolas"/>
+          <w:color w:val="3F7F5F"/>
+          <w:sz w:val="20"/>
+          <w:szCs w:val="20"/>
+        </w:rPr>
+        <w:t>/*</w:t>
+      </w:r>
+    </w:p>
+    <w:p>
+      <w:pPr>
+        <w:autoSpaceDE w:val="0"/>
+        <w:autoSpaceDN w:val="0"/>
+        <w:adjustRightInd w:val="0"/>
+        <w:spacing w:after="0" w:line="240" w:lineRule="auto"/>
+        <w:ind w:left="0" w:firstLine="0"/>
+        <w:rPr>
+          <w:rFonts w:ascii="Consolas" w:eastAsiaTheme="minorEastAsia" w:hAnsi="Consolas" w:cs="Consolas"/>
+          <w:color w:val="auto"/>
+          <w:sz w:val="20"/>
+          <w:szCs w:val="20"/>
+        </w:rPr>
+      </w:pPr>
+      <w:r>
+        <w:rPr>
+          <w:rFonts w:ascii="Consolas" w:eastAsiaTheme="minorEastAsia" w:hAnsi="Consolas" w:cs="Consolas"/>
+          <w:color w:val="3F7F5F"/>
+          <w:sz w:val="20"/>
+          <w:szCs w:val="20"/>
+        </w:rPr>
+        <w:tab/>
+        <w:t xml:space="preserve"> * Enable the interrupts for the tick timer/counter</w:t>
+      </w:r>
+    </w:p>
+    <w:p>
+      <w:pPr>
+        <w:autoSpaceDE w:val="0"/>
+        <w:autoSpaceDN w:val="0"/>
+        <w:adjustRightInd w:val="0"/>
+        <w:spacing w:after="0" w:line="240" w:lineRule="auto"/>
+        <w:ind w:left="0" w:firstLine="0"/>
+        <w:rPr>
+          <w:rFonts w:ascii="Consolas" w:eastAsiaTheme="minorEastAsia" w:hAnsi="Consolas" w:cs="Consolas"/>
+          <w:color w:val="auto"/>
+          <w:sz w:val="20"/>
+          <w:szCs w:val="20"/>
+        </w:rPr>
+      </w:pPr>
+      <w:r>
+        <w:rPr>
+          <w:rFonts w:ascii="Consolas" w:eastAsiaTheme="minorEastAsia" w:hAnsi="Consolas" w:cs="Consolas"/>
+          <w:color w:val="3F7F5F"/>
+          <w:sz w:val="20"/>
+          <w:szCs w:val="20"/>
+        </w:rPr>
+        <w:tab/>
+        <w:t xml:space="preserve"> * We only care about the interval timeout.</w:t>
+      </w:r>
+    </w:p>
+    <w:p>
+      <w:pPr>
+        <w:autoSpaceDE w:val="0"/>
+        <w:autoSpaceDN w:val="0"/>
+        <w:adjustRightInd w:val="0"/>
+        <w:spacing w:after="0" w:line="240" w:lineRule="auto"/>
+        <w:ind w:left="0" w:firstLine="0"/>
+        <w:rPr>
+          <w:rFonts w:ascii="Consolas" w:eastAsiaTheme="minorEastAsia" w:hAnsi="Consolas" w:cs="Consolas"/>
+          <w:color w:val="auto"/>
+          <w:sz w:val="20"/>
+          <w:szCs w:val="20"/>
+        </w:rPr>
+      </w:pPr>
+      <w:r>
+        <w:rPr>
+          <w:rFonts w:ascii="Consolas" w:eastAsiaTheme="minorEastAsia" w:hAnsi="Consolas" w:cs="Consolas"/>
+          <w:color w:val="3F7F5F"/>
+          <w:sz w:val="20"/>
+          <w:szCs w:val="20"/>
+        </w:rPr>
+        <w:tab/>
+        <w:t xml:space="preserve"> */</w:t>
+      </w:r>
+    </w:p>
+    <w:p>
+      <w:pPr>
+        <w:autoSpaceDE w:val="0"/>
+        <w:autoSpaceDN w:val="0"/>
+        <w:adjustRightInd w:val="0"/>
+        <w:spacing w:after="0" w:line="240" w:lineRule="auto"/>
+        <w:ind w:left="0" w:firstLine="0"/>
+        <w:rPr>
+          <w:rFonts w:ascii="Consolas" w:eastAsiaTheme="minorEastAsia" w:hAnsi="Consolas" w:cs="Consolas"/>
+          <w:color w:val="auto"/>
+          <w:sz w:val="20"/>
+          <w:szCs w:val="20"/>
+        </w:rPr>
+      </w:pPr>
+      <w:r>
+        <w:rPr>
+          <w:rFonts w:ascii="Consolas" w:eastAsiaTheme="minorEastAsia" w:hAnsi="Consolas" w:cs="Consolas"/>
+          <w:sz w:val="20"/>
+          <w:szCs w:val="20"/>
+        </w:rPr>
+        <w:tab/>
+      </w:r>
+      <w:proofErr w:type="spellStart"/>
+      <w:r>
+        <w:rPr>
+          <w:rFonts w:ascii="Consolas" w:eastAsiaTheme="minorEastAsia" w:hAnsi="Consolas" w:cs="Consolas"/>
+          <w:sz w:val="20"/>
+          <w:szCs w:val="20"/>
+        </w:rPr>
+        <w:t>XTtcPs_EnableInterrupts</w:t>
+      </w:r>
+      <w:proofErr w:type="spellEnd"/>
+      <w:r>
+        <w:rPr>
+          <w:rFonts w:ascii="Consolas" w:eastAsiaTheme="minorEastAsia" w:hAnsi="Consolas" w:cs="Consolas"/>
+          <w:sz w:val="20"/>
+          <w:szCs w:val="20"/>
+        </w:rPr>
         <w:t>(</w:t>
       </w:r>
-      <w:proofErr w:type="gramEnd"/>
-      <w:r>
-        <w:rPr>
-          <w:rFonts w:ascii="Consolas" w:eastAsiaTheme="minorEastAsia" w:hAnsi="Consolas" w:cs="Consolas"/>
-          <w:sz w:val="20"/>
-          <w:szCs w:val="20"/>
-        </w:rPr>
-        <w:t>&amp;</w:t>
-      </w:r>
       <w:proofErr w:type="spellStart"/>
       <w:r>
         <w:rPr>
@@ -5975,7 +5837,7 @@
           <w:sz w:val="20"/>
           <w:szCs w:val="20"/>
         </w:rPr>
-        <w:t>InterruptController</w:t>
+        <w:t>TtcTimerInstPtr</w:t>
       </w:r>
       <w:proofErr w:type="spellEnd"/>
       <w:r>
@@ -5984,7 +5846,7 @@
           <w:sz w:val="20"/>
           <w:szCs w:val="20"/>
         </w:rPr>
-        <w:t>, TTC0_0_INTR_ID);</w:t>
+        <w:t>, XTTCPS_IXR_INTERVAL_MASK);</w:t>
       </w:r>
     </w:p>
     <w:p>
@@ -6056,7 +5918,7 @@
           <w:szCs w:val="20"/>
         </w:rPr>
         <w:tab/>
-        <w:t xml:space="preserve"> * Enable the interrupts for the tick timer/counter</w:t>
+        <w:t xml:space="preserve"> * Start the tick timer/counter</w:t>
       </w:r>
     </w:p>
     <w:p>
@@ -6081,7 +5943,7 @@
           <w:szCs w:val="20"/>
         </w:rPr>
         <w:tab/>
-        <w:t xml:space="preserve"> * We only care about the interval timeout.</w:t>
+        <w:t xml:space="preserve"> */</w:t>
       </w:r>
     </w:p>
     <w:p>
@@ -6101,12 +5963,29 @@
       <w:r>
         <w:rPr>
           <w:rFonts w:ascii="Consolas" w:eastAsiaTheme="minorEastAsia" w:hAnsi="Consolas" w:cs="Consolas"/>
-          <w:color w:val="3F7F5F"/>
-          <w:sz w:val="20"/>
-          <w:szCs w:val="20"/>
-        </w:rPr>
-        <w:tab/>
-        <w:t xml:space="preserve"> */</w:t>
+          <w:sz w:val="20"/>
+          <w:szCs w:val="20"/>
+        </w:rPr>
+        <w:tab/>
+        <w:t>XTtcPs_Start(</w:t>
+      </w:r>
+      <w:proofErr w:type="spellStart"/>
+      <w:r>
+        <w:rPr>
+          <w:rFonts w:ascii="Consolas" w:eastAsiaTheme="minorEastAsia" w:hAnsi="Consolas" w:cs="Consolas"/>
+          <w:sz w:val="20"/>
+          <w:szCs w:val="20"/>
+        </w:rPr>
+        <w:t>TtcTimerInstPtr</w:t>
+      </w:r>
+      <w:proofErr w:type="spellEnd"/>
+      <w:r>
+        <w:rPr>
+          <w:rFonts w:ascii="Consolas" w:eastAsiaTheme="minorEastAsia" w:hAnsi="Consolas" w:cs="Consolas"/>
+          <w:sz w:val="20"/>
+          <w:szCs w:val="20"/>
+        </w:rPr>
+        <w:t>);</w:t>
       </w:r>
     </w:p>
     <w:p>
@@ -6123,252 +6002,16 @@
           <w:szCs w:val="20"/>
         </w:rPr>
       </w:pPr>
-      <w:r>
-        <w:rPr>
-          <w:rFonts w:ascii="Consolas" w:eastAsiaTheme="minorEastAsia" w:hAnsi="Consolas" w:cs="Consolas"/>
-          <w:sz w:val="20"/>
-          <w:szCs w:val="20"/>
-        </w:rPr>
-        <w:tab/>
-      </w:r>
-      <w:proofErr w:type="spellStart"/>
-      <w:r>
-        <w:rPr>
-          <w:rFonts w:ascii="Consolas" w:eastAsiaTheme="minorEastAsia" w:hAnsi="Consolas" w:cs="Consolas"/>
-          <w:sz w:val="20"/>
-          <w:szCs w:val="20"/>
-        </w:rPr>
-        <w:t>XTtcPs_</w:t>
-      </w:r>
-      <w:proofErr w:type="gramStart"/>
-      <w:r>
-        <w:rPr>
-          <w:rFonts w:ascii="Consolas" w:eastAsiaTheme="minorEastAsia" w:hAnsi="Consolas" w:cs="Consolas"/>
-          <w:sz w:val="20"/>
-          <w:szCs w:val="20"/>
-        </w:rPr>
-        <w:t>EnableInterrupts</w:t>
-      </w:r>
-      <w:proofErr w:type="spellEnd"/>
-      <w:r>
-        <w:rPr>
-          <w:rFonts w:ascii="Consolas" w:eastAsiaTheme="minorEastAsia" w:hAnsi="Consolas" w:cs="Consolas"/>
-          <w:sz w:val="20"/>
-          <w:szCs w:val="20"/>
-        </w:rPr>
-        <w:t>(</w:t>
-      </w:r>
-      <w:proofErr w:type="spellStart"/>
-      <w:proofErr w:type="gramEnd"/>
-      <w:r>
-        <w:rPr>
-          <w:rFonts w:ascii="Consolas" w:eastAsiaTheme="minorEastAsia" w:hAnsi="Consolas" w:cs="Consolas"/>
-          <w:sz w:val="20"/>
-          <w:szCs w:val="20"/>
-        </w:rPr>
-        <w:t>TtcTimerInstPtr</w:t>
-      </w:r>
-      <w:proofErr w:type="spellEnd"/>
-      <w:r>
-        <w:rPr>
-          <w:rFonts w:ascii="Consolas" w:eastAsiaTheme="minorEastAsia" w:hAnsi="Consolas" w:cs="Consolas"/>
-          <w:sz w:val="20"/>
-          <w:szCs w:val="20"/>
-        </w:rPr>
-        <w:t>, XTTCPS_IXR_INTERVAL_MASK);</w:t>
-      </w:r>
-    </w:p>
-    <w:p>
-      <w:pPr>
-        <w:autoSpaceDE w:val="0"/>
-        <w:autoSpaceDN w:val="0"/>
-        <w:adjustRightInd w:val="0"/>
-        <w:spacing w:after="0" w:line="240" w:lineRule="auto"/>
-        <w:ind w:left="0" w:firstLine="0"/>
-        <w:rPr>
-          <w:rFonts w:ascii="Consolas" w:eastAsiaTheme="minorEastAsia" w:hAnsi="Consolas" w:cs="Consolas"/>
-          <w:color w:val="auto"/>
-          <w:sz w:val="20"/>
-          <w:szCs w:val="20"/>
-        </w:rPr>
-      </w:pPr>
-    </w:p>
-    <w:p>
-      <w:pPr>
-        <w:autoSpaceDE w:val="0"/>
-        <w:autoSpaceDN w:val="0"/>
-        <w:adjustRightInd w:val="0"/>
-        <w:spacing w:after="0" w:line="240" w:lineRule="auto"/>
-        <w:ind w:left="0" w:firstLine="0"/>
-        <w:rPr>
-          <w:rFonts w:ascii="Consolas" w:eastAsiaTheme="minorEastAsia" w:hAnsi="Consolas" w:cs="Consolas"/>
-          <w:color w:val="auto"/>
-          <w:sz w:val="20"/>
-          <w:szCs w:val="20"/>
-        </w:rPr>
-      </w:pPr>
-      <w:r>
-        <w:rPr>
-          <w:rFonts w:ascii="Consolas" w:eastAsiaTheme="minorEastAsia" w:hAnsi="Consolas" w:cs="Consolas"/>
-          <w:sz w:val="20"/>
-          <w:szCs w:val="20"/>
-        </w:rPr>
-        <w:tab/>
-      </w:r>
-      <w:r>
-        <w:rPr>
-          <w:rFonts w:ascii="Consolas" w:eastAsiaTheme="minorEastAsia" w:hAnsi="Consolas" w:cs="Consolas"/>
-          <w:color w:val="3F7F5F"/>
-          <w:sz w:val="20"/>
-          <w:szCs w:val="20"/>
-        </w:rPr>
-        <w:t>/*</w:t>
-      </w:r>
-    </w:p>
-    <w:p>
-      <w:pPr>
-        <w:autoSpaceDE w:val="0"/>
-        <w:autoSpaceDN w:val="0"/>
-        <w:adjustRightInd w:val="0"/>
-        <w:spacing w:after="0" w:line="240" w:lineRule="auto"/>
-        <w:ind w:left="0" w:firstLine="0"/>
-        <w:rPr>
-          <w:rFonts w:ascii="Consolas" w:eastAsiaTheme="minorEastAsia" w:hAnsi="Consolas" w:cs="Consolas"/>
-          <w:color w:val="auto"/>
-          <w:sz w:val="20"/>
-          <w:szCs w:val="20"/>
-        </w:rPr>
-      </w:pPr>
-      <w:r>
-        <w:rPr>
-          <w:rFonts w:ascii="Consolas" w:eastAsiaTheme="minorEastAsia" w:hAnsi="Consolas" w:cs="Consolas"/>
-          <w:color w:val="3F7F5F"/>
-          <w:sz w:val="20"/>
-          <w:szCs w:val="20"/>
-        </w:rPr>
-        <w:tab/>
-        <w:t xml:space="preserve"> * Start the tick timer/counter</w:t>
-      </w:r>
-    </w:p>
-    <w:p>
-      <w:pPr>
-        <w:autoSpaceDE w:val="0"/>
-        <w:autoSpaceDN w:val="0"/>
-        <w:adjustRightInd w:val="0"/>
-        <w:spacing w:after="0" w:line="240" w:lineRule="auto"/>
-        <w:ind w:left="0" w:firstLine="0"/>
-        <w:rPr>
-          <w:rFonts w:ascii="Consolas" w:eastAsiaTheme="minorEastAsia" w:hAnsi="Consolas" w:cs="Consolas"/>
-          <w:color w:val="auto"/>
-          <w:sz w:val="20"/>
-          <w:szCs w:val="20"/>
-        </w:rPr>
-      </w:pPr>
-      <w:r>
-        <w:rPr>
-          <w:rFonts w:ascii="Consolas" w:eastAsiaTheme="minorEastAsia" w:hAnsi="Consolas" w:cs="Consolas"/>
-          <w:color w:val="3F7F5F"/>
-          <w:sz w:val="20"/>
-          <w:szCs w:val="20"/>
-        </w:rPr>
-        <w:tab/>
-        <w:t xml:space="preserve"> */</w:t>
-      </w:r>
-    </w:p>
-    <w:p>
-      <w:pPr>
-        <w:autoSpaceDE w:val="0"/>
-        <w:autoSpaceDN w:val="0"/>
-        <w:adjustRightInd w:val="0"/>
-        <w:spacing w:after="0" w:line="240" w:lineRule="auto"/>
-        <w:ind w:left="0" w:firstLine="0"/>
-        <w:rPr>
-          <w:rFonts w:ascii="Consolas" w:eastAsiaTheme="minorEastAsia" w:hAnsi="Consolas" w:cs="Consolas"/>
-          <w:color w:val="auto"/>
-          <w:sz w:val="20"/>
-          <w:szCs w:val="20"/>
-        </w:rPr>
-      </w:pPr>
-      <w:r>
-        <w:rPr>
-          <w:rFonts w:ascii="Consolas" w:eastAsiaTheme="minorEastAsia" w:hAnsi="Consolas" w:cs="Consolas"/>
-          <w:sz w:val="20"/>
-          <w:szCs w:val="20"/>
-        </w:rPr>
-        <w:tab/>
-      </w:r>
-      <w:proofErr w:type="spellStart"/>
-      <w:r>
-        <w:rPr>
-          <w:rFonts w:ascii="Consolas" w:eastAsiaTheme="minorEastAsia" w:hAnsi="Consolas" w:cs="Consolas"/>
-          <w:sz w:val="20"/>
-          <w:szCs w:val="20"/>
-        </w:rPr>
-        <w:t>XTtcPs_</w:t>
-      </w:r>
-      <w:proofErr w:type="gramStart"/>
-      <w:r>
-        <w:rPr>
-          <w:rFonts w:ascii="Consolas" w:eastAsiaTheme="minorEastAsia" w:hAnsi="Consolas" w:cs="Consolas"/>
-          <w:sz w:val="20"/>
-          <w:szCs w:val="20"/>
-        </w:rPr>
-        <w:t>Start</w:t>
-      </w:r>
-      <w:proofErr w:type="spellEnd"/>
-      <w:r>
-        <w:rPr>
-          <w:rFonts w:ascii="Consolas" w:eastAsiaTheme="minorEastAsia" w:hAnsi="Consolas" w:cs="Consolas"/>
-          <w:sz w:val="20"/>
-          <w:szCs w:val="20"/>
-        </w:rPr>
-        <w:t>(</w:t>
-      </w:r>
-      <w:proofErr w:type="spellStart"/>
-      <w:proofErr w:type="gramEnd"/>
-      <w:r>
-        <w:rPr>
-          <w:rFonts w:ascii="Consolas" w:eastAsiaTheme="minorEastAsia" w:hAnsi="Consolas" w:cs="Consolas"/>
-          <w:sz w:val="20"/>
-          <w:szCs w:val="20"/>
-        </w:rPr>
-        <w:t>TtcTimerInstPtr</w:t>
-      </w:r>
-      <w:proofErr w:type="spellEnd"/>
-      <w:r>
-        <w:rPr>
-          <w:rFonts w:ascii="Consolas" w:eastAsiaTheme="minorEastAsia" w:hAnsi="Consolas" w:cs="Consolas"/>
-          <w:sz w:val="20"/>
-          <w:szCs w:val="20"/>
-        </w:rPr>
-        <w:t>);</w:t>
-      </w:r>
-    </w:p>
-    <w:p>
-      <w:pPr>
-        <w:autoSpaceDE w:val="0"/>
-        <w:autoSpaceDN w:val="0"/>
-        <w:adjustRightInd w:val="0"/>
-        <w:spacing w:after="0" w:line="240" w:lineRule="auto"/>
-        <w:ind w:left="0" w:firstLine="0"/>
-        <w:rPr>
-          <w:rFonts w:ascii="Consolas" w:eastAsiaTheme="minorEastAsia" w:hAnsi="Consolas" w:cs="Consolas"/>
-          <w:color w:val="auto"/>
-          <w:sz w:val="20"/>
-          <w:szCs w:val="20"/>
-        </w:rPr>
-      </w:pPr>
-    </w:p>
-    <w:p>
-      <w:pPr>
-        <w:autoSpaceDE w:val="0"/>
-        <w:autoSpaceDN w:val="0"/>
-        <w:adjustRightInd w:val="0"/>
-        <w:spacing w:after="0" w:line="240" w:lineRule="auto"/>
-        <w:ind w:left="0" w:firstLine="0"/>
-        <w:rPr>
-          <w:rFonts w:ascii="Consolas" w:eastAsiaTheme="minorEastAsia" w:hAnsi="Consolas" w:cs="Consolas"/>
-          <w:color w:val="auto"/>
+    </w:p>
+    <w:p>
+      <w:pPr>
+        <w:autoSpaceDE w:val="0"/>
+        <w:autoSpaceDN w:val="0"/>
+        <w:adjustRightInd w:val="0"/>
+        <w:spacing w:after="0" w:line="240" w:lineRule="auto"/>
+        <w:ind w:left="0" w:firstLine="0"/>
+        <w:rPr>
+          <w:rFonts w:ascii="Consolas" w:eastAsiaTheme="minorEastAsia" w:hAnsi="Consolas" w:cs="Consolas"/>
           <w:sz w:val="20"/>
           <w:szCs w:val="20"/>
         </w:rPr>
@@ -6400,30 +6043,28 @@
         </w:rPr>
         <w:t xml:space="preserve"> Status;</w:t>
       </w:r>
-    </w:p>
-    <w:p>
-      <w:pPr>
-        <w:spacing w:after="160" w:line="259" w:lineRule="auto"/>
-        <w:ind w:left="0" w:firstLine="0"/>
-        <w:rPr>
-          <w:rFonts w:ascii="Consolas" w:eastAsiaTheme="minorEastAsia" w:hAnsi="Consolas" w:cs="Consolas"/>
-          <w:sz w:val="20"/>
-          <w:szCs w:val="20"/>
-        </w:rPr>
-      </w:pPr>
-      <w:r>
-        <w:rPr>
-          <w:rFonts w:ascii="Consolas" w:eastAsiaTheme="minorEastAsia" w:hAnsi="Consolas" w:cs="Consolas"/>
-          <w:sz w:val="20"/>
-          <w:szCs w:val="20"/>
-        </w:rPr>
-        <w:t>}</w:t>
-      </w:r>
-    </w:p>
-    <w:p>
-      <w:pPr>
-        <w:spacing w:after="160" w:line="259" w:lineRule="auto"/>
-        <w:ind w:left="0" w:firstLine="0"/>
+      <w:r>
+        <w:rPr>
+          <w:rFonts w:ascii="Consolas" w:eastAsiaTheme="minorEastAsia" w:hAnsi="Consolas" w:cs="Consolas"/>
+          <w:sz w:val="20"/>
+          <w:szCs w:val="20"/>
+        </w:rPr>
+        <w:t xml:space="preserve">    </w:t>
+      </w:r>
+    </w:p>
+    <w:p>
+      <w:pPr>
+        <w:autoSpaceDE w:val="0"/>
+        <w:autoSpaceDN w:val="0"/>
+        <w:adjustRightInd w:val="0"/>
+        <w:spacing w:after="0" w:line="240" w:lineRule="auto"/>
+        <w:ind w:left="0" w:firstLine="0"/>
+        <w:rPr>
+          <w:rFonts w:ascii="Consolas" w:eastAsiaTheme="minorEastAsia" w:hAnsi="Consolas" w:cs="Consolas"/>
+          <w:color w:val="auto"/>
+          <w:sz w:val="20"/>
+          <w:szCs w:val="20"/>
+        </w:rPr>
         <w:sectPr>
           <w:pgSz w:w="20163" w:h="24477" w:code="296"/>
           <w:pgMar w:top="1508" w:right="1435" w:bottom="1480" w:left="1440" w:header="720" w:footer="720" w:gutter="0"/>
@@ -6432,12 +6073,6 @@
           <w:titlePg/>
           <w:docGrid w:linePitch="299"/>
         </w:sectPr>
-      </w:pPr>
-    </w:p>
-    <w:p>
-      <w:pPr>
-        <w:spacing w:after="160" w:line="259" w:lineRule="auto"/>
-        <w:ind w:left="0" w:firstLine="0"/>
       </w:pPr>
     </w:p>
     <w:p>
@@ -6458,7 +6093,7 @@
 </file>
 
 <file path=word/endnotes.xml><?xml version="1.0" encoding="utf-8"?>
-<w:endnotes xmlns:wpc="http://schemas.microsoft.com/office/word/2010/wordprocessingCanvas" xmlns:cx="http://schemas.microsoft.com/office/drawing/2014/chartex" xmlns:cx1="http://schemas.microsoft.com/office/drawing/2015/9/8/chartex" xmlns:cx2="http://schemas.microsoft.com/office/drawing/2015/10/21/chartex" xmlns:cx3="http://schemas.microsoft.com/office/drawing/2016/5/9/chartex" xmlns:cx4="http://schemas.microsoft.com/office/drawing/2016/5/10/chartex" xmlns:cx5="http://schemas.microsoft.com/office/drawing/2016/5/11/chartex" xmlns:cx6="http://schemas.microsoft.com/office/drawing/2016/5/12/chartex" xmlns:cx7="http://schemas.microsoft.com/office/drawing/2016/5/13/chartex" xmlns:cx8="http://schemas.microsoft.com/office/drawing/2016/5/14/chartex" xmlns:mc="http://schemas.openxmlformats.org/markup-compatibility/2006" xmlns:aink="http://schemas.microsoft.com/office/drawing/2016/ink" xmlns:am3d="http://schemas.microsoft.com/office/drawing/2017/model3d" xmlns:o="urn:schemas-microsoft-com:office:office" xmlns:oel="http://schemas.microsoft.com/office/2019/extlst" xmlns:r="http://schemas.openxmlformats.org/officeDocument/2006/relationships" xmlns:m="http://schemas.openxmlformats.org/officeDocument/2006/math" xmlns:v="urn:schemas-microsoft-com:vml" xmlns:wp14="http://schemas.microsoft.com/office/word/2010/wordprocessingDrawing" xmlns:wp="http://schemas.openxmlformats.org/drawingml/2006/wordprocessingDrawing" xmlns:w10="urn:schemas-microsoft-com:office:word" xmlns:w="http://schemas.openxmlformats.org/wordprocessingml/2006/main" xmlns:w14="http://schemas.microsoft.com/office/word/2010/wordml" xmlns:w15="http://schemas.microsoft.com/office/word/2012/wordml" xmlns:w16cex="http://schemas.microsoft.com/office/word/2018/wordml/cex" xmlns:w16cid="http://schemas.microsoft.com/office/word/2016/wordml/cid" xmlns:w16="http://schemas.microsoft.com/office/word/2018/wordml" xmlns:w16sdtdh="http://schemas.microsoft.com/office/word/2020/wordml/sdtdatahash" xmlns:w16se="http://schemas.microsoft.com/office/word/2015/wordml/symex" xmlns:wpg="http://schemas.microsoft.com/office/word/2010/wordprocessingGroup" xmlns:wpi="http://schemas.microsoft.com/office/word/2010/wordprocessingInk" xmlns:wne="http://schemas.microsoft.com/office/word/2006/wordml" xmlns:wps="http://schemas.microsoft.com/office/word/2010/wordprocessingShape" mc:Ignorable="w14 w15 w16se w16cid w16 w16cex w16sdtdh wp14">
+<w:endnotes xmlns:wpc="http://schemas.microsoft.com/office/word/2010/wordprocessingCanvas" xmlns:cx="http://schemas.microsoft.com/office/drawing/2014/chartex" xmlns:cx1="http://schemas.microsoft.com/office/drawing/2015/9/8/chartex" xmlns:cx2="http://schemas.microsoft.com/office/drawing/2015/10/21/chartex" xmlns:cx3="http://schemas.microsoft.com/office/drawing/2016/5/9/chartex" xmlns:cx4="http://schemas.microsoft.com/office/drawing/2016/5/10/chartex" xmlns:cx5="http://schemas.microsoft.com/office/drawing/2016/5/11/chartex" xmlns:cx6="http://schemas.microsoft.com/office/drawing/2016/5/12/chartex" xmlns:cx7="http://schemas.microsoft.com/office/drawing/2016/5/13/chartex" xmlns:cx8="http://schemas.microsoft.com/office/drawing/2016/5/14/chartex" xmlns:mc="http://schemas.openxmlformats.org/markup-compatibility/2006" xmlns:aink="http://schemas.microsoft.com/office/drawing/2016/ink" xmlns:am3d="http://schemas.microsoft.com/office/drawing/2017/model3d" xmlns:o="urn:schemas-microsoft-com:office:office" xmlns:oel="http://schemas.microsoft.com/office/2019/extlst" xmlns:r="http://schemas.openxmlformats.org/officeDocument/2006/relationships" xmlns:m="http://schemas.openxmlformats.org/officeDocument/2006/math" xmlns:v="urn:schemas-microsoft-com:vml" xmlns:wp14="http://schemas.microsoft.com/office/word/2010/wordprocessingDrawing" xmlns:wp="http://schemas.openxmlformats.org/drawingml/2006/wordprocessingDrawing" xmlns:w10="urn:schemas-microsoft-com:office:word" xmlns:w="http://schemas.openxmlformats.org/wordprocessingml/2006/main" xmlns:w14="http://schemas.microsoft.com/office/word/2010/wordml" xmlns:w15="http://schemas.microsoft.com/office/word/2012/wordml" xmlns:w16cex="http://schemas.microsoft.com/office/word/2018/wordml/cex" xmlns:w16cid="http://schemas.microsoft.com/office/word/2016/wordml/cid" xmlns:w16="http://schemas.microsoft.com/office/word/2018/wordml" xmlns:w16du="http://schemas.microsoft.com/office/word/2023/wordml/word16du" xmlns:w16sdtdh="http://schemas.microsoft.com/office/word/2020/wordml/sdtdatahash" xmlns:w16sdtfl="http://schemas.microsoft.com/office/word/2024/wordml/sdtformatlock" xmlns:w16se="http://schemas.microsoft.com/office/word/2015/wordml/symex" xmlns:wpg="http://schemas.microsoft.com/office/word/2010/wordprocessingGroup" xmlns:wpi="http://schemas.microsoft.com/office/word/2010/wordprocessingInk" xmlns:wne="http://schemas.microsoft.com/office/word/2006/wordml" xmlns:wps="http://schemas.microsoft.com/office/word/2010/wordprocessingShape" mc:Ignorable="w14 w15 w16se w16cid w16 w16cex w16sdtdh w16sdtfl w16du wp14">
   <w:endnote w:type="separator" w:id="-1">
     <w:p>
       <w:pPr>
@@ -6483,7 +6118,7 @@
 </file>
 
 <file path=word/footer1.xml><?xml version="1.0" encoding="utf-8"?>
-<w:ftr xmlns:wpc="http://schemas.microsoft.com/office/word/2010/wordprocessingCanvas" xmlns:cx="http://schemas.microsoft.com/office/drawing/2014/chartex" xmlns:cx1="http://schemas.microsoft.com/office/drawing/2015/9/8/chartex" xmlns:cx2="http://schemas.microsoft.com/office/drawing/2015/10/21/chartex" xmlns:cx3="http://schemas.microsoft.com/office/drawing/2016/5/9/chartex" xmlns:cx4="http://schemas.microsoft.com/office/drawing/2016/5/10/chartex" xmlns:cx5="http://schemas.microsoft.com/office/drawing/2016/5/11/chartex" xmlns:cx6="http://schemas.microsoft.com/office/drawing/2016/5/12/chartex" xmlns:cx7="http://schemas.microsoft.com/office/drawing/2016/5/13/chartex" xmlns:cx8="http://schemas.microsoft.com/office/drawing/2016/5/14/chartex" xmlns:mc="http://schemas.openxmlformats.org/markup-compatibility/2006" xmlns:aink="http://schemas.microsoft.com/office/drawing/2016/ink" xmlns:am3d="http://schemas.microsoft.com/office/drawing/2017/model3d" xmlns:o="urn:schemas-microsoft-com:office:office" xmlns:oel="http://schemas.microsoft.com/office/2019/extlst" xmlns:r="http://schemas.openxmlformats.org/officeDocument/2006/relationships" xmlns:m="http://schemas.openxmlformats.org/officeDocument/2006/math" xmlns:v="urn:schemas-microsoft-com:vml" xmlns:wp14="http://schemas.microsoft.com/office/word/2010/wordprocessingDrawing" xmlns:wp="http://schemas.openxmlformats.org/drawingml/2006/wordprocessingDrawing" xmlns:w10="urn:schemas-microsoft-com:office:word" xmlns:w="http://schemas.openxmlformats.org/wordprocessingml/2006/main" xmlns:w14="http://schemas.microsoft.com/office/word/2010/wordml" xmlns:w15="http://schemas.microsoft.com/office/word/2012/wordml" xmlns:w16cex="http://schemas.microsoft.com/office/word/2018/wordml/cex" xmlns:w16cid="http://schemas.microsoft.com/office/word/2016/wordml/cid" xmlns:w16="http://schemas.microsoft.com/office/word/2018/wordml" xmlns:w16sdtdh="http://schemas.microsoft.com/office/word/2020/wordml/sdtdatahash" xmlns:w16se="http://schemas.microsoft.com/office/word/2015/wordml/symex" xmlns:wpg="http://schemas.microsoft.com/office/word/2010/wordprocessingGroup" xmlns:wpi="http://schemas.microsoft.com/office/word/2010/wordprocessingInk" xmlns:wne="http://schemas.microsoft.com/office/word/2006/wordml" xmlns:wps="http://schemas.microsoft.com/office/word/2010/wordprocessingShape" mc:Ignorable="w14 w15 w16se w16cid w16 w16cex w16sdtdh wp14">
+<w:ftr xmlns:wpc="http://schemas.microsoft.com/office/word/2010/wordprocessingCanvas" xmlns:cx="http://schemas.microsoft.com/office/drawing/2014/chartex" xmlns:cx1="http://schemas.microsoft.com/office/drawing/2015/9/8/chartex" xmlns:cx2="http://schemas.microsoft.com/office/drawing/2015/10/21/chartex" xmlns:cx3="http://schemas.microsoft.com/office/drawing/2016/5/9/chartex" xmlns:cx4="http://schemas.microsoft.com/office/drawing/2016/5/10/chartex" xmlns:cx5="http://schemas.microsoft.com/office/drawing/2016/5/11/chartex" xmlns:cx6="http://schemas.microsoft.com/office/drawing/2016/5/12/chartex" xmlns:cx7="http://schemas.microsoft.com/office/drawing/2016/5/13/chartex" xmlns:cx8="http://schemas.microsoft.com/office/drawing/2016/5/14/chartex" xmlns:mc="http://schemas.openxmlformats.org/markup-compatibility/2006" xmlns:aink="http://schemas.microsoft.com/office/drawing/2016/ink" xmlns:am3d="http://schemas.microsoft.com/office/drawing/2017/model3d" xmlns:o="urn:schemas-microsoft-com:office:office" xmlns:oel="http://schemas.microsoft.com/office/2019/extlst" xmlns:r="http://schemas.openxmlformats.org/officeDocument/2006/relationships" xmlns:m="http://schemas.openxmlformats.org/officeDocument/2006/math" xmlns:v="urn:schemas-microsoft-com:vml" xmlns:wp14="http://schemas.microsoft.com/office/word/2010/wordprocessingDrawing" xmlns:wp="http://schemas.openxmlformats.org/drawingml/2006/wordprocessingDrawing" xmlns:w10="urn:schemas-microsoft-com:office:word" xmlns:w="http://schemas.openxmlformats.org/wordprocessingml/2006/main" xmlns:w14="http://schemas.microsoft.com/office/word/2010/wordml" xmlns:w15="http://schemas.microsoft.com/office/word/2012/wordml" xmlns:w16cex="http://schemas.microsoft.com/office/word/2018/wordml/cex" xmlns:w16cid="http://schemas.microsoft.com/office/word/2016/wordml/cid" xmlns:w16="http://schemas.microsoft.com/office/word/2018/wordml" xmlns:w16du="http://schemas.microsoft.com/office/word/2023/wordml/word16du" xmlns:w16sdtdh="http://schemas.microsoft.com/office/word/2020/wordml/sdtdatahash" xmlns:w16sdtfl="http://schemas.microsoft.com/office/word/2024/wordml/sdtformatlock" xmlns:w16se="http://schemas.microsoft.com/office/word/2015/wordml/symex" xmlns:wpg="http://schemas.microsoft.com/office/word/2010/wordprocessingGroup" xmlns:wpi="http://schemas.microsoft.com/office/word/2010/wordprocessingInk" xmlns:wne="http://schemas.microsoft.com/office/word/2006/wordml" xmlns:wps="http://schemas.microsoft.com/office/word/2010/wordprocessingShape" mc:Ignorable="w14 w15 w16se w16cid w16 w16cex w16sdtdh w16sdtfl w16du wp14">
   <w:p>
     <w:pPr>
       <w:spacing w:after="0" w:line="259" w:lineRule="auto"/>
@@ -6534,7 +6169,7 @@
 </file>
 
 <file path=word/footer2.xml><?xml version="1.0" encoding="utf-8"?>
-<w:ftr xmlns:wpc="http://schemas.microsoft.com/office/word/2010/wordprocessingCanvas" xmlns:cx="http://schemas.microsoft.com/office/drawing/2014/chartex" xmlns:cx1="http://schemas.microsoft.com/office/drawing/2015/9/8/chartex" xmlns:cx2="http://schemas.microsoft.com/office/drawing/2015/10/21/chartex" xmlns:cx3="http://schemas.microsoft.com/office/drawing/2016/5/9/chartex" xmlns:cx4="http://schemas.microsoft.com/office/drawing/2016/5/10/chartex" xmlns:cx5="http://schemas.microsoft.com/office/drawing/2016/5/11/chartex" xmlns:cx6="http://schemas.microsoft.com/office/drawing/2016/5/12/chartex" xmlns:cx7="http://schemas.microsoft.com/office/drawing/2016/5/13/chartex" xmlns:cx8="http://schemas.microsoft.com/office/drawing/2016/5/14/chartex" xmlns:mc="http://schemas.openxmlformats.org/markup-compatibility/2006" xmlns:aink="http://schemas.microsoft.com/office/drawing/2016/ink" xmlns:am3d="http://schemas.microsoft.com/office/drawing/2017/model3d" xmlns:o="urn:schemas-microsoft-com:office:office" xmlns:oel="http://schemas.microsoft.com/office/2019/extlst" xmlns:r="http://schemas.openxmlformats.org/officeDocument/2006/relationships" xmlns:m="http://schemas.openxmlformats.org/officeDocument/2006/math" xmlns:v="urn:schemas-microsoft-com:vml" xmlns:wp14="http://schemas.microsoft.com/office/word/2010/wordprocessingDrawing" xmlns:wp="http://schemas.openxmlformats.org/drawingml/2006/wordprocessingDrawing" xmlns:w10="urn:schemas-microsoft-com:office:word" xmlns:w="http://schemas.openxmlformats.org/wordprocessingml/2006/main" xmlns:w14="http://schemas.microsoft.com/office/word/2010/wordml" xmlns:w15="http://schemas.microsoft.com/office/word/2012/wordml" xmlns:w16cex="http://schemas.microsoft.com/office/word/2018/wordml/cex" xmlns:w16cid="http://schemas.microsoft.com/office/word/2016/wordml/cid" xmlns:w16="http://schemas.microsoft.com/office/word/2018/wordml" xmlns:w16sdtdh="http://schemas.microsoft.com/office/word/2020/wordml/sdtdatahash" xmlns:w16se="http://schemas.microsoft.com/office/word/2015/wordml/symex" xmlns:wpg="http://schemas.microsoft.com/office/word/2010/wordprocessingGroup" xmlns:wpi="http://schemas.microsoft.com/office/word/2010/wordprocessingInk" xmlns:wne="http://schemas.microsoft.com/office/word/2006/wordml" xmlns:wps="http://schemas.microsoft.com/office/word/2010/wordprocessingShape" mc:Ignorable="w14 w15 w16se w16cid w16 w16cex w16sdtdh wp14">
+<w:ftr xmlns:wpc="http://schemas.microsoft.com/office/word/2010/wordprocessingCanvas" xmlns:cx="http://schemas.microsoft.com/office/drawing/2014/chartex" xmlns:cx1="http://schemas.microsoft.com/office/drawing/2015/9/8/chartex" xmlns:cx2="http://schemas.microsoft.com/office/drawing/2015/10/21/chartex" xmlns:cx3="http://schemas.microsoft.com/office/drawing/2016/5/9/chartex" xmlns:cx4="http://schemas.microsoft.com/office/drawing/2016/5/10/chartex" xmlns:cx5="http://schemas.microsoft.com/office/drawing/2016/5/11/chartex" xmlns:cx6="http://schemas.microsoft.com/office/drawing/2016/5/12/chartex" xmlns:cx7="http://schemas.microsoft.com/office/drawing/2016/5/13/chartex" xmlns:cx8="http://schemas.microsoft.com/office/drawing/2016/5/14/chartex" xmlns:mc="http://schemas.openxmlformats.org/markup-compatibility/2006" xmlns:aink="http://schemas.microsoft.com/office/drawing/2016/ink" xmlns:am3d="http://schemas.microsoft.com/office/drawing/2017/model3d" xmlns:o="urn:schemas-microsoft-com:office:office" xmlns:oel="http://schemas.microsoft.com/office/2019/extlst" xmlns:r="http://schemas.openxmlformats.org/officeDocument/2006/relationships" xmlns:m="http://schemas.openxmlformats.org/officeDocument/2006/math" xmlns:v="urn:schemas-microsoft-com:vml" xmlns:wp14="http://schemas.microsoft.com/office/word/2010/wordprocessingDrawing" xmlns:wp="http://schemas.openxmlformats.org/drawingml/2006/wordprocessingDrawing" xmlns:w10="urn:schemas-microsoft-com:office:word" xmlns:w="http://schemas.openxmlformats.org/wordprocessingml/2006/main" xmlns:w14="http://schemas.microsoft.com/office/word/2010/wordml" xmlns:w15="http://schemas.microsoft.com/office/word/2012/wordml" xmlns:w16cex="http://schemas.microsoft.com/office/word/2018/wordml/cex" xmlns:w16cid="http://schemas.microsoft.com/office/word/2016/wordml/cid" xmlns:w16="http://schemas.microsoft.com/office/word/2018/wordml" xmlns:w16du="http://schemas.microsoft.com/office/word/2023/wordml/word16du" xmlns:w16sdtdh="http://schemas.microsoft.com/office/word/2020/wordml/sdtdatahash" xmlns:w16sdtfl="http://schemas.microsoft.com/office/word/2024/wordml/sdtformatlock" xmlns:w16se="http://schemas.microsoft.com/office/word/2015/wordml/symex" xmlns:wpg="http://schemas.microsoft.com/office/word/2010/wordprocessingGroup" xmlns:wpi="http://schemas.microsoft.com/office/word/2010/wordprocessingInk" xmlns:wne="http://schemas.microsoft.com/office/word/2006/wordml" xmlns:wps="http://schemas.microsoft.com/office/word/2010/wordprocessingShape" mc:Ignorable="w14 w15 w16se w16cid w16 w16cex w16sdtdh w16sdtfl w16du wp14">
   <w:p>
     <w:pPr>
       <w:spacing w:after="0" w:line="259" w:lineRule="auto"/>
@@ -6586,7 +6221,7 @@
 </file>
 
 <file path=word/footer3.xml><?xml version="1.0" encoding="utf-8"?>
-<w:ftr xmlns:wpc="http://schemas.microsoft.com/office/word/2010/wordprocessingCanvas" xmlns:cx="http://schemas.microsoft.com/office/drawing/2014/chartex" xmlns:cx1="http://schemas.microsoft.com/office/drawing/2015/9/8/chartex" xmlns:cx2="http://schemas.microsoft.com/office/drawing/2015/10/21/chartex" xmlns:cx3="http://schemas.microsoft.com/office/drawing/2016/5/9/chartex" xmlns:cx4="http://schemas.microsoft.com/office/drawing/2016/5/10/chartex" xmlns:cx5="http://schemas.microsoft.com/office/drawing/2016/5/11/chartex" xmlns:cx6="http://schemas.microsoft.com/office/drawing/2016/5/12/chartex" xmlns:cx7="http://schemas.microsoft.com/office/drawing/2016/5/13/chartex" xmlns:cx8="http://schemas.microsoft.com/office/drawing/2016/5/14/chartex" xmlns:mc="http://schemas.openxmlformats.org/markup-compatibility/2006" xmlns:aink="http://schemas.microsoft.com/office/drawing/2016/ink" xmlns:am3d="http://schemas.microsoft.com/office/drawing/2017/model3d" xmlns:o="urn:schemas-microsoft-com:office:office" xmlns:oel="http://schemas.microsoft.com/office/2019/extlst" xmlns:r="http://schemas.openxmlformats.org/officeDocument/2006/relationships" xmlns:m="http://schemas.openxmlformats.org/officeDocument/2006/math" xmlns:v="urn:schemas-microsoft-com:vml" xmlns:wp14="http://schemas.microsoft.com/office/word/2010/wordprocessingDrawing" xmlns:wp="http://schemas.openxmlformats.org/drawingml/2006/wordprocessingDrawing" xmlns:w10="urn:schemas-microsoft-com:office:word" xmlns:w="http://schemas.openxmlformats.org/wordprocessingml/2006/main" xmlns:w14="http://schemas.microsoft.com/office/word/2010/wordml" xmlns:w15="http://schemas.microsoft.com/office/word/2012/wordml" xmlns:w16cex="http://schemas.microsoft.com/office/word/2018/wordml/cex" xmlns:w16cid="http://schemas.microsoft.com/office/word/2016/wordml/cid" xmlns:w16="http://schemas.microsoft.com/office/word/2018/wordml" xmlns:w16sdtdh="http://schemas.microsoft.com/office/word/2020/wordml/sdtdatahash" xmlns:w16se="http://schemas.microsoft.com/office/word/2015/wordml/symex" xmlns:wpg="http://schemas.microsoft.com/office/word/2010/wordprocessingGroup" xmlns:wpi="http://schemas.microsoft.com/office/word/2010/wordprocessingInk" xmlns:wne="http://schemas.microsoft.com/office/word/2006/wordml" xmlns:wps="http://schemas.microsoft.com/office/word/2010/wordprocessingShape" mc:Ignorable="w14 w15 w16se w16cid w16 w16cex w16sdtdh wp14">
+<w:ftr xmlns:wpc="http://schemas.microsoft.com/office/word/2010/wordprocessingCanvas" xmlns:cx="http://schemas.microsoft.com/office/drawing/2014/chartex" xmlns:cx1="http://schemas.microsoft.com/office/drawing/2015/9/8/chartex" xmlns:cx2="http://schemas.microsoft.com/office/drawing/2015/10/21/chartex" xmlns:cx3="http://schemas.microsoft.com/office/drawing/2016/5/9/chartex" xmlns:cx4="http://schemas.microsoft.com/office/drawing/2016/5/10/chartex" xmlns:cx5="http://schemas.microsoft.com/office/drawing/2016/5/11/chartex" xmlns:cx6="http://schemas.microsoft.com/office/drawing/2016/5/12/chartex" xmlns:cx7="http://schemas.microsoft.com/office/drawing/2016/5/13/chartex" xmlns:cx8="http://schemas.microsoft.com/office/drawing/2016/5/14/chartex" xmlns:mc="http://schemas.openxmlformats.org/markup-compatibility/2006" xmlns:aink="http://schemas.microsoft.com/office/drawing/2016/ink" xmlns:am3d="http://schemas.microsoft.com/office/drawing/2017/model3d" xmlns:o="urn:schemas-microsoft-com:office:office" xmlns:oel="http://schemas.microsoft.com/office/2019/extlst" xmlns:r="http://schemas.openxmlformats.org/officeDocument/2006/relationships" xmlns:m="http://schemas.openxmlformats.org/officeDocument/2006/math" xmlns:v="urn:schemas-microsoft-com:vml" xmlns:wp14="http://schemas.microsoft.com/office/word/2010/wordprocessingDrawing" xmlns:wp="http://schemas.openxmlformats.org/drawingml/2006/wordprocessingDrawing" xmlns:w10="urn:schemas-microsoft-com:office:word" xmlns:w="http://schemas.openxmlformats.org/wordprocessingml/2006/main" xmlns:w14="http://schemas.microsoft.com/office/word/2010/wordml" xmlns:w15="http://schemas.microsoft.com/office/word/2012/wordml" xmlns:w16cex="http://schemas.microsoft.com/office/word/2018/wordml/cex" xmlns:w16cid="http://schemas.microsoft.com/office/word/2016/wordml/cid" xmlns:w16="http://schemas.microsoft.com/office/word/2018/wordml" xmlns:w16du="http://schemas.microsoft.com/office/word/2023/wordml/word16du" xmlns:w16sdtdh="http://schemas.microsoft.com/office/word/2020/wordml/sdtdatahash" xmlns:w16sdtfl="http://schemas.microsoft.com/office/word/2024/wordml/sdtformatlock" xmlns:w16se="http://schemas.microsoft.com/office/word/2015/wordml/symex" xmlns:wpg="http://schemas.microsoft.com/office/word/2010/wordprocessingGroup" xmlns:wpi="http://schemas.microsoft.com/office/word/2010/wordprocessingInk" xmlns:wne="http://schemas.microsoft.com/office/word/2006/wordml" xmlns:wps="http://schemas.microsoft.com/office/word/2010/wordprocessingShape" mc:Ignorable="w14 w15 w16se w16cid w16 w16cex w16sdtdh w16sdtfl w16du wp14">
   <w:p>
     <w:pPr>
       <w:spacing w:after="0" w:line="259" w:lineRule="auto"/>
@@ -6638,7 +6273,7 @@
 </file>
 
 <file path=word/footnotes.xml><?xml version="1.0" encoding="utf-8"?>
-<w:footnotes xmlns:wpc="http://schemas.microsoft.com/office/word/2010/wordprocessingCanvas" xmlns:cx="http://schemas.microsoft.com/office/drawing/2014/chartex" xmlns:cx1="http://schemas.microsoft.com/office/drawing/2015/9/8/chartex" xmlns:cx2="http://schemas.microsoft.com/office/drawing/2015/10/21/chartex" xmlns:cx3="http://schemas.microsoft.com/office/drawing/2016/5/9/chartex" xmlns:cx4="http://schemas.microsoft.com/office/drawing/2016/5/10/chartex" xmlns:cx5="http://schemas.microsoft.com/office/drawing/2016/5/11/chartex" xmlns:cx6="http://schemas.microsoft.com/office/drawing/2016/5/12/chartex" xmlns:cx7="http://schemas.microsoft.com/office/drawing/2016/5/13/chartex" xmlns:cx8="http://schemas.microsoft.com/office/drawing/2016/5/14/chartex" xmlns:mc="http://schemas.openxmlformats.org/markup-compatibility/2006" xmlns:aink="http://schemas.microsoft.com/office/drawing/2016/ink" xmlns:am3d="http://schemas.microsoft.com/office/drawing/2017/model3d" xmlns:o="urn:schemas-microsoft-com:office:office" xmlns:oel="http://schemas.microsoft.com/office/2019/extlst" xmlns:r="http://schemas.openxmlformats.org/officeDocument/2006/relationships" xmlns:m="http://schemas.openxmlformats.org/officeDocument/2006/math" xmlns:v="urn:schemas-microsoft-com:vml" xmlns:wp14="http://schemas.microsoft.com/office/word/2010/wordprocessingDrawing" xmlns:wp="http://schemas.openxmlformats.org/drawingml/2006/wordprocessingDrawing" xmlns:w10="urn:schemas-microsoft-com:office:word" xmlns:w="http://schemas.openxmlformats.org/wordprocessingml/2006/main" xmlns:w14="http://schemas.microsoft.com/office/word/2010/wordml" xmlns:w15="http://schemas.microsoft.com/office/word/2012/wordml" xmlns:w16cex="http://schemas.microsoft.com/office/word/2018/wordml/cex" xmlns:w16cid="http://schemas.microsoft.com/office/word/2016/wordml/cid" xmlns:w16="http://schemas.microsoft.com/office/word/2018/wordml" xmlns:w16sdtdh="http://schemas.microsoft.com/office/word/2020/wordml/sdtdatahash" xmlns:w16se="http://schemas.microsoft.com/office/word/2015/wordml/symex" xmlns:wpg="http://schemas.microsoft.com/office/word/2010/wordprocessingGroup" xmlns:wpi="http://schemas.microsoft.com/office/word/2010/wordprocessingInk" xmlns:wne="http://schemas.microsoft.com/office/word/2006/wordml" xmlns:wps="http://schemas.microsoft.com/office/word/2010/wordprocessingShape" mc:Ignorable="w14 w15 w16se w16cid w16 w16cex w16sdtdh wp14">
+<w:footnotes xmlns:wpc="http://schemas.microsoft.com/office/word/2010/wordprocessingCanvas" xmlns:cx="http://schemas.microsoft.com/office/drawing/2014/chartex" xmlns:cx1="http://schemas.microsoft.com/office/drawing/2015/9/8/chartex" xmlns:cx2="http://schemas.microsoft.com/office/drawing/2015/10/21/chartex" xmlns:cx3="http://schemas.microsoft.com/office/drawing/2016/5/9/chartex" xmlns:cx4="http://schemas.microsoft.com/office/drawing/2016/5/10/chartex" xmlns:cx5="http://schemas.microsoft.com/office/drawing/2016/5/11/chartex" xmlns:cx6="http://schemas.microsoft.com/office/drawing/2016/5/12/chartex" xmlns:cx7="http://schemas.microsoft.com/office/drawing/2016/5/13/chartex" xmlns:cx8="http://schemas.microsoft.com/office/drawing/2016/5/14/chartex" xmlns:mc="http://schemas.openxmlformats.org/markup-compatibility/2006" xmlns:aink="http://schemas.microsoft.com/office/drawing/2016/ink" xmlns:am3d="http://schemas.microsoft.com/office/drawing/2017/model3d" xmlns:o="urn:schemas-microsoft-com:office:office" xmlns:oel="http://schemas.microsoft.com/office/2019/extlst" xmlns:r="http://schemas.openxmlformats.org/officeDocument/2006/relationships" xmlns:m="http://schemas.openxmlformats.org/officeDocument/2006/math" xmlns:v="urn:schemas-microsoft-com:vml" xmlns:wp14="http://schemas.microsoft.com/office/word/2010/wordprocessingDrawing" xmlns:wp="http://schemas.openxmlformats.org/drawingml/2006/wordprocessingDrawing" xmlns:w10="urn:schemas-microsoft-com:office:word" xmlns:w="http://schemas.openxmlformats.org/wordprocessingml/2006/main" xmlns:w14="http://schemas.microsoft.com/office/word/2010/wordml" xmlns:w15="http://schemas.microsoft.com/office/word/2012/wordml" xmlns:w16cex="http://schemas.microsoft.com/office/word/2018/wordml/cex" xmlns:w16cid="http://schemas.microsoft.com/office/word/2016/wordml/cid" xmlns:w16="http://schemas.microsoft.com/office/word/2018/wordml" xmlns:w16du="http://schemas.microsoft.com/office/word/2023/wordml/word16du" xmlns:w16sdtdh="http://schemas.microsoft.com/office/word/2020/wordml/sdtdatahash" xmlns:w16sdtfl="http://schemas.microsoft.com/office/word/2024/wordml/sdtformatlock" xmlns:w16se="http://schemas.microsoft.com/office/word/2015/wordml/symex" xmlns:wpg="http://schemas.microsoft.com/office/word/2010/wordprocessingGroup" xmlns:wpi="http://schemas.microsoft.com/office/word/2010/wordprocessingInk" xmlns:wne="http://schemas.microsoft.com/office/word/2006/wordml" xmlns:wps="http://schemas.microsoft.com/office/word/2010/wordprocessingShape" mc:Ignorable="w14 w15 w16se w16cid w16 w16cex w16sdtdh w16sdtfl w16du wp14">
   <w:footnote w:type="separator" w:id="-1">
     <w:p>
       <w:pPr>
@@ -6663,7 +6298,7 @@
 </file>
 
 <file path=word/header1.xml><?xml version="1.0" encoding="utf-8"?>
-<w:hdr xmlns:wpc="http://schemas.microsoft.com/office/word/2010/wordprocessingCanvas" xmlns:cx="http://schemas.microsoft.com/office/drawing/2014/chartex" xmlns:cx1="http://schemas.microsoft.com/office/drawing/2015/9/8/chartex" xmlns:cx2="http://schemas.microsoft.com/office/drawing/2015/10/21/chartex" xmlns:cx3="http://schemas.microsoft.com/office/drawing/2016/5/9/chartex" xmlns:cx4="http://schemas.microsoft.com/office/drawing/2016/5/10/chartex" xmlns:cx5="http://schemas.microsoft.com/office/drawing/2016/5/11/chartex" xmlns:cx6="http://schemas.microsoft.com/office/drawing/2016/5/12/chartex" xmlns:cx7="http://schemas.microsoft.com/office/drawing/2016/5/13/chartex" xmlns:cx8="http://schemas.microsoft.com/office/drawing/2016/5/14/chartex" xmlns:mc="http://schemas.openxmlformats.org/markup-compatibility/2006" xmlns:aink="http://schemas.microsoft.com/office/drawing/2016/ink" xmlns:am3d="http://schemas.microsoft.com/office/drawing/2017/model3d" xmlns:o="urn:schemas-microsoft-com:office:office" xmlns:oel="http://schemas.microsoft.com/office/2019/extlst" xmlns:r="http://schemas.openxmlformats.org/officeDocument/2006/relationships" xmlns:m="http://schemas.openxmlformats.org/officeDocument/2006/math" xmlns:v="urn:schemas-microsoft-com:vml" xmlns:wp14="http://schemas.microsoft.com/office/word/2010/wordprocessingDrawing" xmlns:wp="http://schemas.openxmlformats.org/drawingml/2006/wordprocessingDrawing" xmlns:w10="urn:schemas-microsoft-com:office:word" xmlns:w="http://schemas.openxmlformats.org/wordprocessingml/2006/main" xmlns:w14="http://schemas.microsoft.com/office/word/2010/wordml" xmlns:w15="http://schemas.microsoft.com/office/word/2012/wordml" xmlns:w16cex="http://schemas.microsoft.com/office/word/2018/wordml/cex" xmlns:w16cid="http://schemas.microsoft.com/office/word/2016/wordml/cid" xmlns:w16="http://schemas.microsoft.com/office/word/2018/wordml" xmlns:w16sdtdh="http://schemas.microsoft.com/office/word/2020/wordml/sdtdatahash" xmlns:w16se="http://schemas.microsoft.com/office/word/2015/wordml/symex" xmlns:wpg="http://schemas.microsoft.com/office/word/2010/wordprocessingGroup" xmlns:wpi="http://schemas.microsoft.com/office/word/2010/wordprocessingInk" xmlns:wne="http://schemas.microsoft.com/office/word/2006/wordml" xmlns:wps="http://schemas.microsoft.com/office/word/2010/wordprocessingShape" mc:Ignorable="w14 w15 w16se w16cid w16 w16cex w16sdtdh wp14">
+<w:hdr xmlns:wpc="http://schemas.microsoft.com/office/word/2010/wordprocessingCanvas" xmlns:cx="http://schemas.microsoft.com/office/drawing/2014/chartex" xmlns:cx1="http://schemas.microsoft.com/office/drawing/2015/9/8/chartex" xmlns:cx2="http://schemas.microsoft.com/office/drawing/2015/10/21/chartex" xmlns:cx3="http://schemas.microsoft.com/office/drawing/2016/5/9/chartex" xmlns:cx4="http://schemas.microsoft.com/office/drawing/2016/5/10/chartex" xmlns:cx5="http://schemas.microsoft.com/office/drawing/2016/5/11/chartex" xmlns:cx6="http://schemas.microsoft.com/office/drawing/2016/5/12/chartex" xmlns:cx7="http://schemas.microsoft.com/office/drawing/2016/5/13/chartex" xmlns:cx8="http://schemas.microsoft.com/office/drawing/2016/5/14/chartex" xmlns:mc="http://schemas.openxmlformats.org/markup-compatibility/2006" xmlns:aink="http://schemas.microsoft.com/office/drawing/2016/ink" xmlns:am3d="http://schemas.microsoft.com/office/drawing/2017/model3d" xmlns:o="urn:schemas-microsoft-com:office:office" xmlns:oel="http://schemas.microsoft.com/office/2019/extlst" xmlns:r="http://schemas.openxmlformats.org/officeDocument/2006/relationships" xmlns:m="http://schemas.openxmlformats.org/officeDocument/2006/math" xmlns:v="urn:schemas-microsoft-com:vml" xmlns:wp14="http://schemas.microsoft.com/office/word/2010/wordprocessingDrawing" xmlns:wp="http://schemas.openxmlformats.org/drawingml/2006/wordprocessingDrawing" xmlns:w10="urn:schemas-microsoft-com:office:word" xmlns:w="http://schemas.openxmlformats.org/wordprocessingml/2006/main" xmlns:w14="http://schemas.microsoft.com/office/word/2010/wordml" xmlns:w15="http://schemas.microsoft.com/office/word/2012/wordml" xmlns:w16cex="http://schemas.microsoft.com/office/word/2018/wordml/cex" xmlns:w16cid="http://schemas.microsoft.com/office/word/2016/wordml/cid" xmlns:w16="http://schemas.microsoft.com/office/word/2018/wordml" xmlns:w16du="http://schemas.microsoft.com/office/word/2023/wordml/word16du" xmlns:w16sdtdh="http://schemas.microsoft.com/office/word/2020/wordml/sdtdatahash" xmlns:w16sdtfl="http://schemas.microsoft.com/office/word/2024/wordml/sdtformatlock" xmlns:w16se="http://schemas.microsoft.com/office/word/2015/wordml/symex" xmlns:wpg="http://schemas.microsoft.com/office/word/2010/wordprocessingGroup" xmlns:wpi="http://schemas.microsoft.com/office/word/2010/wordprocessingInk" xmlns:wne="http://schemas.microsoft.com/office/word/2006/wordml" xmlns:wps="http://schemas.microsoft.com/office/word/2010/wordprocessingShape" mc:Ignorable="w14 w15 w16se w16cid w16 w16cex w16sdtdh w16sdtfl w16du wp14">
   <w:p>
     <w:pPr>
       <w:spacing w:after="0" w:line="259" w:lineRule="auto"/>
@@ -6739,7 +6374,7 @@
 </file>
 
 <file path=word/header2.xml><?xml version="1.0" encoding="utf-8"?>
-<w:hdr xmlns:wpc="http://schemas.microsoft.com/office/word/2010/wordprocessingCanvas" xmlns:cx="http://schemas.microsoft.com/office/drawing/2014/chartex" xmlns:cx1="http://schemas.microsoft.com/office/drawing/2015/9/8/chartex" xmlns:cx2="http://schemas.microsoft.com/office/drawing/2015/10/21/chartex" xmlns:cx3="http://schemas.microsoft.com/office/drawing/2016/5/9/chartex" xmlns:cx4="http://schemas.microsoft.com/office/drawing/2016/5/10/chartex" xmlns:cx5="http://schemas.microsoft.com/office/drawing/2016/5/11/chartex" xmlns:cx6="http://schemas.microsoft.com/office/drawing/2016/5/12/chartex" xmlns:cx7="http://schemas.microsoft.com/office/drawing/2016/5/13/chartex" xmlns:cx8="http://schemas.microsoft.com/office/drawing/2016/5/14/chartex" xmlns:mc="http://schemas.openxmlformats.org/markup-compatibility/2006" xmlns:aink="http://schemas.microsoft.com/office/drawing/2016/ink" xmlns:am3d="http://schemas.microsoft.com/office/drawing/2017/model3d" xmlns:o="urn:schemas-microsoft-com:office:office" xmlns:oel="http://schemas.microsoft.com/office/2019/extlst" xmlns:r="http://schemas.openxmlformats.org/officeDocument/2006/relationships" xmlns:m="http://schemas.openxmlformats.org/officeDocument/2006/math" xmlns:v="urn:schemas-microsoft-com:vml" xmlns:wp14="http://schemas.microsoft.com/office/word/2010/wordprocessingDrawing" xmlns:wp="http://schemas.openxmlformats.org/drawingml/2006/wordprocessingDrawing" xmlns:w10="urn:schemas-microsoft-com:office:word" xmlns:w="http://schemas.openxmlformats.org/wordprocessingml/2006/main" xmlns:w14="http://schemas.microsoft.com/office/word/2010/wordml" xmlns:w15="http://schemas.microsoft.com/office/word/2012/wordml" xmlns:w16cex="http://schemas.microsoft.com/office/word/2018/wordml/cex" xmlns:w16cid="http://schemas.microsoft.com/office/word/2016/wordml/cid" xmlns:w16="http://schemas.microsoft.com/office/word/2018/wordml" xmlns:w16sdtdh="http://schemas.microsoft.com/office/word/2020/wordml/sdtdatahash" xmlns:w16se="http://schemas.microsoft.com/office/word/2015/wordml/symex" xmlns:wpg="http://schemas.microsoft.com/office/word/2010/wordprocessingGroup" xmlns:wpi="http://schemas.microsoft.com/office/word/2010/wordprocessingInk" xmlns:wne="http://schemas.microsoft.com/office/word/2006/wordml" xmlns:wps="http://schemas.microsoft.com/office/word/2010/wordprocessingShape" mc:Ignorable="w14 w15 w16se w16cid w16 w16cex w16sdtdh wp14">
+<w:hdr xmlns:wpc="http://schemas.microsoft.com/office/word/2010/wordprocessingCanvas" xmlns:cx="http://schemas.microsoft.com/office/drawing/2014/chartex" xmlns:cx1="http://schemas.microsoft.com/office/drawing/2015/9/8/chartex" xmlns:cx2="http://schemas.microsoft.com/office/drawing/2015/10/21/chartex" xmlns:cx3="http://schemas.microsoft.com/office/drawing/2016/5/9/chartex" xmlns:cx4="http://schemas.microsoft.com/office/drawing/2016/5/10/chartex" xmlns:cx5="http://schemas.microsoft.com/office/drawing/2016/5/11/chartex" xmlns:cx6="http://schemas.microsoft.com/office/drawing/2016/5/12/chartex" xmlns:cx7="http://schemas.microsoft.com/office/drawing/2016/5/13/chartex" xmlns:cx8="http://schemas.microsoft.com/office/drawing/2016/5/14/chartex" xmlns:mc="http://schemas.openxmlformats.org/markup-compatibility/2006" xmlns:aink="http://schemas.microsoft.com/office/drawing/2016/ink" xmlns:am3d="http://schemas.microsoft.com/office/drawing/2017/model3d" xmlns:o="urn:schemas-microsoft-com:office:office" xmlns:oel="http://schemas.microsoft.com/office/2019/extlst" xmlns:r="http://schemas.openxmlformats.org/officeDocument/2006/relationships" xmlns:m="http://schemas.openxmlformats.org/officeDocument/2006/math" xmlns:v="urn:schemas-microsoft-com:vml" xmlns:wp14="http://schemas.microsoft.com/office/word/2010/wordprocessingDrawing" xmlns:wp="http://schemas.openxmlformats.org/drawingml/2006/wordprocessingDrawing" xmlns:w10="urn:schemas-microsoft-com:office:word" xmlns:w="http://schemas.openxmlformats.org/wordprocessingml/2006/main" xmlns:w14="http://schemas.microsoft.com/office/word/2010/wordml" xmlns:w15="http://schemas.microsoft.com/office/word/2012/wordml" xmlns:w16cex="http://schemas.microsoft.com/office/word/2018/wordml/cex" xmlns:w16cid="http://schemas.microsoft.com/office/word/2016/wordml/cid" xmlns:w16="http://schemas.microsoft.com/office/word/2018/wordml" xmlns:w16du="http://schemas.microsoft.com/office/word/2023/wordml/word16du" xmlns:w16sdtdh="http://schemas.microsoft.com/office/word/2020/wordml/sdtdatahash" xmlns:w16sdtfl="http://schemas.microsoft.com/office/word/2024/wordml/sdtformatlock" xmlns:w16se="http://schemas.microsoft.com/office/word/2015/wordml/symex" xmlns:wpg="http://schemas.microsoft.com/office/word/2010/wordprocessingGroup" xmlns:wpi="http://schemas.microsoft.com/office/word/2010/wordprocessingInk" xmlns:wne="http://schemas.microsoft.com/office/word/2006/wordml" xmlns:wps="http://schemas.microsoft.com/office/word/2010/wordprocessingShape" mc:Ignorable="w14 w15 w16se w16cid w16 w16cex w16sdtdh w16sdtfl w16du wp14">
   <w:p>
     <w:pPr>
       <w:spacing w:after="0" w:line="259" w:lineRule="auto"/>
@@ -6776,7 +6411,15 @@
         <w:bCs/>
         <w:noProof/>
       </w:rPr>
-      <w:t>498</w:t>
+      <w:t>48</w:t>
+    </w:r>
+    <w:r>
+      <w:rPr>
+        <w:b/>
+        <w:bCs/>
+        <w:noProof/>
+      </w:rPr>
+      <w:t>4</w:t>
     </w:r>
     <w:r>
       <w:rPr>
@@ -6799,7 +6442,7 @@
 </file>
 
 <file path=word/header3.xml><?xml version="1.0" encoding="utf-8"?>
-<w:hdr xmlns:wpc="http://schemas.microsoft.com/office/word/2010/wordprocessingCanvas" xmlns:cx="http://schemas.microsoft.com/office/drawing/2014/chartex" xmlns:cx1="http://schemas.microsoft.com/office/drawing/2015/9/8/chartex" xmlns:cx2="http://schemas.microsoft.com/office/drawing/2015/10/21/chartex" xmlns:cx3="http://schemas.microsoft.com/office/drawing/2016/5/9/chartex" xmlns:cx4="http://schemas.microsoft.com/office/drawing/2016/5/10/chartex" xmlns:cx5="http://schemas.microsoft.com/office/drawing/2016/5/11/chartex" xmlns:cx6="http://schemas.microsoft.com/office/drawing/2016/5/12/chartex" xmlns:cx7="http://schemas.microsoft.com/office/drawing/2016/5/13/chartex" xmlns:cx8="http://schemas.microsoft.com/office/drawing/2016/5/14/chartex" xmlns:mc="http://schemas.openxmlformats.org/markup-compatibility/2006" xmlns:aink="http://schemas.microsoft.com/office/drawing/2016/ink" xmlns:am3d="http://schemas.microsoft.com/office/drawing/2017/model3d" xmlns:o="urn:schemas-microsoft-com:office:office" xmlns:oel="http://schemas.microsoft.com/office/2019/extlst" xmlns:r="http://schemas.openxmlformats.org/officeDocument/2006/relationships" xmlns:m="http://schemas.openxmlformats.org/officeDocument/2006/math" xmlns:v="urn:schemas-microsoft-com:vml" xmlns:wp14="http://schemas.microsoft.com/office/word/2010/wordprocessingDrawing" xmlns:wp="http://schemas.openxmlformats.org/drawingml/2006/wordprocessingDrawing" xmlns:w10="urn:schemas-microsoft-com:office:word" xmlns:w="http://schemas.openxmlformats.org/wordprocessingml/2006/main" xmlns:w14="http://schemas.microsoft.com/office/word/2010/wordml" xmlns:w15="http://schemas.microsoft.com/office/word/2012/wordml" xmlns:w16cex="http://schemas.microsoft.com/office/word/2018/wordml/cex" xmlns:w16cid="http://schemas.microsoft.com/office/word/2016/wordml/cid" xmlns:w16="http://schemas.microsoft.com/office/word/2018/wordml" xmlns:w16sdtdh="http://schemas.microsoft.com/office/word/2020/wordml/sdtdatahash" xmlns:w16se="http://schemas.microsoft.com/office/word/2015/wordml/symex" xmlns:wpg="http://schemas.microsoft.com/office/word/2010/wordprocessingGroup" xmlns:wpi="http://schemas.microsoft.com/office/word/2010/wordprocessingInk" xmlns:wne="http://schemas.microsoft.com/office/word/2006/wordml" xmlns:wps="http://schemas.microsoft.com/office/word/2010/wordprocessingShape" mc:Ignorable="w14 w15 w16se w16cid w16 w16cex w16sdtdh wp14">
+<w:hdr xmlns:wpc="http://schemas.microsoft.com/office/word/2010/wordprocessingCanvas" xmlns:cx="http://schemas.microsoft.com/office/drawing/2014/chartex" xmlns:cx1="http://schemas.microsoft.com/office/drawing/2015/9/8/chartex" xmlns:cx2="http://schemas.microsoft.com/office/drawing/2015/10/21/chartex" xmlns:cx3="http://schemas.microsoft.com/office/drawing/2016/5/9/chartex" xmlns:cx4="http://schemas.microsoft.com/office/drawing/2016/5/10/chartex" xmlns:cx5="http://schemas.microsoft.com/office/drawing/2016/5/11/chartex" xmlns:cx6="http://schemas.microsoft.com/office/drawing/2016/5/12/chartex" xmlns:cx7="http://schemas.microsoft.com/office/drawing/2016/5/13/chartex" xmlns:cx8="http://schemas.microsoft.com/office/drawing/2016/5/14/chartex" xmlns:mc="http://schemas.openxmlformats.org/markup-compatibility/2006" xmlns:aink="http://schemas.microsoft.com/office/drawing/2016/ink" xmlns:am3d="http://schemas.microsoft.com/office/drawing/2017/model3d" xmlns:o="urn:schemas-microsoft-com:office:office" xmlns:oel="http://schemas.microsoft.com/office/2019/extlst" xmlns:r="http://schemas.openxmlformats.org/officeDocument/2006/relationships" xmlns:m="http://schemas.openxmlformats.org/officeDocument/2006/math" xmlns:v="urn:schemas-microsoft-com:vml" xmlns:wp14="http://schemas.microsoft.com/office/word/2010/wordprocessingDrawing" xmlns:wp="http://schemas.openxmlformats.org/drawingml/2006/wordprocessingDrawing" xmlns:w10="urn:schemas-microsoft-com:office:word" xmlns:w="http://schemas.openxmlformats.org/wordprocessingml/2006/main" xmlns:w14="http://schemas.microsoft.com/office/word/2010/wordml" xmlns:w15="http://schemas.microsoft.com/office/word/2012/wordml" xmlns:w16cex="http://schemas.microsoft.com/office/word/2018/wordml/cex" xmlns:w16cid="http://schemas.microsoft.com/office/word/2016/wordml/cid" xmlns:w16="http://schemas.microsoft.com/office/word/2018/wordml" xmlns:w16du="http://schemas.microsoft.com/office/word/2023/wordml/word16du" xmlns:w16sdtdh="http://schemas.microsoft.com/office/word/2020/wordml/sdtdatahash" xmlns:w16sdtfl="http://schemas.microsoft.com/office/word/2024/wordml/sdtformatlock" xmlns:w16se="http://schemas.microsoft.com/office/word/2015/wordml/symex" xmlns:wpg="http://schemas.microsoft.com/office/word/2010/wordprocessingGroup" xmlns:wpi="http://schemas.microsoft.com/office/word/2010/wordprocessingInk" xmlns:wne="http://schemas.microsoft.com/office/word/2006/wordml" xmlns:wps="http://schemas.microsoft.com/office/word/2010/wordprocessingShape" mc:Ignorable="w14 w15 w16se w16cid w16 w16cex w16sdtdh w16sdtfl w16du wp14">
   <w:p>
     <w:pPr>
       <w:spacing w:after="0" w:line="259" w:lineRule="auto"/>
@@ -6863,7 +6506,7 @@
 </file>
 
 <file path=word/numbering.xml><?xml version="1.0" encoding="utf-8"?>
-<w:numbering xmlns:wpc="http://schemas.microsoft.com/office/word/2010/wordprocessingCanvas" xmlns:cx="http://schemas.microsoft.com/office/drawing/2014/chartex" xmlns:cx1="http://schemas.microsoft.com/office/drawing/2015/9/8/chartex" xmlns:cx2="http://schemas.microsoft.com/office/drawing/2015/10/21/chartex" xmlns:cx3="http://schemas.microsoft.com/office/drawing/2016/5/9/chartex" xmlns:cx4="http://schemas.microsoft.com/office/drawing/2016/5/10/chartex" xmlns:cx5="http://schemas.microsoft.com/office/drawing/2016/5/11/chartex" xmlns:cx6="http://schemas.microsoft.com/office/drawing/2016/5/12/chartex" xmlns:cx7="http://schemas.microsoft.com/office/drawing/2016/5/13/chartex" xmlns:cx8="http://schemas.microsoft.com/office/drawing/2016/5/14/chartex" xmlns:mc="http://schemas.openxmlformats.org/markup-compatibility/2006" xmlns:aink="http://schemas.microsoft.com/office/drawing/2016/ink" xmlns:am3d="http://schemas.microsoft.com/office/drawing/2017/model3d" xmlns:o="urn:schemas-microsoft-com:office:office" xmlns:oel="http://schemas.microsoft.com/office/2019/extlst" xmlns:r="http://schemas.openxmlformats.org/officeDocument/2006/relationships" xmlns:m="http://schemas.openxmlformats.org/officeDocument/2006/math" xmlns:v="urn:schemas-microsoft-com:vml" xmlns:wp14="http://schemas.microsoft.com/office/word/2010/wordprocessingDrawing" xmlns:wp="http://schemas.openxmlformats.org/drawingml/2006/wordprocessingDrawing" xmlns:w10="urn:schemas-microsoft-com:office:word" xmlns:w="http://schemas.openxmlformats.org/wordprocessingml/2006/main" xmlns:w14="http://schemas.microsoft.com/office/word/2010/wordml" xmlns:w15="http://schemas.microsoft.com/office/word/2012/wordml" xmlns:w16cex="http://schemas.microsoft.com/office/word/2018/wordml/cex" xmlns:w16cid="http://schemas.microsoft.com/office/word/2016/wordml/cid" xmlns:w16="http://schemas.microsoft.com/office/word/2018/wordml" xmlns:w16sdtdh="http://schemas.microsoft.com/office/word/2020/wordml/sdtdatahash" xmlns:w16se="http://schemas.microsoft.com/office/word/2015/wordml/symex" xmlns:wpg="http://schemas.microsoft.com/office/word/2010/wordprocessingGroup" xmlns:wpi="http://schemas.microsoft.com/office/word/2010/wordprocessingInk" xmlns:wne="http://schemas.microsoft.com/office/word/2006/wordml" xmlns:wps="http://schemas.microsoft.com/office/word/2010/wordprocessingShape" mc:Ignorable="w14 w15 w16se w16cid w16 w16cex w16sdtdh wp14">
+<w:numbering xmlns:wpc="http://schemas.microsoft.com/office/word/2010/wordprocessingCanvas" xmlns:cx="http://schemas.microsoft.com/office/drawing/2014/chartex" xmlns:cx1="http://schemas.microsoft.com/office/drawing/2015/9/8/chartex" xmlns:cx2="http://schemas.microsoft.com/office/drawing/2015/10/21/chartex" xmlns:cx3="http://schemas.microsoft.com/office/drawing/2016/5/9/chartex" xmlns:cx4="http://schemas.microsoft.com/office/drawing/2016/5/10/chartex" xmlns:cx5="http://schemas.microsoft.com/office/drawing/2016/5/11/chartex" xmlns:cx6="http://schemas.microsoft.com/office/drawing/2016/5/12/chartex" xmlns:cx7="http://schemas.microsoft.com/office/drawing/2016/5/13/chartex" xmlns:cx8="http://schemas.microsoft.com/office/drawing/2016/5/14/chartex" xmlns:mc="http://schemas.openxmlformats.org/markup-compatibility/2006" xmlns:aink="http://schemas.microsoft.com/office/drawing/2016/ink" xmlns:am3d="http://schemas.microsoft.com/office/drawing/2017/model3d" xmlns:o="urn:schemas-microsoft-com:office:office" xmlns:oel="http://schemas.microsoft.com/office/2019/extlst" xmlns:r="http://schemas.openxmlformats.org/officeDocument/2006/relationships" xmlns:m="http://schemas.openxmlformats.org/officeDocument/2006/math" xmlns:v="urn:schemas-microsoft-com:vml" xmlns:wp14="http://schemas.microsoft.com/office/word/2010/wordprocessingDrawing" xmlns:wp="http://schemas.openxmlformats.org/drawingml/2006/wordprocessingDrawing" xmlns:w10="urn:schemas-microsoft-com:office:word" xmlns:w="http://schemas.openxmlformats.org/wordprocessingml/2006/main" xmlns:w14="http://schemas.microsoft.com/office/word/2010/wordml" xmlns:w15="http://schemas.microsoft.com/office/word/2012/wordml" xmlns:w16cex="http://schemas.microsoft.com/office/word/2018/wordml/cex" xmlns:w16cid="http://schemas.microsoft.com/office/word/2016/wordml/cid" xmlns:w16="http://schemas.microsoft.com/office/word/2018/wordml" xmlns:w16du="http://schemas.microsoft.com/office/word/2023/wordml/word16du" xmlns:w16sdtdh="http://schemas.microsoft.com/office/word/2020/wordml/sdtdatahash" xmlns:w16sdtfl="http://schemas.microsoft.com/office/word/2024/wordml/sdtformatlock" xmlns:w16se="http://schemas.microsoft.com/office/word/2015/wordml/symex" xmlns:wpg="http://schemas.microsoft.com/office/word/2010/wordprocessingGroup" xmlns:wpi="http://schemas.microsoft.com/office/word/2010/wordprocessingInk" xmlns:wne="http://schemas.microsoft.com/office/word/2006/wordml" xmlns:wps="http://schemas.microsoft.com/office/word/2010/wordprocessingShape" mc:Ignorable="w14 w15 w16se w16cid w16 w16cex w16sdtdh w16sdtfl w16du wp14">
   <w:abstractNum w:abstractNumId="0" w15:restartNumberingAfterBreak="0">
     <w:nsid w:val="00531572"/>
     <w:multiLevelType w:val="hybridMultilevel"/>
@@ -10185,7 +9828,7 @@
 </file>
 
 <file path=word/styles.xml><?xml version="1.0" encoding="utf-8"?>
-<w:styles xmlns:mc="http://schemas.openxmlformats.org/markup-compatibility/2006" xmlns:r="http://schemas.openxmlformats.org/officeDocument/2006/relationships" xmlns:w="http://schemas.openxmlformats.org/wordprocessingml/2006/main" xmlns:w14="http://schemas.microsoft.com/office/word/2010/wordml" xmlns:w15="http://schemas.microsoft.com/office/word/2012/wordml" xmlns:w16cex="http://schemas.microsoft.com/office/word/2018/wordml/cex" xmlns:w16cid="http://schemas.microsoft.com/office/word/2016/wordml/cid" xmlns:w16="http://schemas.microsoft.com/office/word/2018/wordml" xmlns:w16sdtdh="http://schemas.microsoft.com/office/word/2020/wordml/sdtdatahash" xmlns:w16se="http://schemas.microsoft.com/office/word/2015/wordml/symex" mc:Ignorable="w14 w15 w16se w16cid w16 w16cex w16sdtdh">
+<w:styles xmlns:mc="http://schemas.openxmlformats.org/markup-compatibility/2006" xmlns:r="http://schemas.openxmlformats.org/officeDocument/2006/relationships" xmlns:w="http://schemas.openxmlformats.org/wordprocessingml/2006/main" xmlns:w14="http://schemas.microsoft.com/office/word/2010/wordml" xmlns:w15="http://schemas.microsoft.com/office/word/2012/wordml" xmlns:w16cex="http://schemas.microsoft.com/office/word/2018/wordml/cex" xmlns:w16cid="http://schemas.microsoft.com/office/word/2016/wordml/cid" xmlns:w16="http://schemas.microsoft.com/office/word/2018/wordml" xmlns:w16du="http://schemas.microsoft.com/office/word/2023/wordml/word16du" xmlns:w16sdtdh="http://schemas.microsoft.com/office/word/2020/wordml/sdtdatahash" xmlns:w16sdtfl="http://schemas.microsoft.com/office/word/2024/wordml/sdtformatlock" xmlns:w16se="http://schemas.microsoft.com/office/word/2015/wordml/symex" mc:Ignorable="w14 w15 w16se w16cid w16 w16cex w16sdtdh w16sdtfl w16du">
   <w:docDefaults>
     <w:rPrDefault>
       <w:rPr>
